--- a/tutorial/output/tutorial.docx
+++ b/tutorial/output/tutorial.docx
@@ -223,7 +223,7 @@
       </w:tr>
     </w:tbl>
     <w:bookmarkEnd w:id="23"/>
-    <w:bookmarkStart w:id="33" w:name="class-agendaitem"/>
+    <w:bookmarkStart w:id="36" w:name="class-agendaitem"/>
     <w:p>
       <w:pPr>
         <w:pStyle w:val="Heading1"/>
@@ -358,7 +358,7 @@
         <w:rPr>
           <w:rStyle w:val="VerbatimChar"/>
         </w:rPr>
-        <w:t xml:space="preserve">        AgendaItem --&gt; "*" MultilingualString : name</w:t>
+        <w:t xml:space="preserve">        AgendaItem --&gt; "*" MultilingualValue : name</w:t>
       </w:r>
       <w:r>
         <w:br/>
@@ -367,7 +367,7 @@
         <w:rPr>
           <w:rStyle w:val="VerbatimChar"/>
         </w:rPr>
-        <w:t xml:space="preserve">        click MultilingualString href "../MultilingualString/"</w:t>
+        <w:t xml:space="preserve">        click MultilingualValue href "../MultilingualValue/"</w:t>
       </w:r>
       <w:r>
         <w:br/>
@@ -667,12 +667,12 @@
             <w:r>
               <w:t xml:space="preserve"> </w:t>
             </w:r>
-            <w:hyperlink w:anchor="MultilingualString">
+            <w:hyperlink w:anchor="MultilingualValue">
               <w:r>
                 <w:rPr>
                   <w:rStyle w:val="Hyperlink"/>
                 </w:rPr>
-                <w:t xml:space="preserve">MultilingualString</w:t>
+                <w:t xml:space="preserve">MultilingualValue</w:t>
               </w:r>
             </w:hyperlink>
           </w:p>
@@ -1172,22 +1172,22 @@
       </w:tr>
     </w:tbl>
     <w:bookmarkEnd w:id="29"/>
-    <w:bookmarkStart w:id="32" w:name="linkml-source"/>
+    <w:bookmarkStart w:id="32" w:name="examples"/>
     <w:p>
       <w:pPr>
         <w:pStyle w:val="Heading2"/>
       </w:pPr>
       <w:r>
-        <w:t xml:space="preserve">LinkML Source</w:t>
+        <w:t xml:space="preserve">Examples</w:t>
       </w:r>
     </w:p>
-    <w:bookmarkStart w:id="30" w:name="direct"/>
+    <w:bookmarkStart w:id="30" w:name="example-agendaitem-hierarchical__en__en"/>
     <w:p>
       <w:pPr>
         <w:pStyle w:val="Heading3"/>
       </w:pPr>
       <w:r>
-        <w:t xml:space="preserve">Direct</w:t>
+        <w:t xml:space="preserve">Example: AgendaItem-hierarchical__en__en</w:t>
       </w:r>
     </w:p>
     <w:p>
@@ -1198,6 +1198,27 @@
         <w:rPr>
           <w:rStyle w:val="FunctionTok"/>
         </w:rPr>
+        <w:t xml:space="preserve">id</w:t>
+      </w:r>
+      <w:r>
+        <w:rPr>
+          <w:rStyle w:val="KeywordTok"/>
+        </w:rPr>
+        <w:t xml:space="preserve">:</w:t>
+      </w:r>
+      <w:r>
+        <w:rPr>
+          <w:rStyle w:val="AttributeTok"/>
+        </w:rPr>
+        <w:t xml:space="preserve"> tutorial:s2025-2_t1</w:t>
+      </w:r>
+      <w:r>
+        <w:br/>
+      </w:r>
+      <w:r>
+        <w:rPr>
+          <w:rStyle w:val="FunctionTok"/>
+        </w:rPr>
         <w:t xml:space="preserve">name</w:t>
       </w:r>
       <w:r>
@@ -1207,48 +1228,6 @@
         <w:t xml:space="preserve">:</w:t>
       </w:r>
       <w:r>
-        <w:rPr>
-          <w:rStyle w:val="AttributeTok"/>
-        </w:rPr>
-        <w:t xml:space="preserve"> AgendaItem</w:t>
-      </w:r>
-      <w:r>
-        <w:br/>
-      </w:r>
-      <w:r>
-        <w:rPr>
-          <w:rStyle w:val="FunctionTok"/>
-        </w:rPr>
-        <w:t xml:space="preserve">from_schema</w:t>
-      </w:r>
-      <w:r>
-        <w:rPr>
-          <w:rStyle w:val="KeywordTok"/>
-        </w:rPr>
-        <w:t xml:space="preserve">:</w:t>
-      </w:r>
-      <w:r>
-        <w:rPr>
-          <w:rStyle w:val="AttributeTok"/>
-        </w:rPr>
-        <w:t xml:space="preserve"> https://ch.paf.link/schema/tutorial</w:t>
-      </w:r>
-      <w:r>
-        <w:br/>
-      </w:r>
-      <w:r>
-        <w:rPr>
-          <w:rStyle w:val="FunctionTok"/>
-        </w:rPr>
-        <w:t xml:space="preserve">slots</w:t>
-      </w:r>
-      <w:r>
-        <w:rPr>
-          <w:rStyle w:val="KeywordTok"/>
-        </w:rPr>
-        <w:t xml:space="preserve">:</w:t>
-      </w:r>
-      <w:r>
         <w:br/>
       </w:r>
       <w:r>
@@ -1261,7 +1240,52 @@
         <w:rPr>
           <w:rStyle w:val="AttributeTok"/>
         </w:rPr>
-        <w:t xml:space="preserve"> id</w:t>
+        <w:t xml:space="preserve"> </w:t>
+      </w:r>
+      <w:r>
+        <w:rPr>
+          <w:rStyle w:val="FunctionTok"/>
+        </w:rPr>
+        <w:t xml:space="preserve">value</w:t>
+      </w:r>
+      <w:r>
+        <w:rPr>
+          <w:rStyle w:val="KeywordTok"/>
+        </w:rPr>
+        <w:t xml:space="preserve">:</w:t>
+      </w:r>
+      <w:r>
+        <w:rPr>
+          <w:rStyle w:val="AttributeTok"/>
+        </w:rPr>
+        <w:t xml:space="preserve"> Landeshymne</w:t>
+      </w:r>
+      <w:r>
+        <w:br/>
+      </w:r>
+      <w:r>
+        <w:rPr>
+          <w:rStyle w:val="AttributeTok"/>
+        </w:rPr>
+        <w:t xml:space="preserve">  </w:t>
+      </w:r>
+      <w:r>
+        <w:rPr>
+          <w:rStyle w:val="FunctionTok"/>
+        </w:rPr>
+        <w:t xml:space="preserve">language</w:t>
+      </w:r>
+      <w:r>
+        <w:rPr>
+          <w:rStyle w:val="KeywordTok"/>
+        </w:rPr>
+        <w:t xml:space="preserve">:</w:t>
+      </w:r>
+      <w:r>
+        <w:rPr>
+          <w:rStyle w:val="AttributeTok"/>
+        </w:rPr>
+        <w:t xml:space="preserve"> de</w:t>
       </w:r>
       <w:r>
         <w:br/>
@@ -1276,7 +1300,67 @@
         <w:rPr>
           <w:rStyle w:val="AttributeTok"/>
         </w:rPr>
-        <w:t xml:space="preserve"> name</w:t>
+        <w:t xml:space="preserve"> </w:t>
+      </w:r>
+      <w:r>
+        <w:rPr>
+          <w:rStyle w:val="FunctionTok"/>
+        </w:rPr>
+        <w:t xml:space="preserve">value</w:t>
+      </w:r>
+      <w:r>
+        <w:rPr>
+          <w:rStyle w:val="KeywordTok"/>
+        </w:rPr>
+        <w:t xml:space="preserve">:</w:t>
+      </w:r>
+      <w:r>
+        <w:rPr>
+          <w:rStyle w:val="AttributeTok"/>
+        </w:rPr>
+        <w:t xml:space="preserve"> National Anthem</w:t>
+      </w:r>
+      <w:r>
+        <w:br/>
+      </w:r>
+      <w:r>
+        <w:rPr>
+          <w:rStyle w:val="AttributeTok"/>
+        </w:rPr>
+        <w:t xml:space="preserve">  </w:t>
+      </w:r>
+      <w:r>
+        <w:rPr>
+          <w:rStyle w:val="FunctionTok"/>
+        </w:rPr>
+        <w:t xml:space="preserve">language</w:t>
+      </w:r>
+      <w:r>
+        <w:rPr>
+          <w:rStyle w:val="KeywordTok"/>
+        </w:rPr>
+        <w:t xml:space="preserve">:</w:t>
+      </w:r>
+      <w:r>
+        <w:rPr>
+          <w:rStyle w:val="AttributeTok"/>
+        </w:rPr>
+        <w:t xml:space="preserve"> en</w:t>
+      </w:r>
+      <w:r>
+        <w:br/>
+      </w:r>
+      <w:r>
+        <w:rPr>
+          <w:rStyle w:val="FunctionTok"/>
+        </w:rPr>
+        <w:t xml:space="preserve">votes</w:t>
+      </w:r>
+      <w:r>
+        <w:rPr>
+          <w:rStyle w:val="KeywordTok"/>
+        </w:rPr>
+        <w:t xml:space="preserve">:</w:t>
       </w:r>
       <w:r>
         <w:br/>
@@ -1291,17 +1375,128 @@
         <w:rPr>
           <w:rStyle w:val="AttributeTok"/>
         </w:rPr>
-        <w:t xml:space="preserve"> votes</w:t>
+        <w:t xml:space="preserve"> </w:t>
+      </w:r>
+      <w:r>
+        <w:rPr>
+          <w:rStyle w:val="FunctionTok"/>
+        </w:rPr>
+        <w:t xml:space="preserve">id</w:t>
+      </w:r>
+      <w:r>
+        <w:rPr>
+          <w:rStyle w:val="KeywordTok"/>
+        </w:rPr>
+        <w:t xml:space="preserve">:</w:t>
+      </w:r>
+      <w:r>
+        <w:rPr>
+          <w:rStyle w:val="AttributeTok"/>
+        </w:rPr>
+        <w:t xml:space="preserve"> tutorial:s2025-2_t1_a1</w:t>
+      </w:r>
+      <w:r>
+        <w:br/>
+      </w:r>
+      <w:r>
+        <w:rPr>
+          <w:rStyle w:val="AttributeTok"/>
+        </w:rPr>
+        <w:t xml:space="preserve">  </w:t>
+      </w:r>
+      <w:r>
+        <w:rPr>
+          <w:rStyle w:val="FunctionTok"/>
+        </w:rPr>
+        <w:t xml:space="preserve">question</w:t>
+      </w:r>
+      <w:r>
+        <w:rPr>
+          <w:rStyle w:val="KeywordTok"/>
+        </w:rPr>
+        <w:t xml:space="preserve">:</w:t>
+      </w:r>
+      <w:r>
+        <w:rPr>
+          <w:rStyle w:val="AttributeTok"/>
+        </w:rPr>
+        <w:t xml:space="preserve"> Soll die Hymne geändert werden?</w:t>
+      </w:r>
+      <w:r>
+        <w:br/>
+      </w:r>
+      <w:r>
+        <w:rPr>
+          <w:rStyle w:val="AttributeTok"/>
+        </w:rPr>
+        <w:t xml:space="preserve">  </w:t>
+      </w:r>
+      <w:r>
+        <w:rPr>
+          <w:rStyle w:val="FunctionTok"/>
+        </w:rPr>
+        <w:t xml:space="preserve">datetime_actual</w:t>
+      </w:r>
+      <w:r>
+        <w:rPr>
+          <w:rStyle w:val="KeywordTok"/>
+        </w:rPr>
+        <w:t xml:space="preserve">:</w:t>
+      </w:r>
+      <w:r>
+        <w:rPr>
+          <w:rStyle w:val="AttributeTok"/>
+        </w:rPr>
+        <w:t xml:space="preserve"> </w:t>
+      </w:r>
+      <w:r>
+        <w:rPr>
+          <w:rStyle w:val="StringTok"/>
+        </w:rPr>
+        <w:t xml:space="preserve">'2025-06-15T10:00:00+01:00'</w:t>
+      </w:r>
+      <w:r>
+        <w:br/>
+      </w:r>
+      <w:r>
+        <w:rPr>
+          <w:rStyle w:val="AttributeTok"/>
+        </w:rPr>
+        <w:t xml:space="preserve">  </w:t>
+      </w:r>
+      <w:r>
+        <w:rPr>
+          <w:rStyle w:val="FunctionTok"/>
+        </w:rPr>
+        <w:t xml:space="preserve">result</w:t>
+      </w:r>
+      <w:r>
+        <w:rPr>
+          <w:rStyle w:val="KeywordTok"/>
+        </w:rPr>
+        <w:t xml:space="preserve">:</w:t>
+      </w:r>
+      <w:r>
+        <w:rPr>
+          <w:rStyle w:val="AttributeTok"/>
+        </w:rPr>
+        <w:t xml:space="preserve"> </w:t>
+      </w:r>
+      <w:r>
+        <w:rPr>
+          <w:rStyle w:val="StringTok"/>
+        </w:rPr>
+        <w:t xml:space="preserve">'no'</w:t>
       </w:r>
     </w:p>
     <w:bookmarkEnd w:id="30"/>
-    <w:bookmarkStart w:id="31" w:name="induced"/>
+    <w:bookmarkStart w:id="31" w:name="example-agendaitem-flat__de"/>
     <w:p>
       <w:pPr>
         <w:pStyle w:val="Heading3"/>
       </w:pPr>
       <w:r>
-        <w:t xml:space="preserve">Induced</w:t>
+        <w:t xml:space="preserve">Example: AgendaItem-flat__de</w:t>
       </w:r>
     </w:p>
     <w:p>
@@ -1312,6 +1507,27 @@
         <w:rPr>
           <w:rStyle w:val="FunctionTok"/>
         </w:rPr>
+        <w:t xml:space="preserve">id</w:t>
+      </w:r>
+      <w:r>
+        <w:rPr>
+          <w:rStyle w:val="KeywordTok"/>
+        </w:rPr>
+        <w:t xml:space="preserve">:</w:t>
+      </w:r>
+      <w:r>
+        <w:rPr>
+          <w:rStyle w:val="AttributeTok"/>
+        </w:rPr>
+        <w:t xml:space="preserve"> tutorial:s2025-2_t1</w:t>
+      </w:r>
+      <w:r>
+        <w:br/>
+      </w:r>
+      <w:r>
+        <w:rPr>
+          <w:rStyle w:val="FunctionTok"/>
+        </w:rPr>
         <w:t xml:space="preserve">name</w:t>
       </w:r>
       <w:r>
@@ -1321,46 +1537,37 @@
         <w:t xml:space="preserve">:</w:t>
       </w:r>
       <w:r>
-        <w:rPr>
-          <w:rStyle w:val="AttributeTok"/>
-        </w:rPr>
-        <w:t xml:space="preserve"> AgendaItem</w:t>
-      </w:r>
-      <w:r>
-        <w:br/>
-      </w:r>
-      <w:r>
-        <w:rPr>
-          <w:rStyle w:val="FunctionTok"/>
-        </w:rPr>
-        <w:t xml:space="preserve">from_schema</w:t>
-      </w:r>
-      <w:r>
-        <w:rPr>
-          <w:rStyle w:val="KeywordTok"/>
-        </w:rPr>
-        <w:t xml:space="preserve">:</w:t>
-      </w:r>
-      <w:r>
-        <w:rPr>
-          <w:rStyle w:val="AttributeTok"/>
-        </w:rPr>
-        <w:t xml:space="preserve"> https://ch.paf.link/schema/tutorial</w:t>
-      </w:r>
-      <w:r>
-        <w:br/>
-      </w:r>
-      <w:r>
-        <w:rPr>
-          <w:rStyle w:val="FunctionTok"/>
-        </w:rPr>
-        <w:t xml:space="preserve">attributes</w:t>
-      </w:r>
-      <w:r>
-        <w:rPr>
-          <w:rStyle w:val="KeywordTok"/>
-        </w:rPr>
-        <w:t xml:space="preserve">:</w:t>
+        <w:br/>
+      </w:r>
+      <w:r>
+        <w:rPr>
+          <w:rStyle w:val="KeywordTok"/>
+        </w:rPr>
+        <w:t xml:space="preserve">-</w:t>
+      </w:r>
+      <w:r>
+        <w:rPr>
+          <w:rStyle w:val="AttributeTok"/>
+        </w:rPr>
+        <w:t xml:space="preserve"> </w:t>
+      </w:r>
+      <w:r>
+        <w:rPr>
+          <w:rStyle w:val="FunctionTok"/>
+        </w:rPr>
+        <w:t xml:space="preserve">value</w:t>
+      </w:r>
+      <w:r>
+        <w:rPr>
+          <w:rStyle w:val="KeywordTok"/>
+        </w:rPr>
+        <w:t xml:space="preserve">:</w:t>
+      </w:r>
+      <w:r>
+        <w:rPr>
+          <w:rStyle w:val="AttributeTok"/>
+        </w:rPr>
+        <w:t xml:space="preserve"> Landeshymne</w:t>
       </w:r>
       <w:r>
         <w:br/>
@@ -1375,1114 +1582,1391 @@
         <w:rPr>
           <w:rStyle w:val="FunctionTok"/>
         </w:rPr>
-        <w:t xml:space="preserve">id</w:t>
-      </w:r>
-      <w:r>
-        <w:rPr>
-          <w:rStyle w:val="KeywordTok"/>
-        </w:rPr>
-        <w:t xml:space="preserve">:</w:t>
-      </w:r>
-      <w:r>
-        <w:br/>
-      </w:r>
-      <w:r>
-        <w:rPr>
-          <w:rStyle w:val="AttributeTok"/>
-        </w:rPr>
-        <w:t xml:space="preserve">    </w:t>
-      </w:r>
-      <w:r>
-        <w:rPr>
-          <w:rStyle w:val="FunctionTok"/>
-        </w:rPr>
-        <w:t xml:space="preserve">name</w:t>
-      </w:r>
-      <w:r>
-        <w:rPr>
-          <w:rStyle w:val="KeywordTok"/>
-        </w:rPr>
-        <w:t xml:space="preserve">:</w:t>
-      </w:r>
-      <w:r>
-        <w:rPr>
-          <w:rStyle w:val="AttributeTok"/>
-        </w:rPr>
-        <w:t xml:space="preserve"> id</w:t>
-      </w:r>
-      <w:r>
-        <w:br/>
-      </w:r>
-      <w:r>
-        <w:rPr>
-          <w:rStyle w:val="AttributeTok"/>
-        </w:rPr>
-        <w:t xml:space="preserve">    </w:t>
-      </w:r>
-      <w:r>
-        <w:rPr>
-          <w:rStyle w:val="FunctionTok"/>
-        </w:rPr>
-        <w:t xml:space="preserve">from_schema</w:t>
-      </w:r>
-      <w:r>
-        <w:rPr>
-          <w:rStyle w:val="KeywordTok"/>
-        </w:rPr>
-        <w:t xml:space="preserve">:</w:t>
-      </w:r>
-      <w:r>
-        <w:rPr>
-          <w:rStyle w:val="AttributeTok"/>
-        </w:rPr>
-        <w:t xml:space="preserve"> https://ch.paf.link/schema/tutorial</w:t>
-      </w:r>
-      <w:r>
-        <w:br/>
-      </w:r>
-      <w:r>
-        <w:rPr>
-          <w:rStyle w:val="AttributeTok"/>
-        </w:rPr>
-        <w:t xml:space="preserve">    </w:t>
-      </w:r>
-      <w:r>
-        <w:rPr>
-          <w:rStyle w:val="FunctionTok"/>
-        </w:rPr>
-        <w:t xml:space="preserve">rank</w:t>
-      </w:r>
-      <w:r>
-        <w:rPr>
-          <w:rStyle w:val="KeywordTok"/>
-        </w:rPr>
-        <w:t xml:space="preserve">:</w:t>
-      </w:r>
-      <w:r>
-        <w:rPr>
-          <w:rStyle w:val="AttributeTok"/>
-        </w:rPr>
-        <w:t xml:space="preserve"> </w:t>
-      </w:r>
-      <w:r>
-        <w:rPr>
-          <w:rStyle w:val="DecValTok"/>
-        </w:rPr>
-        <w:t xml:space="preserve">1000</w:t>
-      </w:r>
-      <w:r>
-        <w:br/>
-      </w:r>
-      <w:r>
-        <w:rPr>
-          <w:rStyle w:val="AttributeTok"/>
-        </w:rPr>
-        <w:t xml:space="preserve">    </w:t>
-      </w:r>
-      <w:r>
-        <w:rPr>
-          <w:rStyle w:val="FunctionTok"/>
-        </w:rPr>
-        <w:t xml:space="preserve">identifier</w:t>
-      </w:r>
-      <w:r>
-        <w:rPr>
-          <w:rStyle w:val="KeywordTok"/>
-        </w:rPr>
-        <w:t xml:space="preserve">:</w:t>
-      </w:r>
-      <w:r>
-        <w:rPr>
-          <w:rStyle w:val="AttributeTok"/>
-        </w:rPr>
-        <w:t xml:space="preserve"> </w:t>
-      </w:r>
-      <w:r>
-        <w:rPr>
-          <w:rStyle w:val="CharTok"/>
-        </w:rPr>
-        <w:t xml:space="preserve">true</w:t>
-      </w:r>
-      <w:r>
-        <w:br/>
-      </w:r>
-      <w:r>
-        <w:rPr>
-          <w:rStyle w:val="AttributeTok"/>
-        </w:rPr>
-        <w:t xml:space="preserve">    </w:t>
-      </w:r>
-      <w:r>
-        <w:rPr>
-          <w:rStyle w:val="FunctionTok"/>
-        </w:rPr>
-        <w:t xml:space="preserve">alias</w:t>
-      </w:r>
-      <w:r>
-        <w:rPr>
-          <w:rStyle w:val="KeywordTok"/>
-        </w:rPr>
-        <w:t xml:space="preserve">:</w:t>
-      </w:r>
-      <w:r>
-        <w:rPr>
-          <w:rStyle w:val="AttributeTok"/>
-        </w:rPr>
-        <w:t xml:space="preserve"> id</w:t>
-      </w:r>
-      <w:r>
-        <w:br/>
-      </w:r>
-      <w:r>
-        <w:rPr>
-          <w:rStyle w:val="AttributeTok"/>
-        </w:rPr>
-        <w:t xml:space="preserve">    </w:t>
-      </w:r>
-      <w:r>
-        <w:rPr>
-          <w:rStyle w:val="FunctionTok"/>
-        </w:rPr>
-        <w:t xml:space="preserve">owner</w:t>
-      </w:r>
-      <w:r>
-        <w:rPr>
-          <w:rStyle w:val="KeywordTok"/>
-        </w:rPr>
-        <w:t xml:space="preserve">:</w:t>
-      </w:r>
-      <w:r>
-        <w:rPr>
-          <w:rStyle w:val="AttributeTok"/>
-        </w:rPr>
-        <w:t xml:space="preserve"> AgendaItem</w:t>
-      </w:r>
-      <w:r>
-        <w:br/>
-      </w:r>
-      <w:r>
-        <w:rPr>
-          <w:rStyle w:val="AttributeTok"/>
-        </w:rPr>
-        <w:t xml:space="preserve">    </w:t>
-      </w:r>
-      <w:r>
-        <w:rPr>
-          <w:rStyle w:val="FunctionTok"/>
-        </w:rPr>
-        <w:t xml:space="preserve">domain_of</w:t>
-      </w:r>
-      <w:r>
-        <w:rPr>
-          <w:rStyle w:val="KeywordTok"/>
-        </w:rPr>
-        <w:t xml:space="preserve">:</w:t>
-      </w:r>
-      <w:r>
-        <w:br/>
-      </w:r>
-      <w:r>
-        <w:rPr>
-          <w:rStyle w:val="AttributeTok"/>
-        </w:rPr>
-        <w:t xml:space="preserve">    </w:t>
-      </w:r>
-      <w:r>
-        <w:rPr>
-          <w:rStyle w:val="KeywordTok"/>
-        </w:rPr>
-        <w:t xml:space="preserve">-</w:t>
-      </w:r>
-      <w:r>
-        <w:rPr>
-          <w:rStyle w:val="AttributeTok"/>
-        </w:rPr>
-        <w:t xml:space="preserve"> Session</w:t>
-      </w:r>
-      <w:r>
-        <w:br/>
-      </w:r>
-      <w:r>
-        <w:rPr>
-          <w:rStyle w:val="AttributeTok"/>
-        </w:rPr>
-        <w:t xml:space="preserve">    </w:t>
-      </w:r>
-      <w:r>
-        <w:rPr>
-          <w:rStyle w:val="KeywordTok"/>
-        </w:rPr>
-        <w:t xml:space="preserve">-</w:t>
-      </w:r>
-      <w:r>
-        <w:rPr>
-          <w:rStyle w:val="AttributeTok"/>
-        </w:rPr>
-        <w:t xml:space="preserve"> AgendaItem</w:t>
-      </w:r>
-      <w:r>
-        <w:br/>
-      </w:r>
-      <w:r>
-        <w:rPr>
-          <w:rStyle w:val="AttributeTok"/>
-        </w:rPr>
-        <w:t xml:space="preserve">    </w:t>
-      </w:r>
-      <w:r>
-        <w:rPr>
-          <w:rStyle w:val="KeywordTok"/>
-        </w:rPr>
-        <w:t xml:space="preserve">-</w:t>
-      </w:r>
-      <w:r>
-        <w:rPr>
-          <w:rStyle w:val="AttributeTok"/>
-        </w:rPr>
-        <w:t xml:space="preserve"> Vote</w:t>
-      </w:r>
-      <w:r>
-        <w:br/>
-      </w:r>
-      <w:r>
-        <w:rPr>
-          <w:rStyle w:val="AttributeTok"/>
-        </w:rPr>
-        <w:t xml:space="preserve">    </w:t>
-      </w:r>
-      <w:r>
-        <w:rPr>
-          <w:rStyle w:val="KeywordTok"/>
-        </w:rPr>
-        <w:t xml:space="preserve">-</w:t>
-      </w:r>
-      <w:r>
-        <w:rPr>
-          <w:rStyle w:val="AttributeTok"/>
-        </w:rPr>
-        <w:t xml:space="preserve"> Container</w:t>
-      </w:r>
-      <w:r>
-        <w:br/>
-      </w:r>
-      <w:r>
-        <w:rPr>
-          <w:rStyle w:val="AttributeTok"/>
-        </w:rPr>
-        <w:t xml:space="preserve">    </w:t>
-      </w:r>
-      <w:r>
-        <w:rPr>
-          <w:rStyle w:val="FunctionTok"/>
-        </w:rPr>
-        <w:t xml:space="preserve">range</w:t>
-      </w:r>
-      <w:r>
-        <w:rPr>
-          <w:rStyle w:val="KeywordTok"/>
-        </w:rPr>
-        <w:t xml:space="preserve">:</w:t>
-      </w:r>
-      <w:r>
-        <w:rPr>
-          <w:rStyle w:val="AttributeTok"/>
-        </w:rPr>
-        <w:t xml:space="preserve"> string</w:t>
-      </w:r>
-      <w:r>
-        <w:br/>
-      </w:r>
-      <w:r>
-        <w:rPr>
-          <w:rStyle w:val="AttributeTok"/>
-        </w:rPr>
-        <w:t xml:space="preserve">    </w:t>
-      </w:r>
-      <w:r>
-        <w:rPr>
-          <w:rStyle w:val="FunctionTok"/>
-        </w:rPr>
-        <w:t xml:space="preserve">required</w:t>
-      </w:r>
-      <w:r>
-        <w:rPr>
-          <w:rStyle w:val="KeywordTok"/>
-        </w:rPr>
-        <w:t xml:space="preserve">:</w:t>
-      </w:r>
-      <w:r>
-        <w:rPr>
-          <w:rStyle w:val="AttributeTok"/>
-        </w:rPr>
-        <w:t xml:space="preserve"> </w:t>
-      </w:r>
-      <w:r>
-        <w:rPr>
-          <w:rStyle w:val="CharTok"/>
-        </w:rPr>
-        <w:t xml:space="preserve">true</w:t>
-      </w:r>
-      <w:r>
-        <w:br/>
-      </w:r>
-      <w:r>
-        <w:rPr>
-          <w:rStyle w:val="AttributeTok"/>
-        </w:rPr>
-        <w:t xml:space="preserve">  </w:t>
-      </w:r>
-      <w:r>
-        <w:rPr>
-          <w:rStyle w:val="FunctionTok"/>
-        </w:rPr>
-        <w:t xml:space="preserve">name</w:t>
-      </w:r>
-      <w:r>
-        <w:rPr>
-          <w:rStyle w:val="KeywordTok"/>
-        </w:rPr>
-        <w:t xml:space="preserve">:</w:t>
-      </w:r>
-      <w:r>
-        <w:br/>
-      </w:r>
-      <w:r>
-        <w:rPr>
-          <w:rStyle w:val="AttributeTok"/>
-        </w:rPr>
-        <w:t xml:space="preserve">    </w:t>
-      </w:r>
-      <w:r>
-        <w:rPr>
-          <w:rStyle w:val="FunctionTok"/>
-        </w:rPr>
-        <w:t xml:space="preserve">name</w:t>
-      </w:r>
-      <w:r>
-        <w:rPr>
-          <w:rStyle w:val="KeywordTok"/>
-        </w:rPr>
-        <w:t xml:space="preserve">:</w:t>
-      </w:r>
-      <w:r>
-        <w:rPr>
-          <w:rStyle w:val="AttributeTok"/>
-        </w:rPr>
-        <w:t xml:space="preserve"> name</w:t>
-      </w:r>
-      <w:r>
-        <w:br/>
-      </w:r>
-      <w:r>
-        <w:rPr>
-          <w:rStyle w:val="AttributeTok"/>
-        </w:rPr>
-        <w:t xml:space="preserve">    </w:t>
-      </w:r>
-      <w:r>
-        <w:rPr>
-          <w:rStyle w:val="FunctionTok"/>
-        </w:rPr>
-        <w:t xml:space="preserve">from_schema</w:t>
-      </w:r>
-      <w:r>
-        <w:rPr>
-          <w:rStyle w:val="KeywordTok"/>
-        </w:rPr>
-        <w:t xml:space="preserve">:</w:t>
-      </w:r>
-      <w:r>
-        <w:rPr>
-          <w:rStyle w:val="AttributeTok"/>
-        </w:rPr>
-        <w:t xml:space="preserve"> https://ch.paf.link/schema/tutorial</w:t>
-      </w:r>
-      <w:r>
-        <w:br/>
-      </w:r>
-      <w:r>
-        <w:rPr>
-          <w:rStyle w:val="AttributeTok"/>
-        </w:rPr>
-        <w:t xml:space="preserve">    </w:t>
-      </w:r>
-      <w:r>
-        <w:rPr>
-          <w:rStyle w:val="FunctionTok"/>
-        </w:rPr>
-        <w:t xml:space="preserve">rank</w:t>
-      </w:r>
-      <w:r>
-        <w:rPr>
-          <w:rStyle w:val="KeywordTok"/>
-        </w:rPr>
-        <w:t xml:space="preserve">:</w:t>
-      </w:r>
-      <w:r>
-        <w:rPr>
-          <w:rStyle w:val="AttributeTok"/>
-        </w:rPr>
-        <w:t xml:space="preserve"> </w:t>
-      </w:r>
-      <w:r>
-        <w:rPr>
-          <w:rStyle w:val="DecValTok"/>
-        </w:rPr>
-        <w:t xml:space="preserve">1000</w:t>
-      </w:r>
-      <w:r>
-        <w:br/>
-      </w:r>
-      <w:r>
-        <w:rPr>
-          <w:rStyle w:val="AttributeTok"/>
-        </w:rPr>
-        <w:t xml:space="preserve">    </w:t>
-      </w:r>
-      <w:r>
-        <w:rPr>
-          <w:rStyle w:val="FunctionTok"/>
-        </w:rPr>
-        <w:t xml:space="preserve">slot_uri</w:t>
-      </w:r>
-      <w:r>
-        <w:rPr>
-          <w:rStyle w:val="KeywordTok"/>
-        </w:rPr>
-        <w:t xml:space="preserve">:</w:t>
-      </w:r>
-      <w:r>
-        <w:rPr>
-          <w:rStyle w:val="AttributeTok"/>
-        </w:rPr>
-        <w:t xml:space="preserve"> schema:name</w:t>
-      </w:r>
-      <w:r>
-        <w:br/>
-      </w:r>
-      <w:r>
-        <w:rPr>
-          <w:rStyle w:val="AttributeTok"/>
-        </w:rPr>
-        <w:t xml:space="preserve">    </w:t>
-      </w:r>
-      <w:r>
-        <w:rPr>
-          <w:rStyle w:val="FunctionTok"/>
-        </w:rPr>
-        <w:t xml:space="preserve">alias</w:t>
-      </w:r>
-      <w:r>
-        <w:rPr>
-          <w:rStyle w:val="KeywordTok"/>
-        </w:rPr>
-        <w:t xml:space="preserve">:</w:t>
-      </w:r>
-      <w:r>
-        <w:rPr>
-          <w:rStyle w:val="AttributeTok"/>
-        </w:rPr>
-        <w:t xml:space="preserve"> name</w:t>
-      </w:r>
-      <w:r>
-        <w:br/>
-      </w:r>
-      <w:r>
-        <w:rPr>
-          <w:rStyle w:val="AttributeTok"/>
-        </w:rPr>
-        <w:t xml:space="preserve">    </w:t>
-      </w:r>
-      <w:r>
-        <w:rPr>
-          <w:rStyle w:val="FunctionTok"/>
-        </w:rPr>
-        <w:t xml:space="preserve">owner</w:t>
-      </w:r>
-      <w:r>
-        <w:rPr>
-          <w:rStyle w:val="KeywordTok"/>
-        </w:rPr>
-        <w:t xml:space="preserve">:</w:t>
-      </w:r>
-      <w:r>
-        <w:rPr>
-          <w:rStyle w:val="AttributeTok"/>
-        </w:rPr>
-        <w:t xml:space="preserve"> AgendaItem</w:t>
-      </w:r>
-      <w:r>
-        <w:br/>
-      </w:r>
-      <w:r>
-        <w:rPr>
-          <w:rStyle w:val="AttributeTok"/>
-        </w:rPr>
-        <w:t xml:space="preserve">    </w:t>
-      </w:r>
-      <w:r>
-        <w:rPr>
-          <w:rStyle w:val="FunctionTok"/>
-        </w:rPr>
-        <w:t xml:space="preserve">domain_of</w:t>
-      </w:r>
-      <w:r>
-        <w:rPr>
-          <w:rStyle w:val="KeywordTok"/>
-        </w:rPr>
-        <w:t xml:space="preserve">:</w:t>
-      </w:r>
-      <w:r>
-        <w:br/>
-      </w:r>
-      <w:r>
-        <w:rPr>
-          <w:rStyle w:val="AttributeTok"/>
-        </w:rPr>
-        <w:t xml:space="preserve">    </w:t>
-      </w:r>
-      <w:r>
-        <w:rPr>
-          <w:rStyle w:val="KeywordTok"/>
-        </w:rPr>
-        <w:t xml:space="preserve">-</w:t>
-      </w:r>
-      <w:r>
-        <w:rPr>
-          <w:rStyle w:val="AttributeTok"/>
-        </w:rPr>
-        <w:t xml:space="preserve"> Session</w:t>
-      </w:r>
-      <w:r>
-        <w:br/>
-      </w:r>
-      <w:r>
-        <w:rPr>
-          <w:rStyle w:val="AttributeTok"/>
-        </w:rPr>
-        <w:t xml:space="preserve">    </w:t>
-      </w:r>
-      <w:r>
-        <w:rPr>
-          <w:rStyle w:val="KeywordTok"/>
-        </w:rPr>
-        <w:t xml:space="preserve">-</w:t>
-      </w:r>
-      <w:r>
-        <w:rPr>
-          <w:rStyle w:val="AttributeTok"/>
-        </w:rPr>
-        <w:t xml:space="preserve"> AgendaItem</w:t>
-      </w:r>
-      <w:r>
-        <w:br/>
-      </w:r>
-      <w:r>
-        <w:rPr>
-          <w:rStyle w:val="AttributeTok"/>
-        </w:rPr>
-        <w:t xml:space="preserve">    </w:t>
-      </w:r>
-      <w:r>
-        <w:rPr>
-          <w:rStyle w:val="FunctionTok"/>
-        </w:rPr>
-        <w:t xml:space="preserve">range</w:t>
-      </w:r>
-      <w:r>
-        <w:rPr>
-          <w:rStyle w:val="KeywordTok"/>
-        </w:rPr>
-        <w:t xml:space="preserve">:</w:t>
-      </w:r>
-      <w:r>
-        <w:rPr>
-          <w:rStyle w:val="AttributeTok"/>
-        </w:rPr>
-        <w:t xml:space="preserve"> MultilingualString</w:t>
-      </w:r>
-      <w:r>
-        <w:br/>
-      </w:r>
-      <w:r>
-        <w:rPr>
-          <w:rStyle w:val="AttributeTok"/>
-        </w:rPr>
-        <w:t xml:space="preserve">    </w:t>
-      </w:r>
-      <w:r>
-        <w:rPr>
-          <w:rStyle w:val="FunctionTok"/>
-        </w:rPr>
-        <w:t xml:space="preserve">multivalued</w:t>
-      </w:r>
-      <w:r>
-        <w:rPr>
-          <w:rStyle w:val="KeywordTok"/>
-        </w:rPr>
-        <w:t xml:space="preserve">:</w:t>
-      </w:r>
-      <w:r>
-        <w:rPr>
-          <w:rStyle w:val="AttributeTok"/>
-        </w:rPr>
-        <w:t xml:space="preserve"> </w:t>
-      </w:r>
-      <w:r>
-        <w:rPr>
-          <w:rStyle w:val="CharTok"/>
-        </w:rPr>
-        <w:t xml:space="preserve">true</w:t>
-      </w:r>
-      <w:r>
-        <w:br/>
-      </w:r>
-      <w:r>
-        <w:rPr>
-          <w:rStyle w:val="AttributeTok"/>
-        </w:rPr>
-        <w:t xml:space="preserve">    </w:t>
-      </w:r>
-      <w:r>
-        <w:rPr>
-          <w:rStyle w:val="FunctionTok"/>
-        </w:rPr>
-        <w:t xml:space="preserve">inlined</w:t>
-      </w:r>
-      <w:r>
-        <w:rPr>
-          <w:rStyle w:val="KeywordTok"/>
-        </w:rPr>
-        <w:t xml:space="preserve">:</w:t>
-      </w:r>
-      <w:r>
-        <w:rPr>
-          <w:rStyle w:val="AttributeTok"/>
-        </w:rPr>
-        <w:t xml:space="preserve"> </w:t>
-      </w:r>
-      <w:r>
-        <w:rPr>
-          <w:rStyle w:val="CharTok"/>
-        </w:rPr>
-        <w:t xml:space="preserve">true</w:t>
-      </w:r>
-      <w:r>
-        <w:br/>
-      </w:r>
-      <w:r>
-        <w:rPr>
-          <w:rStyle w:val="AttributeTok"/>
-        </w:rPr>
-        <w:t xml:space="preserve">    </w:t>
-      </w:r>
-      <w:r>
-        <w:rPr>
-          <w:rStyle w:val="FunctionTok"/>
-        </w:rPr>
-        <w:t xml:space="preserve">inlined_as_list</w:t>
-      </w:r>
-      <w:r>
-        <w:rPr>
-          <w:rStyle w:val="KeywordTok"/>
-        </w:rPr>
-        <w:t xml:space="preserve">:</w:t>
-      </w:r>
-      <w:r>
-        <w:rPr>
-          <w:rStyle w:val="AttributeTok"/>
-        </w:rPr>
-        <w:t xml:space="preserve"> </w:t>
-      </w:r>
-      <w:r>
-        <w:rPr>
-          <w:rStyle w:val="CharTok"/>
-        </w:rPr>
-        <w:t xml:space="preserve">true</w:t>
-      </w:r>
-      <w:r>
-        <w:br/>
-      </w:r>
-      <w:r>
-        <w:rPr>
-          <w:rStyle w:val="AttributeTok"/>
-        </w:rPr>
-        <w:t xml:space="preserve">  </w:t>
-      </w:r>
-      <w:r>
-        <w:rPr>
-          <w:rStyle w:val="FunctionTok"/>
-        </w:rPr>
-        <w:t xml:space="preserve">votes</w:t>
-      </w:r>
-      <w:r>
-        <w:rPr>
-          <w:rStyle w:val="KeywordTok"/>
-        </w:rPr>
-        <w:t xml:space="preserve">:</w:t>
-      </w:r>
-      <w:r>
-        <w:br/>
-      </w:r>
-      <w:r>
-        <w:rPr>
-          <w:rStyle w:val="AttributeTok"/>
-        </w:rPr>
-        <w:t xml:space="preserve">    </w:t>
-      </w:r>
-      <w:r>
-        <w:rPr>
-          <w:rStyle w:val="FunctionTok"/>
-        </w:rPr>
-        <w:t xml:space="preserve">name</w:t>
-      </w:r>
-      <w:r>
-        <w:rPr>
-          <w:rStyle w:val="KeywordTok"/>
-        </w:rPr>
-        <w:t xml:space="preserve">:</w:t>
-      </w:r>
-      <w:r>
-        <w:rPr>
-          <w:rStyle w:val="AttributeTok"/>
-        </w:rPr>
-        <w:t xml:space="preserve"> votes</w:t>
-      </w:r>
-      <w:r>
-        <w:br/>
-      </w:r>
-      <w:r>
-        <w:rPr>
-          <w:rStyle w:val="AttributeTok"/>
-        </w:rPr>
-        <w:t xml:space="preserve">    </w:t>
-      </w:r>
-      <w:r>
-        <w:rPr>
-          <w:rStyle w:val="FunctionTok"/>
-        </w:rPr>
-        <w:t xml:space="preserve">from_schema</w:t>
-      </w:r>
-      <w:r>
-        <w:rPr>
-          <w:rStyle w:val="KeywordTok"/>
-        </w:rPr>
-        <w:t xml:space="preserve">:</w:t>
-      </w:r>
-      <w:r>
-        <w:rPr>
-          <w:rStyle w:val="AttributeTok"/>
-        </w:rPr>
-        <w:t xml:space="preserve"> https://ch.paf.link/schema/tutorial</w:t>
-      </w:r>
-      <w:r>
-        <w:br/>
-      </w:r>
-      <w:r>
-        <w:rPr>
-          <w:rStyle w:val="AttributeTok"/>
-        </w:rPr>
-        <w:t xml:space="preserve">    </w:t>
-      </w:r>
-      <w:r>
-        <w:rPr>
-          <w:rStyle w:val="FunctionTok"/>
-        </w:rPr>
-        <w:t xml:space="preserve">rank</w:t>
-      </w:r>
-      <w:r>
-        <w:rPr>
-          <w:rStyle w:val="KeywordTok"/>
-        </w:rPr>
-        <w:t xml:space="preserve">:</w:t>
-      </w:r>
-      <w:r>
-        <w:rPr>
-          <w:rStyle w:val="AttributeTok"/>
-        </w:rPr>
-        <w:t xml:space="preserve"> </w:t>
-      </w:r>
-      <w:r>
-        <w:rPr>
-          <w:rStyle w:val="DecValTok"/>
-        </w:rPr>
-        <w:t xml:space="preserve">1000</w:t>
-      </w:r>
-      <w:r>
-        <w:br/>
-      </w:r>
-      <w:r>
-        <w:rPr>
-          <w:rStyle w:val="AttributeTok"/>
-        </w:rPr>
-        <w:t xml:space="preserve">    </w:t>
-      </w:r>
-      <w:r>
-        <w:rPr>
-          <w:rStyle w:val="FunctionTok"/>
-        </w:rPr>
-        <w:t xml:space="preserve">slot_uri</w:t>
-      </w:r>
-      <w:r>
-        <w:rPr>
-          <w:rStyle w:val="KeywordTok"/>
-        </w:rPr>
-        <w:t xml:space="preserve">:</w:t>
-      </w:r>
-      <w:r>
-        <w:rPr>
-          <w:rStyle w:val="AttributeTok"/>
-        </w:rPr>
-        <w:t xml:space="preserve"> tutorial:vote</w:t>
-      </w:r>
-      <w:r>
-        <w:br/>
-      </w:r>
-      <w:r>
-        <w:rPr>
-          <w:rStyle w:val="AttributeTok"/>
-        </w:rPr>
-        <w:t xml:space="preserve">    </w:t>
-      </w:r>
-      <w:r>
-        <w:rPr>
-          <w:rStyle w:val="FunctionTok"/>
-        </w:rPr>
-        <w:t xml:space="preserve">alias</w:t>
-      </w:r>
-      <w:r>
-        <w:rPr>
-          <w:rStyle w:val="KeywordTok"/>
-        </w:rPr>
-        <w:t xml:space="preserve">:</w:t>
-      </w:r>
-      <w:r>
-        <w:rPr>
-          <w:rStyle w:val="AttributeTok"/>
-        </w:rPr>
-        <w:t xml:space="preserve"> votes</w:t>
-      </w:r>
-      <w:r>
-        <w:br/>
-      </w:r>
-      <w:r>
-        <w:rPr>
-          <w:rStyle w:val="AttributeTok"/>
-        </w:rPr>
-        <w:t xml:space="preserve">    </w:t>
-      </w:r>
-      <w:r>
-        <w:rPr>
-          <w:rStyle w:val="FunctionTok"/>
-        </w:rPr>
-        <w:t xml:space="preserve">owner</w:t>
-      </w:r>
-      <w:r>
-        <w:rPr>
-          <w:rStyle w:val="KeywordTok"/>
-        </w:rPr>
-        <w:t xml:space="preserve">:</w:t>
-      </w:r>
-      <w:r>
-        <w:rPr>
-          <w:rStyle w:val="AttributeTok"/>
-        </w:rPr>
-        <w:t xml:space="preserve"> AgendaItem</w:t>
-      </w:r>
-      <w:r>
-        <w:br/>
-      </w:r>
-      <w:r>
-        <w:rPr>
-          <w:rStyle w:val="AttributeTok"/>
-        </w:rPr>
-        <w:t xml:space="preserve">    </w:t>
-      </w:r>
-      <w:r>
-        <w:rPr>
-          <w:rStyle w:val="FunctionTok"/>
-        </w:rPr>
-        <w:t xml:space="preserve">domain_of</w:t>
-      </w:r>
-      <w:r>
-        <w:rPr>
-          <w:rStyle w:val="KeywordTok"/>
-        </w:rPr>
-        <w:t xml:space="preserve">:</w:t>
-      </w:r>
-      <w:r>
-        <w:br/>
-      </w:r>
-      <w:r>
-        <w:rPr>
-          <w:rStyle w:val="AttributeTok"/>
-        </w:rPr>
-        <w:t xml:space="preserve">    </w:t>
-      </w:r>
-      <w:r>
-        <w:rPr>
-          <w:rStyle w:val="KeywordTok"/>
-        </w:rPr>
-        <w:t xml:space="preserve">-</w:t>
-      </w:r>
-      <w:r>
-        <w:rPr>
-          <w:rStyle w:val="AttributeTok"/>
-        </w:rPr>
-        <w:t xml:space="preserve"> AgendaItem</w:t>
-      </w:r>
-      <w:r>
-        <w:br/>
-      </w:r>
-      <w:r>
-        <w:rPr>
-          <w:rStyle w:val="AttributeTok"/>
-        </w:rPr>
-        <w:t xml:space="preserve">    </w:t>
-      </w:r>
-      <w:r>
-        <w:rPr>
-          <w:rStyle w:val="KeywordTok"/>
-        </w:rPr>
-        <w:t xml:space="preserve">-</w:t>
-      </w:r>
-      <w:r>
-        <w:rPr>
-          <w:rStyle w:val="AttributeTok"/>
-        </w:rPr>
-        <w:t xml:space="preserve"> Container</w:t>
-      </w:r>
-      <w:r>
-        <w:br/>
-      </w:r>
-      <w:r>
-        <w:rPr>
-          <w:rStyle w:val="AttributeTok"/>
-        </w:rPr>
-        <w:t xml:space="preserve">    </w:t>
-      </w:r>
-      <w:r>
-        <w:rPr>
-          <w:rStyle w:val="FunctionTok"/>
-        </w:rPr>
-        <w:t xml:space="preserve">range</w:t>
-      </w:r>
-      <w:r>
-        <w:rPr>
-          <w:rStyle w:val="KeywordTok"/>
-        </w:rPr>
-        <w:t xml:space="preserve">:</w:t>
-      </w:r>
-      <w:r>
-        <w:rPr>
-          <w:rStyle w:val="AttributeTok"/>
-        </w:rPr>
-        <w:t xml:space="preserve"> Vote</w:t>
-      </w:r>
-      <w:r>
-        <w:br/>
-      </w:r>
-      <w:r>
-        <w:rPr>
-          <w:rStyle w:val="AttributeTok"/>
-        </w:rPr>
-        <w:t xml:space="preserve">    </w:t>
-      </w:r>
-      <w:r>
-        <w:rPr>
-          <w:rStyle w:val="FunctionTok"/>
-        </w:rPr>
-        <w:t xml:space="preserve">multivalued</w:t>
-      </w:r>
-      <w:r>
-        <w:rPr>
-          <w:rStyle w:val="KeywordTok"/>
-        </w:rPr>
-        <w:t xml:space="preserve">:</w:t>
-      </w:r>
-      <w:r>
-        <w:rPr>
-          <w:rStyle w:val="AttributeTok"/>
-        </w:rPr>
-        <w:t xml:space="preserve"> </w:t>
-      </w:r>
-      <w:r>
-        <w:rPr>
-          <w:rStyle w:val="CharTok"/>
-        </w:rPr>
-        <w:t xml:space="preserve">true</w:t>
-      </w:r>
-      <w:r>
-        <w:br/>
-      </w:r>
-      <w:r>
-        <w:rPr>
-          <w:rStyle w:val="AttributeTok"/>
-        </w:rPr>
-        <w:t xml:space="preserve">    </w:t>
-      </w:r>
-      <w:r>
-        <w:rPr>
-          <w:rStyle w:val="FunctionTok"/>
-        </w:rPr>
-        <w:t xml:space="preserve">inlined</w:t>
-      </w:r>
-      <w:r>
-        <w:rPr>
-          <w:rStyle w:val="KeywordTok"/>
-        </w:rPr>
-        <w:t xml:space="preserve">:</w:t>
-      </w:r>
-      <w:r>
-        <w:rPr>
-          <w:rStyle w:val="AttributeTok"/>
-        </w:rPr>
-        <w:t xml:space="preserve"> </w:t>
-      </w:r>
-      <w:r>
-        <w:rPr>
-          <w:rStyle w:val="CharTok"/>
-        </w:rPr>
-        <w:t xml:space="preserve">true</w:t>
-      </w:r>
-      <w:r>
-        <w:br/>
-      </w:r>
-      <w:r>
-        <w:rPr>
-          <w:rStyle w:val="AttributeTok"/>
-        </w:rPr>
-        <w:t xml:space="preserve">    </w:t>
-      </w:r>
-      <w:r>
-        <w:rPr>
-          <w:rStyle w:val="FunctionTok"/>
-        </w:rPr>
-        <w:t xml:space="preserve">inlined_as_list</w:t>
-      </w:r>
-      <w:r>
-        <w:rPr>
-          <w:rStyle w:val="KeywordTok"/>
-        </w:rPr>
-        <w:t xml:space="preserve">:</w:t>
-      </w:r>
-      <w:r>
-        <w:rPr>
-          <w:rStyle w:val="AttributeTok"/>
-        </w:rPr>
-        <w:t xml:space="preserve"> </w:t>
-      </w:r>
-      <w:r>
-        <w:rPr>
-          <w:rStyle w:val="CharTok"/>
-        </w:rPr>
-        <w:t xml:space="preserve">true</w:t>
+        <w:t xml:space="preserve">language</w:t>
+      </w:r>
+      <w:r>
+        <w:rPr>
+          <w:rStyle w:val="KeywordTok"/>
+        </w:rPr>
+        <w:t xml:space="preserve">:</w:t>
+      </w:r>
+      <w:r>
+        <w:rPr>
+          <w:rStyle w:val="AttributeTok"/>
+        </w:rPr>
+        <w:t xml:space="preserve"> de</w:t>
       </w:r>
     </w:p>
     <w:bookmarkEnd w:id="31"/>
     <w:bookmarkEnd w:id="32"/>
+    <w:bookmarkStart w:id="35" w:name="linkml-source"/>
+    <w:p>
+      <w:pPr>
+        <w:pStyle w:val="Heading2"/>
+      </w:pPr>
+      <w:r>
+        <w:t xml:space="preserve">LinkML Source</w:t>
+      </w:r>
+    </w:p>
+    <w:bookmarkStart w:id="33" w:name="direct"/>
+    <w:p>
+      <w:pPr>
+        <w:pStyle w:val="Heading3"/>
+      </w:pPr>
+      <w:r>
+        <w:t xml:space="preserve">Direct</w:t>
+      </w:r>
+    </w:p>
+    <w:p>
+      <w:pPr>
+        <w:pStyle w:val="SourceCode"/>
+      </w:pPr>
+      <w:r>
+        <w:rPr>
+          <w:rStyle w:val="FunctionTok"/>
+        </w:rPr>
+        <w:t xml:space="preserve">name</w:t>
+      </w:r>
+      <w:r>
+        <w:rPr>
+          <w:rStyle w:val="KeywordTok"/>
+        </w:rPr>
+        <w:t xml:space="preserve">:</w:t>
+      </w:r>
+      <w:r>
+        <w:rPr>
+          <w:rStyle w:val="AttributeTok"/>
+        </w:rPr>
+        <w:t xml:space="preserve"> AgendaItem</w:t>
+      </w:r>
+      <w:r>
+        <w:br/>
+      </w:r>
+      <w:r>
+        <w:rPr>
+          <w:rStyle w:val="FunctionTok"/>
+        </w:rPr>
+        <w:t xml:space="preserve">from_schema</w:t>
+      </w:r>
+      <w:r>
+        <w:rPr>
+          <w:rStyle w:val="KeywordTok"/>
+        </w:rPr>
+        <w:t xml:space="preserve">:</w:t>
+      </w:r>
+      <w:r>
+        <w:rPr>
+          <w:rStyle w:val="AttributeTok"/>
+        </w:rPr>
+        <w:t xml:space="preserve"> https://ch.paf.link/schema/tutorial</w:t>
+      </w:r>
+      <w:r>
+        <w:br/>
+      </w:r>
+      <w:r>
+        <w:rPr>
+          <w:rStyle w:val="FunctionTok"/>
+        </w:rPr>
+        <w:t xml:space="preserve">slots</w:t>
+      </w:r>
+      <w:r>
+        <w:rPr>
+          <w:rStyle w:val="KeywordTok"/>
+        </w:rPr>
+        <w:t xml:space="preserve">:</w:t>
+      </w:r>
+      <w:r>
+        <w:br/>
+      </w:r>
+      <w:r>
+        <w:rPr>
+          <w:rStyle w:val="KeywordTok"/>
+        </w:rPr>
+        <w:t xml:space="preserve">-</w:t>
+      </w:r>
+      <w:r>
+        <w:rPr>
+          <w:rStyle w:val="AttributeTok"/>
+        </w:rPr>
+        <w:t xml:space="preserve"> id</w:t>
+      </w:r>
+      <w:r>
+        <w:br/>
+      </w:r>
+      <w:r>
+        <w:rPr>
+          <w:rStyle w:val="KeywordTok"/>
+        </w:rPr>
+        <w:t xml:space="preserve">-</w:t>
+      </w:r>
+      <w:r>
+        <w:rPr>
+          <w:rStyle w:val="AttributeTok"/>
+        </w:rPr>
+        <w:t xml:space="preserve"> name</w:t>
+      </w:r>
+      <w:r>
+        <w:br/>
+      </w:r>
+      <w:r>
+        <w:rPr>
+          <w:rStyle w:val="KeywordTok"/>
+        </w:rPr>
+        <w:t xml:space="preserve">-</w:t>
+      </w:r>
+      <w:r>
+        <w:rPr>
+          <w:rStyle w:val="AttributeTok"/>
+        </w:rPr>
+        <w:t xml:space="preserve"> votes</w:t>
+      </w:r>
+    </w:p>
     <w:bookmarkEnd w:id="33"/>
-    <w:bookmarkStart w:id="42" w:name="class-container"/>
+    <w:bookmarkStart w:id="34" w:name="induced"/>
+    <w:p>
+      <w:pPr>
+        <w:pStyle w:val="Heading3"/>
+      </w:pPr>
+      <w:r>
+        <w:t xml:space="preserve">Induced</w:t>
+      </w:r>
+    </w:p>
+    <w:p>
+      <w:pPr>
+        <w:pStyle w:val="SourceCode"/>
+      </w:pPr>
+      <w:r>
+        <w:rPr>
+          <w:rStyle w:val="FunctionTok"/>
+        </w:rPr>
+        <w:t xml:space="preserve">name</w:t>
+      </w:r>
+      <w:r>
+        <w:rPr>
+          <w:rStyle w:val="KeywordTok"/>
+        </w:rPr>
+        <w:t xml:space="preserve">:</w:t>
+      </w:r>
+      <w:r>
+        <w:rPr>
+          <w:rStyle w:val="AttributeTok"/>
+        </w:rPr>
+        <w:t xml:space="preserve"> AgendaItem</w:t>
+      </w:r>
+      <w:r>
+        <w:br/>
+      </w:r>
+      <w:r>
+        <w:rPr>
+          <w:rStyle w:val="FunctionTok"/>
+        </w:rPr>
+        <w:t xml:space="preserve">from_schema</w:t>
+      </w:r>
+      <w:r>
+        <w:rPr>
+          <w:rStyle w:val="KeywordTok"/>
+        </w:rPr>
+        <w:t xml:space="preserve">:</w:t>
+      </w:r>
+      <w:r>
+        <w:rPr>
+          <w:rStyle w:val="AttributeTok"/>
+        </w:rPr>
+        <w:t xml:space="preserve"> https://ch.paf.link/schema/tutorial</w:t>
+      </w:r>
+      <w:r>
+        <w:br/>
+      </w:r>
+      <w:r>
+        <w:rPr>
+          <w:rStyle w:val="FunctionTok"/>
+        </w:rPr>
+        <w:t xml:space="preserve">attributes</w:t>
+      </w:r>
+      <w:r>
+        <w:rPr>
+          <w:rStyle w:val="KeywordTok"/>
+        </w:rPr>
+        <w:t xml:space="preserve">:</w:t>
+      </w:r>
+      <w:r>
+        <w:br/>
+      </w:r>
+      <w:r>
+        <w:rPr>
+          <w:rStyle w:val="AttributeTok"/>
+        </w:rPr>
+        <w:t xml:space="preserve">  </w:t>
+      </w:r>
+      <w:r>
+        <w:rPr>
+          <w:rStyle w:val="FunctionTok"/>
+        </w:rPr>
+        <w:t xml:space="preserve">id</w:t>
+      </w:r>
+      <w:r>
+        <w:rPr>
+          <w:rStyle w:val="KeywordTok"/>
+        </w:rPr>
+        <w:t xml:space="preserve">:</w:t>
+      </w:r>
+      <w:r>
+        <w:br/>
+      </w:r>
+      <w:r>
+        <w:rPr>
+          <w:rStyle w:val="AttributeTok"/>
+        </w:rPr>
+        <w:t xml:space="preserve">    </w:t>
+      </w:r>
+      <w:r>
+        <w:rPr>
+          <w:rStyle w:val="FunctionTok"/>
+        </w:rPr>
+        <w:t xml:space="preserve">name</w:t>
+      </w:r>
+      <w:r>
+        <w:rPr>
+          <w:rStyle w:val="KeywordTok"/>
+        </w:rPr>
+        <w:t xml:space="preserve">:</w:t>
+      </w:r>
+      <w:r>
+        <w:rPr>
+          <w:rStyle w:val="AttributeTok"/>
+        </w:rPr>
+        <w:t xml:space="preserve"> id</w:t>
+      </w:r>
+      <w:r>
+        <w:br/>
+      </w:r>
+      <w:r>
+        <w:rPr>
+          <w:rStyle w:val="AttributeTok"/>
+        </w:rPr>
+        <w:t xml:space="preserve">    </w:t>
+      </w:r>
+      <w:r>
+        <w:rPr>
+          <w:rStyle w:val="FunctionTok"/>
+        </w:rPr>
+        <w:t xml:space="preserve">examples</w:t>
+      </w:r>
+      <w:r>
+        <w:rPr>
+          <w:rStyle w:val="KeywordTok"/>
+        </w:rPr>
+        <w:t xml:space="preserve">:</w:t>
+      </w:r>
+      <w:r>
+        <w:br/>
+      </w:r>
+      <w:r>
+        <w:rPr>
+          <w:rStyle w:val="AttributeTok"/>
+        </w:rPr>
+        <w:t xml:space="preserve">    </w:t>
+      </w:r>
+      <w:r>
+        <w:rPr>
+          <w:rStyle w:val="KeywordTok"/>
+        </w:rPr>
+        <w:t xml:space="preserve">-</w:t>
+      </w:r>
+      <w:r>
+        <w:rPr>
+          <w:rStyle w:val="AttributeTok"/>
+        </w:rPr>
+        <w:t xml:space="preserve"> </w:t>
+      </w:r>
+      <w:r>
+        <w:rPr>
+          <w:rStyle w:val="FunctionTok"/>
+        </w:rPr>
+        <w:t xml:space="preserve">value</w:t>
+      </w:r>
+      <w:r>
+        <w:rPr>
+          <w:rStyle w:val="KeywordTok"/>
+        </w:rPr>
+        <w:t xml:space="preserve">:</w:t>
+      </w:r>
+      <w:r>
+        <w:rPr>
+          <w:rStyle w:val="AttributeTok"/>
+        </w:rPr>
+        <w:t xml:space="preserve"> tutorial:s2025</w:t>
+      </w:r>
+      <w:r>
+        <w:br/>
+      </w:r>
+      <w:r>
+        <w:rPr>
+          <w:rStyle w:val="AttributeTok"/>
+        </w:rPr>
+        <w:t xml:space="preserve">    </w:t>
+      </w:r>
+      <w:r>
+        <w:rPr>
+          <w:rStyle w:val="KeywordTok"/>
+        </w:rPr>
+        <w:t xml:space="preserve">-</w:t>
+      </w:r>
+      <w:r>
+        <w:rPr>
+          <w:rStyle w:val="AttributeTok"/>
+        </w:rPr>
+        <w:t xml:space="preserve"> </w:t>
+      </w:r>
+      <w:r>
+        <w:rPr>
+          <w:rStyle w:val="FunctionTok"/>
+        </w:rPr>
+        <w:t xml:space="preserve">value</w:t>
+      </w:r>
+      <w:r>
+        <w:rPr>
+          <w:rStyle w:val="KeywordTok"/>
+        </w:rPr>
+        <w:t xml:space="preserve">:</w:t>
+      </w:r>
+      <w:r>
+        <w:rPr>
+          <w:rStyle w:val="AttributeTok"/>
+        </w:rPr>
+        <w:t xml:space="preserve"> tutorial:s2025-1</w:t>
+      </w:r>
+      <w:r>
+        <w:br/>
+      </w:r>
+      <w:r>
+        <w:rPr>
+          <w:rStyle w:val="AttributeTok"/>
+        </w:rPr>
+        <w:t xml:space="preserve">    </w:t>
+      </w:r>
+      <w:r>
+        <w:rPr>
+          <w:rStyle w:val="KeywordTok"/>
+        </w:rPr>
+        <w:t xml:space="preserve">-</w:t>
+      </w:r>
+      <w:r>
+        <w:rPr>
+          <w:rStyle w:val="AttributeTok"/>
+        </w:rPr>
+        <w:t xml:space="preserve"> </w:t>
+      </w:r>
+      <w:r>
+        <w:rPr>
+          <w:rStyle w:val="FunctionTok"/>
+        </w:rPr>
+        <w:t xml:space="preserve">value</w:t>
+      </w:r>
+      <w:r>
+        <w:rPr>
+          <w:rStyle w:val="KeywordTok"/>
+        </w:rPr>
+        <w:t xml:space="preserve">:</w:t>
+      </w:r>
+      <w:r>
+        <w:rPr>
+          <w:rStyle w:val="AttributeTok"/>
+        </w:rPr>
+        <w:t xml:space="preserve"> tutorial:s2025-1_t1</w:t>
+      </w:r>
+      <w:r>
+        <w:br/>
+      </w:r>
+      <w:r>
+        <w:rPr>
+          <w:rStyle w:val="AttributeTok"/>
+        </w:rPr>
+        <w:t xml:space="preserve">    </w:t>
+      </w:r>
+      <w:r>
+        <w:rPr>
+          <w:rStyle w:val="FunctionTok"/>
+        </w:rPr>
+        <w:t xml:space="preserve">from_schema</w:t>
+      </w:r>
+      <w:r>
+        <w:rPr>
+          <w:rStyle w:val="KeywordTok"/>
+        </w:rPr>
+        <w:t xml:space="preserve">:</w:t>
+      </w:r>
+      <w:r>
+        <w:rPr>
+          <w:rStyle w:val="AttributeTok"/>
+        </w:rPr>
+        <w:t xml:space="preserve"> https://ch.paf.link/schema/tutorial</w:t>
+      </w:r>
+      <w:r>
+        <w:br/>
+      </w:r>
+      <w:r>
+        <w:rPr>
+          <w:rStyle w:val="AttributeTok"/>
+        </w:rPr>
+        <w:t xml:space="preserve">    </w:t>
+      </w:r>
+      <w:r>
+        <w:rPr>
+          <w:rStyle w:val="FunctionTok"/>
+        </w:rPr>
+        <w:t xml:space="preserve">rank</w:t>
+      </w:r>
+      <w:r>
+        <w:rPr>
+          <w:rStyle w:val="KeywordTok"/>
+        </w:rPr>
+        <w:t xml:space="preserve">:</w:t>
+      </w:r>
+      <w:r>
+        <w:rPr>
+          <w:rStyle w:val="AttributeTok"/>
+        </w:rPr>
+        <w:t xml:space="preserve"> </w:t>
+      </w:r>
+      <w:r>
+        <w:rPr>
+          <w:rStyle w:val="DecValTok"/>
+        </w:rPr>
+        <w:t xml:space="preserve">1000</w:t>
+      </w:r>
+      <w:r>
+        <w:br/>
+      </w:r>
+      <w:r>
+        <w:rPr>
+          <w:rStyle w:val="AttributeTok"/>
+        </w:rPr>
+        <w:t xml:space="preserve">    </w:t>
+      </w:r>
+      <w:r>
+        <w:rPr>
+          <w:rStyle w:val="FunctionTok"/>
+        </w:rPr>
+        <w:t xml:space="preserve">identifier</w:t>
+      </w:r>
+      <w:r>
+        <w:rPr>
+          <w:rStyle w:val="KeywordTok"/>
+        </w:rPr>
+        <w:t xml:space="preserve">:</w:t>
+      </w:r>
+      <w:r>
+        <w:rPr>
+          <w:rStyle w:val="AttributeTok"/>
+        </w:rPr>
+        <w:t xml:space="preserve"> </w:t>
+      </w:r>
+      <w:r>
+        <w:rPr>
+          <w:rStyle w:val="CharTok"/>
+        </w:rPr>
+        <w:t xml:space="preserve">true</w:t>
+      </w:r>
+      <w:r>
+        <w:br/>
+      </w:r>
+      <w:r>
+        <w:rPr>
+          <w:rStyle w:val="AttributeTok"/>
+        </w:rPr>
+        <w:t xml:space="preserve">    </w:t>
+      </w:r>
+      <w:r>
+        <w:rPr>
+          <w:rStyle w:val="FunctionTok"/>
+        </w:rPr>
+        <w:t xml:space="preserve">owner</w:t>
+      </w:r>
+      <w:r>
+        <w:rPr>
+          <w:rStyle w:val="KeywordTok"/>
+        </w:rPr>
+        <w:t xml:space="preserve">:</w:t>
+      </w:r>
+      <w:r>
+        <w:rPr>
+          <w:rStyle w:val="AttributeTok"/>
+        </w:rPr>
+        <w:t xml:space="preserve"> AgendaItem</w:t>
+      </w:r>
+      <w:r>
+        <w:br/>
+      </w:r>
+      <w:r>
+        <w:rPr>
+          <w:rStyle w:val="AttributeTok"/>
+        </w:rPr>
+        <w:t xml:space="preserve">    </w:t>
+      </w:r>
+      <w:r>
+        <w:rPr>
+          <w:rStyle w:val="FunctionTok"/>
+        </w:rPr>
+        <w:t xml:space="preserve">domain_of</w:t>
+      </w:r>
+      <w:r>
+        <w:rPr>
+          <w:rStyle w:val="KeywordTok"/>
+        </w:rPr>
+        <w:t xml:space="preserve">:</w:t>
+      </w:r>
+      <w:r>
+        <w:br/>
+      </w:r>
+      <w:r>
+        <w:rPr>
+          <w:rStyle w:val="AttributeTok"/>
+        </w:rPr>
+        <w:t xml:space="preserve">    </w:t>
+      </w:r>
+      <w:r>
+        <w:rPr>
+          <w:rStyle w:val="KeywordTok"/>
+        </w:rPr>
+        <w:t xml:space="preserve">-</w:t>
+      </w:r>
+      <w:r>
+        <w:rPr>
+          <w:rStyle w:val="AttributeTok"/>
+        </w:rPr>
+        <w:t xml:space="preserve"> Session</w:t>
+      </w:r>
+      <w:r>
+        <w:br/>
+      </w:r>
+      <w:r>
+        <w:rPr>
+          <w:rStyle w:val="AttributeTok"/>
+        </w:rPr>
+        <w:t xml:space="preserve">    </w:t>
+      </w:r>
+      <w:r>
+        <w:rPr>
+          <w:rStyle w:val="KeywordTok"/>
+        </w:rPr>
+        <w:t xml:space="preserve">-</w:t>
+      </w:r>
+      <w:r>
+        <w:rPr>
+          <w:rStyle w:val="AttributeTok"/>
+        </w:rPr>
+        <w:t xml:space="preserve"> AgendaItem</w:t>
+      </w:r>
+      <w:r>
+        <w:br/>
+      </w:r>
+      <w:r>
+        <w:rPr>
+          <w:rStyle w:val="AttributeTok"/>
+        </w:rPr>
+        <w:t xml:space="preserve">    </w:t>
+      </w:r>
+      <w:r>
+        <w:rPr>
+          <w:rStyle w:val="KeywordTok"/>
+        </w:rPr>
+        <w:t xml:space="preserve">-</w:t>
+      </w:r>
+      <w:r>
+        <w:rPr>
+          <w:rStyle w:val="AttributeTok"/>
+        </w:rPr>
+        <w:t xml:space="preserve"> Vote</w:t>
+      </w:r>
+      <w:r>
+        <w:br/>
+      </w:r>
+      <w:r>
+        <w:rPr>
+          <w:rStyle w:val="AttributeTok"/>
+        </w:rPr>
+        <w:t xml:space="preserve">    </w:t>
+      </w:r>
+      <w:r>
+        <w:rPr>
+          <w:rStyle w:val="KeywordTok"/>
+        </w:rPr>
+        <w:t xml:space="preserve">-</w:t>
+      </w:r>
+      <w:r>
+        <w:rPr>
+          <w:rStyle w:val="AttributeTok"/>
+        </w:rPr>
+        <w:t xml:space="preserve"> Container</w:t>
+      </w:r>
+      <w:r>
+        <w:br/>
+      </w:r>
+      <w:r>
+        <w:rPr>
+          <w:rStyle w:val="AttributeTok"/>
+        </w:rPr>
+        <w:t xml:space="preserve">    </w:t>
+      </w:r>
+      <w:r>
+        <w:rPr>
+          <w:rStyle w:val="FunctionTok"/>
+        </w:rPr>
+        <w:t xml:space="preserve">range</w:t>
+      </w:r>
+      <w:r>
+        <w:rPr>
+          <w:rStyle w:val="KeywordTok"/>
+        </w:rPr>
+        <w:t xml:space="preserve">:</w:t>
+      </w:r>
+      <w:r>
+        <w:rPr>
+          <w:rStyle w:val="AttributeTok"/>
+        </w:rPr>
+        <w:t xml:space="preserve"> string</w:t>
+      </w:r>
+      <w:r>
+        <w:br/>
+      </w:r>
+      <w:r>
+        <w:rPr>
+          <w:rStyle w:val="AttributeTok"/>
+        </w:rPr>
+        <w:t xml:space="preserve">    </w:t>
+      </w:r>
+      <w:r>
+        <w:rPr>
+          <w:rStyle w:val="FunctionTok"/>
+        </w:rPr>
+        <w:t xml:space="preserve">required</w:t>
+      </w:r>
+      <w:r>
+        <w:rPr>
+          <w:rStyle w:val="KeywordTok"/>
+        </w:rPr>
+        <w:t xml:space="preserve">:</w:t>
+      </w:r>
+      <w:r>
+        <w:rPr>
+          <w:rStyle w:val="AttributeTok"/>
+        </w:rPr>
+        <w:t xml:space="preserve"> </w:t>
+      </w:r>
+      <w:r>
+        <w:rPr>
+          <w:rStyle w:val="CharTok"/>
+        </w:rPr>
+        <w:t xml:space="preserve">true</w:t>
+      </w:r>
+      <w:r>
+        <w:br/>
+      </w:r>
+      <w:r>
+        <w:rPr>
+          <w:rStyle w:val="AttributeTok"/>
+        </w:rPr>
+        <w:t xml:space="preserve">  </w:t>
+      </w:r>
+      <w:r>
+        <w:rPr>
+          <w:rStyle w:val="FunctionTok"/>
+        </w:rPr>
+        <w:t xml:space="preserve">name</w:t>
+      </w:r>
+      <w:r>
+        <w:rPr>
+          <w:rStyle w:val="KeywordTok"/>
+        </w:rPr>
+        <w:t xml:space="preserve">:</w:t>
+      </w:r>
+      <w:r>
+        <w:br/>
+      </w:r>
+      <w:r>
+        <w:rPr>
+          <w:rStyle w:val="AttributeTok"/>
+        </w:rPr>
+        <w:t xml:space="preserve">    </w:t>
+      </w:r>
+      <w:r>
+        <w:rPr>
+          <w:rStyle w:val="FunctionTok"/>
+        </w:rPr>
+        <w:t xml:space="preserve">name</w:t>
+      </w:r>
+      <w:r>
+        <w:rPr>
+          <w:rStyle w:val="KeywordTok"/>
+        </w:rPr>
+        <w:t xml:space="preserve">:</w:t>
+      </w:r>
+      <w:r>
+        <w:rPr>
+          <w:rStyle w:val="AttributeTok"/>
+        </w:rPr>
+        <w:t xml:space="preserve"> name</w:t>
+      </w:r>
+      <w:r>
+        <w:br/>
+      </w:r>
+      <w:r>
+        <w:rPr>
+          <w:rStyle w:val="AttributeTok"/>
+        </w:rPr>
+        <w:t xml:space="preserve">    </w:t>
+      </w:r>
+      <w:r>
+        <w:rPr>
+          <w:rStyle w:val="FunctionTok"/>
+        </w:rPr>
+        <w:t xml:space="preserve">from_schema</w:t>
+      </w:r>
+      <w:r>
+        <w:rPr>
+          <w:rStyle w:val="KeywordTok"/>
+        </w:rPr>
+        <w:t xml:space="preserve">:</w:t>
+      </w:r>
+      <w:r>
+        <w:rPr>
+          <w:rStyle w:val="AttributeTok"/>
+        </w:rPr>
+        <w:t xml:space="preserve"> https://ch.paf.link/schema/tutorial</w:t>
+      </w:r>
+      <w:r>
+        <w:br/>
+      </w:r>
+      <w:r>
+        <w:rPr>
+          <w:rStyle w:val="AttributeTok"/>
+        </w:rPr>
+        <w:t xml:space="preserve">    </w:t>
+      </w:r>
+      <w:r>
+        <w:rPr>
+          <w:rStyle w:val="FunctionTok"/>
+        </w:rPr>
+        <w:t xml:space="preserve">rank</w:t>
+      </w:r>
+      <w:r>
+        <w:rPr>
+          <w:rStyle w:val="KeywordTok"/>
+        </w:rPr>
+        <w:t xml:space="preserve">:</w:t>
+      </w:r>
+      <w:r>
+        <w:rPr>
+          <w:rStyle w:val="AttributeTok"/>
+        </w:rPr>
+        <w:t xml:space="preserve"> </w:t>
+      </w:r>
+      <w:r>
+        <w:rPr>
+          <w:rStyle w:val="DecValTok"/>
+        </w:rPr>
+        <w:t xml:space="preserve">1000</w:t>
+      </w:r>
+      <w:r>
+        <w:br/>
+      </w:r>
+      <w:r>
+        <w:rPr>
+          <w:rStyle w:val="AttributeTok"/>
+        </w:rPr>
+        <w:t xml:space="preserve">    </w:t>
+      </w:r>
+      <w:r>
+        <w:rPr>
+          <w:rStyle w:val="FunctionTok"/>
+        </w:rPr>
+        <w:t xml:space="preserve">slot_uri</w:t>
+      </w:r>
+      <w:r>
+        <w:rPr>
+          <w:rStyle w:val="KeywordTok"/>
+        </w:rPr>
+        <w:t xml:space="preserve">:</w:t>
+      </w:r>
+      <w:r>
+        <w:rPr>
+          <w:rStyle w:val="AttributeTok"/>
+        </w:rPr>
+        <w:t xml:space="preserve"> schema:name</w:t>
+      </w:r>
+      <w:r>
+        <w:br/>
+      </w:r>
+      <w:r>
+        <w:rPr>
+          <w:rStyle w:val="AttributeTok"/>
+        </w:rPr>
+        <w:t xml:space="preserve">    </w:t>
+      </w:r>
+      <w:r>
+        <w:rPr>
+          <w:rStyle w:val="FunctionTok"/>
+        </w:rPr>
+        <w:t xml:space="preserve">owner</w:t>
+      </w:r>
+      <w:r>
+        <w:rPr>
+          <w:rStyle w:val="KeywordTok"/>
+        </w:rPr>
+        <w:t xml:space="preserve">:</w:t>
+      </w:r>
+      <w:r>
+        <w:rPr>
+          <w:rStyle w:val="AttributeTok"/>
+        </w:rPr>
+        <w:t xml:space="preserve"> AgendaItem</w:t>
+      </w:r>
+      <w:r>
+        <w:br/>
+      </w:r>
+      <w:r>
+        <w:rPr>
+          <w:rStyle w:val="AttributeTok"/>
+        </w:rPr>
+        <w:t xml:space="preserve">    </w:t>
+      </w:r>
+      <w:r>
+        <w:rPr>
+          <w:rStyle w:val="FunctionTok"/>
+        </w:rPr>
+        <w:t xml:space="preserve">domain_of</w:t>
+      </w:r>
+      <w:r>
+        <w:rPr>
+          <w:rStyle w:val="KeywordTok"/>
+        </w:rPr>
+        <w:t xml:space="preserve">:</w:t>
+      </w:r>
+      <w:r>
+        <w:br/>
+      </w:r>
+      <w:r>
+        <w:rPr>
+          <w:rStyle w:val="AttributeTok"/>
+        </w:rPr>
+        <w:t xml:space="preserve">    </w:t>
+      </w:r>
+      <w:r>
+        <w:rPr>
+          <w:rStyle w:val="KeywordTok"/>
+        </w:rPr>
+        <w:t xml:space="preserve">-</w:t>
+      </w:r>
+      <w:r>
+        <w:rPr>
+          <w:rStyle w:val="AttributeTok"/>
+        </w:rPr>
+        <w:t xml:space="preserve"> Session</w:t>
+      </w:r>
+      <w:r>
+        <w:br/>
+      </w:r>
+      <w:r>
+        <w:rPr>
+          <w:rStyle w:val="AttributeTok"/>
+        </w:rPr>
+        <w:t xml:space="preserve">    </w:t>
+      </w:r>
+      <w:r>
+        <w:rPr>
+          <w:rStyle w:val="KeywordTok"/>
+        </w:rPr>
+        <w:t xml:space="preserve">-</w:t>
+      </w:r>
+      <w:r>
+        <w:rPr>
+          <w:rStyle w:val="AttributeTok"/>
+        </w:rPr>
+        <w:t xml:space="preserve"> AgendaItem</w:t>
+      </w:r>
+      <w:r>
+        <w:br/>
+      </w:r>
+      <w:r>
+        <w:rPr>
+          <w:rStyle w:val="AttributeTok"/>
+        </w:rPr>
+        <w:t xml:space="preserve">    </w:t>
+      </w:r>
+      <w:r>
+        <w:rPr>
+          <w:rStyle w:val="FunctionTok"/>
+        </w:rPr>
+        <w:t xml:space="preserve">range</w:t>
+      </w:r>
+      <w:r>
+        <w:rPr>
+          <w:rStyle w:val="KeywordTok"/>
+        </w:rPr>
+        <w:t xml:space="preserve">:</w:t>
+      </w:r>
+      <w:r>
+        <w:rPr>
+          <w:rStyle w:val="AttributeTok"/>
+        </w:rPr>
+        <w:t xml:space="preserve"> MultilingualValue</w:t>
+      </w:r>
+      <w:r>
+        <w:br/>
+      </w:r>
+      <w:r>
+        <w:rPr>
+          <w:rStyle w:val="AttributeTok"/>
+        </w:rPr>
+        <w:t xml:space="preserve">    </w:t>
+      </w:r>
+      <w:r>
+        <w:rPr>
+          <w:rStyle w:val="FunctionTok"/>
+        </w:rPr>
+        <w:t xml:space="preserve">multivalued</w:t>
+      </w:r>
+      <w:r>
+        <w:rPr>
+          <w:rStyle w:val="KeywordTok"/>
+        </w:rPr>
+        <w:t xml:space="preserve">:</w:t>
+      </w:r>
+      <w:r>
+        <w:rPr>
+          <w:rStyle w:val="AttributeTok"/>
+        </w:rPr>
+        <w:t xml:space="preserve"> </w:t>
+      </w:r>
+      <w:r>
+        <w:rPr>
+          <w:rStyle w:val="CharTok"/>
+        </w:rPr>
+        <w:t xml:space="preserve">true</w:t>
+      </w:r>
+      <w:r>
+        <w:br/>
+      </w:r>
+      <w:r>
+        <w:rPr>
+          <w:rStyle w:val="AttributeTok"/>
+        </w:rPr>
+        <w:t xml:space="preserve">    </w:t>
+      </w:r>
+      <w:r>
+        <w:rPr>
+          <w:rStyle w:val="FunctionTok"/>
+        </w:rPr>
+        <w:t xml:space="preserve">inlined</w:t>
+      </w:r>
+      <w:r>
+        <w:rPr>
+          <w:rStyle w:val="KeywordTok"/>
+        </w:rPr>
+        <w:t xml:space="preserve">:</w:t>
+      </w:r>
+      <w:r>
+        <w:rPr>
+          <w:rStyle w:val="AttributeTok"/>
+        </w:rPr>
+        <w:t xml:space="preserve"> </w:t>
+      </w:r>
+      <w:r>
+        <w:rPr>
+          <w:rStyle w:val="CharTok"/>
+        </w:rPr>
+        <w:t xml:space="preserve">true</w:t>
+      </w:r>
+      <w:r>
+        <w:br/>
+      </w:r>
+      <w:r>
+        <w:rPr>
+          <w:rStyle w:val="AttributeTok"/>
+        </w:rPr>
+        <w:t xml:space="preserve">    </w:t>
+      </w:r>
+      <w:r>
+        <w:rPr>
+          <w:rStyle w:val="FunctionTok"/>
+        </w:rPr>
+        <w:t xml:space="preserve">inlined_as_list</w:t>
+      </w:r>
+      <w:r>
+        <w:rPr>
+          <w:rStyle w:val="KeywordTok"/>
+        </w:rPr>
+        <w:t xml:space="preserve">:</w:t>
+      </w:r>
+      <w:r>
+        <w:rPr>
+          <w:rStyle w:val="AttributeTok"/>
+        </w:rPr>
+        <w:t xml:space="preserve"> </w:t>
+      </w:r>
+      <w:r>
+        <w:rPr>
+          <w:rStyle w:val="CharTok"/>
+        </w:rPr>
+        <w:t xml:space="preserve">true</w:t>
+      </w:r>
+      <w:r>
+        <w:br/>
+      </w:r>
+      <w:r>
+        <w:rPr>
+          <w:rStyle w:val="AttributeTok"/>
+        </w:rPr>
+        <w:t xml:space="preserve">  </w:t>
+      </w:r>
+      <w:r>
+        <w:rPr>
+          <w:rStyle w:val="FunctionTok"/>
+        </w:rPr>
+        <w:t xml:space="preserve">votes</w:t>
+      </w:r>
+      <w:r>
+        <w:rPr>
+          <w:rStyle w:val="KeywordTok"/>
+        </w:rPr>
+        <w:t xml:space="preserve">:</w:t>
+      </w:r>
+      <w:r>
+        <w:br/>
+      </w:r>
+      <w:r>
+        <w:rPr>
+          <w:rStyle w:val="AttributeTok"/>
+        </w:rPr>
+        <w:t xml:space="preserve">    </w:t>
+      </w:r>
+      <w:r>
+        <w:rPr>
+          <w:rStyle w:val="FunctionTok"/>
+        </w:rPr>
+        <w:t xml:space="preserve">name</w:t>
+      </w:r>
+      <w:r>
+        <w:rPr>
+          <w:rStyle w:val="KeywordTok"/>
+        </w:rPr>
+        <w:t xml:space="preserve">:</w:t>
+      </w:r>
+      <w:r>
+        <w:rPr>
+          <w:rStyle w:val="AttributeTok"/>
+        </w:rPr>
+        <w:t xml:space="preserve"> votes</w:t>
+      </w:r>
+      <w:r>
+        <w:br/>
+      </w:r>
+      <w:r>
+        <w:rPr>
+          <w:rStyle w:val="AttributeTok"/>
+        </w:rPr>
+        <w:t xml:space="preserve">    </w:t>
+      </w:r>
+      <w:r>
+        <w:rPr>
+          <w:rStyle w:val="FunctionTok"/>
+        </w:rPr>
+        <w:t xml:space="preserve">from_schema</w:t>
+      </w:r>
+      <w:r>
+        <w:rPr>
+          <w:rStyle w:val="KeywordTok"/>
+        </w:rPr>
+        <w:t xml:space="preserve">:</w:t>
+      </w:r>
+      <w:r>
+        <w:rPr>
+          <w:rStyle w:val="AttributeTok"/>
+        </w:rPr>
+        <w:t xml:space="preserve"> https://ch.paf.link/schema/tutorial</w:t>
+      </w:r>
+      <w:r>
+        <w:br/>
+      </w:r>
+      <w:r>
+        <w:rPr>
+          <w:rStyle w:val="AttributeTok"/>
+        </w:rPr>
+        <w:t xml:space="preserve">    </w:t>
+      </w:r>
+      <w:r>
+        <w:rPr>
+          <w:rStyle w:val="FunctionTok"/>
+        </w:rPr>
+        <w:t xml:space="preserve">rank</w:t>
+      </w:r>
+      <w:r>
+        <w:rPr>
+          <w:rStyle w:val="KeywordTok"/>
+        </w:rPr>
+        <w:t xml:space="preserve">:</w:t>
+      </w:r>
+      <w:r>
+        <w:rPr>
+          <w:rStyle w:val="AttributeTok"/>
+        </w:rPr>
+        <w:t xml:space="preserve"> </w:t>
+      </w:r>
+      <w:r>
+        <w:rPr>
+          <w:rStyle w:val="DecValTok"/>
+        </w:rPr>
+        <w:t xml:space="preserve">1000</w:t>
+      </w:r>
+      <w:r>
+        <w:br/>
+      </w:r>
+      <w:r>
+        <w:rPr>
+          <w:rStyle w:val="AttributeTok"/>
+        </w:rPr>
+        <w:t xml:space="preserve">    </w:t>
+      </w:r>
+      <w:r>
+        <w:rPr>
+          <w:rStyle w:val="FunctionTok"/>
+        </w:rPr>
+        <w:t xml:space="preserve">slot_uri</w:t>
+      </w:r>
+      <w:r>
+        <w:rPr>
+          <w:rStyle w:val="KeywordTok"/>
+        </w:rPr>
+        <w:t xml:space="preserve">:</w:t>
+      </w:r>
+      <w:r>
+        <w:rPr>
+          <w:rStyle w:val="AttributeTok"/>
+        </w:rPr>
+        <w:t xml:space="preserve"> tutorial:vote</w:t>
+      </w:r>
+      <w:r>
+        <w:br/>
+      </w:r>
+      <w:r>
+        <w:rPr>
+          <w:rStyle w:val="AttributeTok"/>
+        </w:rPr>
+        <w:t xml:space="preserve">    </w:t>
+      </w:r>
+      <w:r>
+        <w:rPr>
+          <w:rStyle w:val="FunctionTok"/>
+        </w:rPr>
+        <w:t xml:space="preserve">owner</w:t>
+      </w:r>
+      <w:r>
+        <w:rPr>
+          <w:rStyle w:val="KeywordTok"/>
+        </w:rPr>
+        <w:t xml:space="preserve">:</w:t>
+      </w:r>
+      <w:r>
+        <w:rPr>
+          <w:rStyle w:val="AttributeTok"/>
+        </w:rPr>
+        <w:t xml:space="preserve"> AgendaItem</w:t>
+      </w:r>
+      <w:r>
+        <w:br/>
+      </w:r>
+      <w:r>
+        <w:rPr>
+          <w:rStyle w:val="AttributeTok"/>
+        </w:rPr>
+        <w:t xml:space="preserve">    </w:t>
+      </w:r>
+      <w:r>
+        <w:rPr>
+          <w:rStyle w:val="FunctionTok"/>
+        </w:rPr>
+        <w:t xml:space="preserve">domain_of</w:t>
+      </w:r>
+      <w:r>
+        <w:rPr>
+          <w:rStyle w:val="KeywordTok"/>
+        </w:rPr>
+        <w:t xml:space="preserve">:</w:t>
+      </w:r>
+      <w:r>
+        <w:br/>
+      </w:r>
+      <w:r>
+        <w:rPr>
+          <w:rStyle w:val="AttributeTok"/>
+        </w:rPr>
+        <w:t xml:space="preserve">    </w:t>
+      </w:r>
+      <w:r>
+        <w:rPr>
+          <w:rStyle w:val="KeywordTok"/>
+        </w:rPr>
+        <w:t xml:space="preserve">-</w:t>
+      </w:r>
+      <w:r>
+        <w:rPr>
+          <w:rStyle w:val="AttributeTok"/>
+        </w:rPr>
+        <w:t xml:space="preserve"> AgendaItem</w:t>
+      </w:r>
+      <w:r>
+        <w:br/>
+      </w:r>
+      <w:r>
+        <w:rPr>
+          <w:rStyle w:val="AttributeTok"/>
+        </w:rPr>
+        <w:t xml:space="preserve">    </w:t>
+      </w:r>
+      <w:r>
+        <w:rPr>
+          <w:rStyle w:val="KeywordTok"/>
+        </w:rPr>
+        <w:t xml:space="preserve">-</w:t>
+      </w:r>
+      <w:r>
+        <w:rPr>
+          <w:rStyle w:val="AttributeTok"/>
+        </w:rPr>
+        <w:t xml:space="preserve"> Container</w:t>
+      </w:r>
+      <w:r>
+        <w:br/>
+      </w:r>
+      <w:r>
+        <w:rPr>
+          <w:rStyle w:val="AttributeTok"/>
+        </w:rPr>
+        <w:t xml:space="preserve">    </w:t>
+      </w:r>
+      <w:r>
+        <w:rPr>
+          <w:rStyle w:val="FunctionTok"/>
+        </w:rPr>
+        <w:t xml:space="preserve">range</w:t>
+      </w:r>
+      <w:r>
+        <w:rPr>
+          <w:rStyle w:val="KeywordTok"/>
+        </w:rPr>
+        <w:t xml:space="preserve">:</w:t>
+      </w:r>
+      <w:r>
+        <w:rPr>
+          <w:rStyle w:val="AttributeTok"/>
+        </w:rPr>
+        <w:t xml:space="preserve"> Vote</w:t>
+      </w:r>
+      <w:r>
+        <w:br/>
+      </w:r>
+      <w:r>
+        <w:rPr>
+          <w:rStyle w:val="AttributeTok"/>
+        </w:rPr>
+        <w:t xml:space="preserve">    </w:t>
+      </w:r>
+      <w:r>
+        <w:rPr>
+          <w:rStyle w:val="FunctionTok"/>
+        </w:rPr>
+        <w:t xml:space="preserve">multivalued</w:t>
+      </w:r>
+      <w:r>
+        <w:rPr>
+          <w:rStyle w:val="KeywordTok"/>
+        </w:rPr>
+        <w:t xml:space="preserve">:</w:t>
+      </w:r>
+      <w:r>
+        <w:rPr>
+          <w:rStyle w:val="AttributeTok"/>
+        </w:rPr>
+        <w:t xml:space="preserve"> </w:t>
+      </w:r>
+      <w:r>
+        <w:rPr>
+          <w:rStyle w:val="CharTok"/>
+        </w:rPr>
+        <w:t xml:space="preserve">true</w:t>
+      </w:r>
+      <w:r>
+        <w:br/>
+      </w:r>
+      <w:r>
+        <w:rPr>
+          <w:rStyle w:val="AttributeTok"/>
+        </w:rPr>
+        <w:t xml:space="preserve">    </w:t>
+      </w:r>
+      <w:r>
+        <w:rPr>
+          <w:rStyle w:val="FunctionTok"/>
+        </w:rPr>
+        <w:t xml:space="preserve">inlined</w:t>
+      </w:r>
+      <w:r>
+        <w:rPr>
+          <w:rStyle w:val="KeywordTok"/>
+        </w:rPr>
+        <w:t xml:space="preserve">:</w:t>
+      </w:r>
+      <w:r>
+        <w:rPr>
+          <w:rStyle w:val="AttributeTok"/>
+        </w:rPr>
+        <w:t xml:space="preserve"> </w:t>
+      </w:r>
+      <w:r>
+        <w:rPr>
+          <w:rStyle w:val="CharTok"/>
+        </w:rPr>
+        <w:t xml:space="preserve">true</w:t>
+      </w:r>
+      <w:r>
+        <w:br/>
+      </w:r>
+      <w:r>
+        <w:rPr>
+          <w:rStyle w:val="AttributeTok"/>
+        </w:rPr>
+        <w:t xml:space="preserve">    </w:t>
+      </w:r>
+      <w:r>
+        <w:rPr>
+          <w:rStyle w:val="FunctionTok"/>
+        </w:rPr>
+        <w:t xml:space="preserve">inlined_as_list</w:t>
+      </w:r>
+      <w:r>
+        <w:rPr>
+          <w:rStyle w:val="KeywordTok"/>
+        </w:rPr>
+        <w:t xml:space="preserve">:</w:t>
+      </w:r>
+      <w:r>
+        <w:rPr>
+          <w:rStyle w:val="AttributeTok"/>
+        </w:rPr>
+        <w:t xml:space="preserve"> </w:t>
+      </w:r>
+      <w:r>
+        <w:rPr>
+          <w:rStyle w:val="CharTok"/>
+        </w:rPr>
+        <w:t xml:space="preserve">true</w:t>
+      </w:r>
+    </w:p>
+    <w:bookmarkEnd w:id="34"/>
+    <w:bookmarkEnd w:id="35"/>
+    <w:bookmarkEnd w:id="36"/>
+    <w:bookmarkStart w:id="49" w:name="class-container"/>
     <w:p>
       <w:pPr>
         <w:pStyle w:val="Heading1"/>
@@ -2501,7 +2985,7 @@
       <w:r>
         <w:t xml:space="preserve"> </w:t>
       </w:r>
-      <w:hyperlink r:id="rId34">
+      <w:hyperlink r:id="rId37">
         <w:r>
           <w:rPr>
             <w:rStyle w:val="Hyperlink"/>
@@ -2845,7 +3329,84 @@
         <w:t xml:space="preserve">      </w:t>
       </w:r>
     </w:p>
-    <w:bookmarkStart w:id="35" w:name="slots-1"/>
+    <w:bookmarkStart w:id="38" w:name="class-properties"/>
+    <w:p>
+      <w:pPr>
+        <w:pStyle w:val="Heading2"/>
+      </w:pPr>
+      <w:r>
+        <w:t xml:space="preserve">Class Properties</w:t>
+      </w:r>
+    </w:p>
+    <w:tbl>
+      <w:tblPr>
+        <w:tblStyle w:val="Table"/>
+        <w:tblW w:type="auto" w:w="0"/>
+        <w:tblLook w:firstRow="1" w:lastRow="0" w:firstColumn="0" w:lastColumn="0" w:noHBand="0" w:noVBand="0" w:val="0020"/>
+        <w:jc w:val="start"/>
+      </w:tblPr>
+      <w:tblGrid>
+        <w:gridCol w:w="3960"/>
+        <w:gridCol w:w="3960"/>
+      </w:tblGrid>
+      <w:tr>
+        <w:trPr>
+          <w:tblHeader w:val="true"/>
+        </w:trPr>
+        <w:tc>
+          <w:tcPr/>
+          <w:p>
+            <w:pPr>
+              <w:pStyle w:val="Compact"/>
+              <w:jc w:val="left"/>
+            </w:pPr>
+            <w:r>
+              <w:t xml:space="preserve">Property</w:t>
+            </w:r>
+          </w:p>
+        </w:tc>
+        <w:tc>
+          <w:tcPr/>
+          <w:p>
+            <w:pPr>
+              <w:pStyle w:val="Compact"/>
+              <w:jc w:val="left"/>
+            </w:pPr>
+            <w:r>
+              <w:t xml:space="preserve">Value</w:t>
+            </w:r>
+          </w:p>
+        </w:tc>
+      </w:tr>
+      <w:tr>
+        <w:tc>
+          <w:tcPr/>
+          <w:p>
+            <w:pPr>
+              <w:pStyle w:val="Compact"/>
+              <w:jc w:val="left"/>
+            </w:pPr>
+            <w:r>
+              <w:t xml:space="preserve">Tree Root</w:t>
+            </w:r>
+          </w:p>
+        </w:tc>
+        <w:tc>
+          <w:tcPr/>
+          <w:p>
+            <w:pPr>
+              <w:pStyle w:val="Compact"/>
+              <w:jc w:val="left"/>
+            </w:pPr>
+            <w:r>
+              <w:t xml:space="preserve">Yes</w:t>
+            </w:r>
+          </w:p>
+        </w:tc>
+      </w:tr>
+    </w:tbl>
+    <w:bookmarkEnd w:id="38"/>
+    <w:bookmarkStart w:id="39" w:name="slots-1"/>
     <w:p>
       <w:pPr>
         <w:pStyle w:val="Heading2"/>
@@ -3181,8 +3742,8 @@
         </w:tc>
       </w:tr>
     </w:tbl>
-    <w:bookmarkEnd w:id="35"/>
-    <w:bookmarkStart w:id="37" w:name="identifier-and-mapping-information-1"/>
+    <w:bookmarkEnd w:id="39"/>
+    <w:bookmarkStart w:id="41" w:name="identifier-and-mapping-information-1"/>
     <w:p>
       <w:pPr>
         <w:pStyle w:val="Heading2"/>
@@ -3191,7 +3752,7 @@
         <w:t xml:space="preserve">Identifier and Mapping Information</w:t>
       </w:r>
     </w:p>
-    <w:bookmarkStart w:id="36" w:name="schema-source-1"/>
+    <w:bookmarkStart w:id="40" w:name="schema-source-1"/>
     <w:p>
       <w:pPr>
         <w:pStyle w:val="Heading3"/>
@@ -3212,9 +3773,9 @@
         <w:t xml:space="preserve">from schema: https://ch.paf.link/schema/tutorial</w:t>
       </w:r>
     </w:p>
-    <w:bookmarkEnd w:id="36"/>
-    <w:bookmarkEnd w:id="37"/>
-    <w:bookmarkStart w:id="38" w:name="mappings-1"/>
+    <w:bookmarkEnd w:id="40"/>
+    <w:bookmarkEnd w:id="41"/>
+    <w:bookmarkStart w:id="42" w:name="mappings-1"/>
     <w:p>
       <w:pPr>
         <w:pStyle w:val="Heading2"/>
@@ -3316,23 +3877,23 @@
         </w:tc>
       </w:tr>
     </w:tbl>
-    <w:bookmarkEnd w:id="38"/>
-    <w:bookmarkStart w:id="41" w:name="linkml-source-1"/>
+    <w:bookmarkEnd w:id="42"/>
+    <w:bookmarkStart w:id="45" w:name="examples-1"/>
     <w:p>
       <w:pPr>
         <w:pStyle w:val="Heading2"/>
       </w:pPr>
       <w:r>
-        <w:t xml:space="preserve">LinkML Source</w:t>
+        <w:t xml:space="preserve">Examples</w:t>
       </w:r>
     </w:p>
-    <w:bookmarkStart w:id="39" w:name="direct-1"/>
+    <w:bookmarkStart w:id="43" w:name="example-container-hierarchical"/>
     <w:p>
       <w:pPr>
         <w:pStyle w:val="Heading3"/>
       </w:pPr>
       <w:r>
-        <w:t xml:space="preserve">Direct</w:t>
+        <w:t xml:space="preserve">Example: Container-hierarchical</w:t>
       </w:r>
     </w:p>
     <w:p>
@@ -3343,6 +3904,153 @@
         <w:rPr>
           <w:rStyle w:val="FunctionTok"/>
         </w:rPr>
+        <w:t xml:space="preserve">id</w:t>
+      </w:r>
+      <w:r>
+        <w:rPr>
+          <w:rStyle w:val="KeywordTok"/>
+        </w:rPr>
+        <w:t xml:space="preserve">:</w:t>
+      </w:r>
+      <w:r>
+        <w:rPr>
+          <w:rStyle w:val="AttributeTok"/>
+        </w:rPr>
+        <w:t xml:space="preserve"> tutorial:s2025</w:t>
+      </w:r>
+      <w:r>
+        <w:br/>
+      </w:r>
+      <w:r>
+        <w:rPr>
+          <w:rStyle w:val="FunctionTok"/>
+        </w:rPr>
+        <w:t xml:space="preserve">sessions</w:t>
+      </w:r>
+      <w:r>
+        <w:rPr>
+          <w:rStyle w:val="KeywordTok"/>
+        </w:rPr>
+        <w:t xml:space="preserve">:</w:t>
+      </w:r>
+      <w:r>
+        <w:br/>
+      </w:r>
+      <w:r>
+        <w:rPr>
+          <w:rStyle w:val="AttributeTok"/>
+        </w:rPr>
+        <w:t xml:space="preserve">  </w:t>
+      </w:r>
+      <w:r>
+        <w:rPr>
+          <w:rStyle w:val="KeywordTok"/>
+        </w:rPr>
+        <w:t xml:space="preserve">-</w:t>
+      </w:r>
+      <w:r>
+        <w:rPr>
+          <w:rStyle w:val="AttributeTok"/>
+        </w:rPr>
+        <w:t xml:space="preserve"> </w:t>
+      </w:r>
+      <w:r>
+        <w:rPr>
+          <w:rStyle w:val="FunctionTok"/>
+        </w:rPr>
+        <w:t xml:space="preserve">id</w:t>
+      </w:r>
+      <w:r>
+        <w:rPr>
+          <w:rStyle w:val="KeywordTok"/>
+        </w:rPr>
+        <w:t xml:space="preserve">:</w:t>
+      </w:r>
+      <w:r>
+        <w:rPr>
+          <w:rStyle w:val="AttributeTok"/>
+        </w:rPr>
+        <w:t xml:space="preserve"> tutorial:s2025-1</w:t>
+      </w:r>
+      <w:r>
+        <w:br/>
+      </w:r>
+      <w:r>
+        <w:rPr>
+          <w:rStyle w:val="AttributeTok"/>
+        </w:rPr>
+        <w:t xml:space="preserve">    </w:t>
+      </w:r>
+      <w:r>
+        <w:rPr>
+          <w:rStyle w:val="FunctionTok"/>
+        </w:rPr>
+        <w:t xml:space="preserve">date_begin_actual</w:t>
+      </w:r>
+      <w:r>
+        <w:rPr>
+          <w:rStyle w:val="KeywordTok"/>
+        </w:rPr>
+        <w:t xml:space="preserve">:</w:t>
+      </w:r>
+      <w:r>
+        <w:rPr>
+          <w:rStyle w:val="AttributeTok"/>
+        </w:rPr>
+        <w:t xml:space="preserve"> </w:t>
+      </w:r>
+      <w:r>
+        <w:rPr>
+          <w:rStyle w:val="StringTok"/>
+        </w:rPr>
+        <w:t xml:space="preserve">"2025-03-01"</w:t>
+      </w:r>
+      <w:r>
+        <w:br/>
+      </w:r>
+      <w:r>
+        <w:rPr>
+          <w:rStyle w:val="AttributeTok"/>
+        </w:rPr>
+        <w:t xml:space="preserve">    </w:t>
+      </w:r>
+      <w:r>
+        <w:rPr>
+          <w:rStyle w:val="FunctionTok"/>
+        </w:rPr>
+        <w:t xml:space="preserve">date_end_actual</w:t>
+      </w:r>
+      <w:r>
+        <w:rPr>
+          <w:rStyle w:val="KeywordTok"/>
+        </w:rPr>
+        <w:t xml:space="preserve">:</w:t>
+      </w:r>
+      <w:r>
+        <w:rPr>
+          <w:rStyle w:val="AttributeTok"/>
+        </w:rPr>
+        <w:t xml:space="preserve"> </w:t>
+      </w:r>
+      <w:r>
+        <w:rPr>
+          <w:rStyle w:val="StringTok"/>
+        </w:rPr>
+        <w:t xml:space="preserve">"2025-04-10"</w:t>
+      </w:r>
+      <w:r>
+        <w:br/>
+      </w:r>
+      <w:r>
+        <w:rPr>
+          <w:rStyle w:val="AttributeTok"/>
+        </w:rPr>
+        <w:t xml:space="preserve">    </w:t>
+      </w:r>
+      <w:r>
+        <w:rPr>
+          <w:rStyle w:val="FunctionTok"/>
+        </w:rPr>
         <w:t xml:space="preserve">name</w:t>
       </w:r>
       <w:r>
@@ -3355,46 +4063,16 @@
         <w:rPr>
           <w:rStyle w:val="AttributeTok"/>
         </w:rPr>
-        <w:t xml:space="preserve"> Container</w:t>
-      </w:r>
-      <w:r>
-        <w:br/>
-      </w:r>
-      <w:r>
-        <w:rPr>
-          <w:rStyle w:val="FunctionTok"/>
-        </w:rPr>
-        <w:t xml:space="preserve">from_schema</w:t>
-      </w:r>
-      <w:r>
-        <w:rPr>
-          <w:rStyle w:val="KeywordTok"/>
-        </w:rPr>
-        <w:t xml:space="preserve">:</w:t>
-      </w:r>
-      <w:r>
-        <w:rPr>
-          <w:rStyle w:val="AttributeTok"/>
-        </w:rPr>
-        <w:t xml:space="preserve"> https://ch.paf.link/schema/tutorial</w:t>
-      </w:r>
-      <w:r>
-        <w:br/>
-      </w:r>
-      <w:r>
-        <w:rPr>
-          <w:rStyle w:val="FunctionTok"/>
-        </w:rPr>
-        <w:t xml:space="preserve">slots</w:t>
-      </w:r>
-      <w:r>
-        <w:rPr>
-          <w:rStyle w:val="KeywordTok"/>
-        </w:rPr>
-        <w:t xml:space="preserve">:</w:t>
-      </w:r>
-      <w:r>
-        <w:br/>
+        <w:t xml:space="preserve"> </w:t>
+      </w:r>
+      <w:r>
+        <w:br/>
+      </w:r>
+      <w:r>
+        <w:rPr>
+          <w:rStyle w:val="AttributeTok"/>
+        </w:rPr>
+        <w:t xml:space="preserve">      </w:t>
       </w:r>
       <w:r>
         <w:rPr>
@@ -3406,10 +4084,61 @@
         <w:rPr>
           <w:rStyle w:val="AttributeTok"/>
         </w:rPr>
-        <w:t xml:space="preserve"> id</w:t>
-      </w:r>
-      <w:r>
-        <w:br/>
+        <w:t xml:space="preserve"> </w:t>
+      </w:r>
+      <w:r>
+        <w:rPr>
+          <w:rStyle w:val="FunctionTok"/>
+        </w:rPr>
+        <w:t xml:space="preserve">value</w:t>
+      </w:r>
+      <w:r>
+        <w:rPr>
+          <w:rStyle w:val="KeywordTok"/>
+        </w:rPr>
+        <w:t xml:space="preserve">:</w:t>
+      </w:r>
+      <w:r>
+        <w:rPr>
+          <w:rStyle w:val="AttributeTok"/>
+        </w:rPr>
+        <w:t xml:space="preserve"> Frühlingssession 2025</w:t>
+      </w:r>
+      <w:r>
+        <w:br/>
+      </w:r>
+      <w:r>
+        <w:rPr>
+          <w:rStyle w:val="AttributeTok"/>
+        </w:rPr>
+        <w:t xml:space="preserve">        </w:t>
+      </w:r>
+      <w:r>
+        <w:rPr>
+          <w:rStyle w:val="FunctionTok"/>
+        </w:rPr>
+        <w:t xml:space="preserve">language</w:t>
+      </w:r>
+      <w:r>
+        <w:rPr>
+          <w:rStyle w:val="KeywordTok"/>
+        </w:rPr>
+        <w:t xml:space="preserve">:</w:t>
+      </w:r>
+      <w:r>
+        <w:rPr>
+          <w:rStyle w:val="AttributeTok"/>
+        </w:rPr>
+        <w:t xml:space="preserve"> de</w:t>
+      </w:r>
+      <w:r>
+        <w:br/>
+      </w:r>
+      <w:r>
+        <w:rPr>
+          <w:rStyle w:val="AttributeTok"/>
+        </w:rPr>
+        <w:t xml:space="preserve">      </w:t>
       </w:r>
       <w:r>
         <w:rPr>
@@ -3421,10 +4150,82 @@
         <w:rPr>
           <w:rStyle w:val="AttributeTok"/>
         </w:rPr>
-        <w:t xml:space="preserve"> sessions</w:t>
-      </w:r>
-      <w:r>
-        <w:br/>
+        <w:t xml:space="preserve"> </w:t>
+      </w:r>
+      <w:r>
+        <w:rPr>
+          <w:rStyle w:val="FunctionTok"/>
+        </w:rPr>
+        <w:t xml:space="preserve">value</w:t>
+      </w:r>
+      <w:r>
+        <w:rPr>
+          <w:rStyle w:val="KeywordTok"/>
+        </w:rPr>
+        <w:t xml:space="preserve">:</w:t>
+      </w:r>
+      <w:r>
+        <w:rPr>
+          <w:rStyle w:val="AttributeTok"/>
+        </w:rPr>
+        <w:t xml:space="preserve"> Spring Session 2025</w:t>
+      </w:r>
+      <w:r>
+        <w:br/>
+      </w:r>
+      <w:r>
+        <w:rPr>
+          <w:rStyle w:val="AttributeTok"/>
+        </w:rPr>
+        <w:t xml:space="preserve">        </w:t>
+      </w:r>
+      <w:r>
+        <w:rPr>
+          <w:rStyle w:val="FunctionTok"/>
+        </w:rPr>
+        <w:t xml:space="preserve">language</w:t>
+      </w:r>
+      <w:r>
+        <w:rPr>
+          <w:rStyle w:val="KeywordTok"/>
+        </w:rPr>
+        <w:t xml:space="preserve">:</w:t>
+      </w:r>
+      <w:r>
+        <w:rPr>
+          <w:rStyle w:val="AttributeTok"/>
+        </w:rPr>
+        <w:t xml:space="preserve"> en</w:t>
+      </w:r>
+      <w:r>
+        <w:br/>
+      </w:r>
+      <w:r>
+        <w:rPr>
+          <w:rStyle w:val="AttributeTok"/>
+        </w:rPr>
+        <w:t xml:space="preserve">    </w:t>
+      </w:r>
+      <w:r>
+        <w:rPr>
+          <w:rStyle w:val="FunctionTok"/>
+        </w:rPr>
+        <w:t xml:space="preserve">agenda_items</w:t>
+      </w:r>
+      <w:r>
+        <w:rPr>
+          <w:rStyle w:val="KeywordTok"/>
+        </w:rPr>
+        <w:t xml:space="preserve">:</w:t>
+      </w:r>
+      <w:r>
+        <w:br/>
+      </w:r>
+      <w:r>
+        <w:rPr>
+          <w:rStyle w:val="AttributeTok"/>
+        </w:rPr>
+        <w:t xml:space="preserve">      </w:t>
       </w:r>
       <w:r>
         <w:rPr>
@@ -3436,10 +4237,55 @@
         <w:rPr>
           <w:rStyle w:val="AttributeTok"/>
         </w:rPr>
-        <w:t xml:space="preserve"> agenda_items</w:t>
-      </w:r>
-      <w:r>
-        <w:br/>
+        <w:t xml:space="preserve"> </w:t>
+      </w:r>
+      <w:r>
+        <w:rPr>
+          <w:rStyle w:val="FunctionTok"/>
+        </w:rPr>
+        <w:t xml:space="preserve">id</w:t>
+      </w:r>
+      <w:r>
+        <w:rPr>
+          <w:rStyle w:val="KeywordTok"/>
+        </w:rPr>
+        <w:t xml:space="preserve">:</w:t>
+      </w:r>
+      <w:r>
+        <w:rPr>
+          <w:rStyle w:val="AttributeTok"/>
+        </w:rPr>
+        <w:t xml:space="preserve"> tutorial:s2025-1_t1</w:t>
+      </w:r>
+      <w:r>
+        <w:br/>
+      </w:r>
+      <w:r>
+        <w:rPr>
+          <w:rStyle w:val="AttributeTok"/>
+        </w:rPr>
+        <w:t xml:space="preserve">        </w:t>
+      </w:r>
+      <w:r>
+        <w:rPr>
+          <w:rStyle w:val="FunctionTok"/>
+        </w:rPr>
+        <w:t xml:space="preserve">name</w:t>
+      </w:r>
+      <w:r>
+        <w:rPr>
+          <w:rStyle w:val="KeywordTok"/>
+        </w:rPr>
+        <w:t xml:space="preserve">:</w:t>
+      </w:r>
+      <w:r>
+        <w:br/>
+      </w:r>
+      <w:r>
+        <w:rPr>
+          <w:rStyle w:val="AttributeTok"/>
+        </w:rPr>
+        <w:t xml:space="preserve">          </w:t>
       </w:r>
       <w:r>
         <w:rPr>
@@ -3451,44 +4297,1049 @@
         <w:rPr>
           <w:rStyle w:val="AttributeTok"/>
         </w:rPr>
-        <w:t xml:space="preserve"> votes</w:t>
-      </w:r>
-      <w:r>
-        <w:br/>
-      </w:r>
-      <w:r>
-        <w:rPr>
-          <w:rStyle w:val="FunctionTok"/>
-        </w:rPr>
-        <w:t xml:space="preserve">tree_root</w:t>
-      </w:r>
-      <w:r>
-        <w:rPr>
-          <w:rStyle w:val="KeywordTok"/>
-        </w:rPr>
-        <w:t xml:space="preserve">:</w:t>
-      </w:r>
-      <w:r>
-        <w:rPr>
-          <w:rStyle w:val="AttributeTok"/>
-        </w:rPr>
         <w:t xml:space="preserve"> </w:t>
       </w:r>
       <w:r>
         <w:rPr>
-          <w:rStyle w:val="CharTok"/>
-        </w:rPr>
-        <w:t xml:space="preserve">true</w:t>
+          <w:rStyle w:val="FunctionTok"/>
+        </w:rPr>
+        <w:t xml:space="preserve">value</w:t>
+      </w:r>
+      <w:r>
+        <w:rPr>
+          <w:rStyle w:val="KeywordTok"/>
+        </w:rPr>
+        <w:t xml:space="preserve">:</w:t>
+      </w:r>
+      <w:r>
+        <w:rPr>
+          <w:rStyle w:val="AttributeTok"/>
+        </w:rPr>
+        <w:t xml:space="preserve"> Fahnenfarbe</w:t>
+      </w:r>
+      <w:r>
+        <w:br/>
+      </w:r>
+      <w:r>
+        <w:rPr>
+          <w:rStyle w:val="AttributeTok"/>
+        </w:rPr>
+        <w:t xml:space="preserve">            </w:t>
+      </w:r>
+      <w:r>
+        <w:rPr>
+          <w:rStyle w:val="FunctionTok"/>
+        </w:rPr>
+        <w:t xml:space="preserve">language</w:t>
+      </w:r>
+      <w:r>
+        <w:rPr>
+          <w:rStyle w:val="KeywordTok"/>
+        </w:rPr>
+        <w:t xml:space="preserve">:</w:t>
+      </w:r>
+      <w:r>
+        <w:rPr>
+          <w:rStyle w:val="AttributeTok"/>
+        </w:rPr>
+        <w:t xml:space="preserve"> de</w:t>
+      </w:r>
+      <w:r>
+        <w:br/>
+      </w:r>
+      <w:r>
+        <w:rPr>
+          <w:rStyle w:val="AttributeTok"/>
+        </w:rPr>
+        <w:t xml:space="preserve">          </w:t>
+      </w:r>
+      <w:r>
+        <w:rPr>
+          <w:rStyle w:val="KeywordTok"/>
+        </w:rPr>
+        <w:t xml:space="preserve">-</w:t>
+      </w:r>
+      <w:r>
+        <w:rPr>
+          <w:rStyle w:val="AttributeTok"/>
+        </w:rPr>
+        <w:t xml:space="preserve"> </w:t>
+      </w:r>
+      <w:r>
+        <w:rPr>
+          <w:rStyle w:val="FunctionTok"/>
+        </w:rPr>
+        <w:t xml:space="preserve">value</w:t>
+      </w:r>
+      <w:r>
+        <w:rPr>
+          <w:rStyle w:val="KeywordTok"/>
+        </w:rPr>
+        <w:t xml:space="preserve">:</w:t>
+      </w:r>
+      <w:r>
+        <w:rPr>
+          <w:rStyle w:val="AttributeTok"/>
+        </w:rPr>
+        <w:t xml:space="preserve"> Flag Color</w:t>
+      </w:r>
+      <w:r>
+        <w:br/>
+      </w:r>
+      <w:r>
+        <w:rPr>
+          <w:rStyle w:val="AttributeTok"/>
+        </w:rPr>
+        <w:t xml:space="preserve">            </w:t>
+      </w:r>
+      <w:r>
+        <w:rPr>
+          <w:rStyle w:val="FunctionTok"/>
+        </w:rPr>
+        <w:t xml:space="preserve">language</w:t>
+      </w:r>
+      <w:r>
+        <w:rPr>
+          <w:rStyle w:val="KeywordTok"/>
+        </w:rPr>
+        <w:t xml:space="preserve">:</w:t>
+      </w:r>
+      <w:r>
+        <w:rPr>
+          <w:rStyle w:val="AttributeTok"/>
+        </w:rPr>
+        <w:t xml:space="preserve"> en</w:t>
+      </w:r>
+      <w:r>
+        <w:br/>
+      </w:r>
+      <w:r>
+        <w:rPr>
+          <w:rStyle w:val="AttributeTok"/>
+        </w:rPr>
+        <w:t xml:space="preserve">        </w:t>
+      </w:r>
+      <w:r>
+        <w:rPr>
+          <w:rStyle w:val="FunctionTok"/>
+        </w:rPr>
+        <w:t xml:space="preserve">votes</w:t>
+      </w:r>
+      <w:r>
+        <w:rPr>
+          <w:rStyle w:val="KeywordTok"/>
+        </w:rPr>
+        <w:t xml:space="preserve">:</w:t>
+      </w:r>
+      <w:r>
+        <w:br/>
+      </w:r>
+      <w:r>
+        <w:rPr>
+          <w:rStyle w:val="AttributeTok"/>
+        </w:rPr>
+        <w:t xml:space="preserve">          </w:t>
+      </w:r>
+      <w:r>
+        <w:rPr>
+          <w:rStyle w:val="KeywordTok"/>
+        </w:rPr>
+        <w:t xml:space="preserve">-</w:t>
+      </w:r>
+      <w:r>
+        <w:rPr>
+          <w:rStyle w:val="AttributeTok"/>
+        </w:rPr>
+        <w:t xml:space="preserve"> </w:t>
+      </w:r>
+      <w:r>
+        <w:rPr>
+          <w:rStyle w:val="FunctionTok"/>
+        </w:rPr>
+        <w:t xml:space="preserve">id</w:t>
+      </w:r>
+      <w:r>
+        <w:rPr>
+          <w:rStyle w:val="KeywordTok"/>
+        </w:rPr>
+        <w:t xml:space="preserve">:</w:t>
+      </w:r>
+      <w:r>
+        <w:rPr>
+          <w:rStyle w:val="AttributeTok"/>
+        </w:rPr>
+        <w:t xml:space="preserve"> tutorial:s2025-1_t1_a1</w:t>
+      </w:r>
+      <w:r>
+        <w:br/>
+      </w:r>
+      <w:r>
+        <w:rPr>
+          <w:rStyle w:val="AttributeTok"/>
+        </w:rPr>
+        <w:t xml:space="preserve">            </w:t>
+      </w:r>
+      <w:r>
+        <w:rPr>
+          <w:rStyle w:val="FunctionTok"/>
+        </w:rPr>
+        <w:t xml:space="preserve">question</w:t>
+      </w:r>
+      <w:r>
+        <w:rPr>
+          <w:rStyle w:val="KeywordTok"/>
+        </w:rPr>
+        <w:t xml:space="preserve">:</w:t>
+      </w:r>
+      <w:r>
+        <w:rPr>
+          <w:rStyle w:val="AttributeTok"/>
+        </w:rPr>
+        <w:t xml:space="preserve"> Soll die Farbe geändert werden?</w:t>
+      </w:r>
+      <w:r>
+        <w:br/>
+      </w:r>
+      <w:r>
+        <w:rPr>
+          <w:rStyle w:val="AttributeTok"/>
+        </w:rPr>
+        <w:t xml:space="preserve">            </w:t>
+      </w:r>
+      <w:r>
+        <w:rPr>
+          <w:rStyle w:val="FunctionTok"/>
+        </w:rPr>
+        <w:t xml:space="preserve">datetime_actual</w:t>
+      </w:r>
+      <w:r>
+        <w:rPr>
+          <w:rStyle w:val="KeywordTok"/>
+        </w:rPr>
+        <w:t xml:space="preserve">:</w:t>
+      </w:r>
+      <w:r>
+        <w:rPr>
+          <w:rStyle w:val="AttributeTok"/>
+        </w:rPr>
+        <w:t xml:space="preserve"> </w:t>
+      </w:r>
+      <w:r>
+        <w:rPr>
+          <w:rStyle w:val="StringTok"/>
+        </w:rPr>
+        <w:t xml:space="preserve">"2025-03-15T10:00:00Z"</w:t>
+      </w:r>
+      <w:r>
+        <w:br/>
+      </w:r>
+      <w:r>
+        <w:rPr>
+          <w:rStyle w:val="AttributeTok"/>
+        </w:rPr>
+        <w:t xml:space="preserve">            </w:t>
+      </w:r>
+      <w:r>
+        <w:rPr>
+          <w:rStyle w:val="FunctionTok"/>
+        </w:rPr>
+        <w:t xml:space="preserve">result</w:t>
+      </w:r>
+      <w:r>
+        <w:rPr>
+          <w:rStyle w:val="KeywordTok"/>
+        </w:rPr>
+        <w:t xml:space="preserve">:</w:t>
+      </w:r>
+      <w:r>
+        <w:rPr>
+          <w:rStyle w:val="AttributeTok"/>
+        </w:rPr>
+        <w:t xml:space="preserve"> </w:t>
+      </w:r>
+      <w:r>
+        <w:rPr>
+          <w:rStyle w:val="StringTok"/>
+        </w:rPr>
+        <w:t xml:space="preserve">"yes"</w:t>
+      </w:r>
+      <w:r>
+        <w:br/>
+      </w:r>
+      <w:r>
+        <w:rPr>
+          <w:rStyle w:val="AttributeTok"/>
+        </w:rPr>
+        <w:t xml:space="preserve">          </w:t>
+      </w:r>
+      <w:r>
+        <w:rPr>
+          <w:rStyle w:val="KeywordTok"/>
+        </w:rPr>
+        <w:t xml:space="preserve">-</w:t>
+      </w:r>
+      <w:r>
+        <w:rPr>
+          <w:rStyle w:val="AttributeTok"/>
+        </w:rPr>
+        <w:t xml:space="preserve"> </w:t>
+      </w:r>
+      <w:r>
+        <w:rPr>
+          <w:rStyle w:val="FunctionTok"/>
+        </w:rPr>
+        <w:t xml:space="preserve">id</w:t>
+      </w:r>
+      <w:r>
+        <w:rPr>
+          <w:rStyle w:val="KeywordTok"/>
+        </w:rPr>
+        <w:t xml:space="preserve">:</w:t>
+      </w:r>
+      <w:r>
+        <w:rPr>
+          <w:rStyle w:val="AttributeTok"/>
+        </w:rPr>
+        <w:t xml:space="preserve"> tutorial:s2025-1_t1_a2</w:t>
+      </w:r>
+      <w:r>
+        <w:br/>
+      </w:r>
+      <w:r>
+        <w:rPr>
+          <w:rStyle w:val="AttributeTok"/>
+        </w:rPr>
+        <w:t xml:space="preserve">            </w:t>
+      </w:r>
+      <w:r>
+        <w:rPr>
+          <w:rStyle w:val="FunctionTok"/>
+        </w:rPr>
+        <w:t xml:space="preserve">question</w:t>
+      </w:r>
+      <w:r>
+        <w:rPr>
+          <w:rStyle w:val="KeywordTok"/>
+        </w:rPr>
+        <w:t xml:space="preserve">:</w:t>
+      </w:r>
+      <w:r>
+        <w:rPr>
+          <w:rStyle w:val="AttributeTok"/>
+        </w:rPr>
+        <w:t xml:space="preserve"> Soll die Farbe Auberginen-Oliv werden?</w:t>
+      </w:r>
+      <w:r>
+        <w:br/>
+      </w:r>
+      <w:r>
+        <w:rPr>
+          <w:rStyle w:val="AttributeTok"/>
+        </w:rPr>
+        <w:t xml:space="preserve">            </w:t>
+      </w:r>
+      <w:r>
+        <w:rPr>
+          <w:rStyle w:val="FunctionTok"/>
+        </w:rPr>
+        <w:t xml:space="preserve">datetime_actual</w:t>
+      </w:r>
+      <w:r>
+        <w:rPr>
+          <w:rStyle w:val="KeywordTok"/>
+        </w:rPr>
+        <w:t xml:space="preserve">:</w:t>
+      </w:r>
+      <w:r>
+        <w:rPr>
+          <w:rStyle w:val="AttributeTok"/>
+        </w:rPr>
+        <w:t xml:space="preserve"> </w:t>
+      </w:r>
+      <w:r>
+        <w:rPr>
+          <w:rStyle w:val="StringTok"/>
+        </w:rPr>
+        <w:t xml:space="preserve">"2025-03-16T10:00:00Z"</w:t>
+      </w:r>
+      <w:r>
+        <w:br/>
+      </w:r>
+      <w:r>
+        <w:rPr>
+          <w:rStyle w:val="AttributeTok"/>
+        </w:rPr>
+        <w:t xml:space="preserve">            </w:t>
+      </w:r>
+      <w:r>
+        <w:rPr>
+          <w:rStyle w:val="FunctionTok"/>
+        </w:rPr>
+        <w:t xml:space="preserve">result</w:t>
+      </w:r>
+      <w:r>
+        <w:rPr>
+          <w:rStyle w:val="KeywordTok"/>
+        </w:rPr>
+        <w:t xml:space="preserve">:</w:t>
+      </w:r>
+      <w:r>
+        <w:rPr>
+          <w:rStyle w:val="AttributeTok"/>
+        </w:rPr>
+        <w:t xml:space="preserve"> </w:t>
+      </w:r>
+      <w:r>
+        <w:rPr>
+          <w:rStyle w:val="StringTok"/>
+        </w:rPr>
+        <w:t xml:space="preserve">"no"</w:t>
+      </w:r>
+      <w:r>
+        <w:br/>
+      </w:r>
+      <w:r>
+        <w:rPr>
+          <w:rStyle w:val="AttributeTok"/>
+        </w:rPr>
+        <w:t xml:space="preserve">  </w:t>
+      </w:r>
+      <w:r>
+        <w:rPr>
+          <w:rStyle w:val="KeywordTok"/>
+        </w:rPr>
+        <w:t xml:space="preserve">-</w:t>
+      </w:r>
+      <w:r>
+        <w:rPr>
+          <w:rStyle w:val="AttributeTok"/>
+        </w:rPr>
+        <w:t xml:space="preserve"> </w:t>
+      </w:r>
+      <w:r>
+        <w:rPr>
+          <w:rStyle w:val="FunctionTok"/>
+        </w:rPr>
+        <w:t xml:space="preserve">id</w:t>
+      </w:r>
+      <w:r>
+        <w:rPr>
+          <w:rStyle w:val="KeywordTok"/>
+        </w:rPr>
+        <w:t xml:space="preserve">:</w:t>
+      </w:r>
+      <w:r>
+        <w:rPr>
+          <w:rStyle w:val="AttributeTok"/>
+        </w:rPr>
+        <w:t xml:space="preserve"> tutorial:s2025-2</w:t>
+      </w:r>
+      <w:r>
+        <w:br/>
+      </w:r>
+      <w:r>
+        <w:rPr>
+          <w:rStyle w:val="AttributeTok"/>
+        </w:rPr>
+        <w:t xml:space="preserve">    </w:t>
+      </w:r>
+      <w:r>
+        <w:rPr>
+          <w:rStyle w:val="FunctionTok"/>
+        </w:rPr>
+        <w:t xml:space="preserve">date_begin_actual</w:t>
+      </w:r>
+      <w:r>
+        <w:rPr>
+          <w:rStyle w:val="KeywordTok"/>
+        </w:rPr>
+        <w:t xml:space="preserve">:</w:t>
+      </w:r>
+      <w:r>
+        <w:rPr>
+          <w:rStyle w:val="AttributeTok"/>
+        </w:rPr>
+        <w:t xml:space="preserve"> </w:t>
+      </w:r>
+      <w:r>
+        <w:rPr>
+          <w:rStyle w:val="StringTok"/>
+        </w:rPr>
+        <w:t xml:space="preserve">"2025-06-01"</w:t>
+      </w:r>
+      <w:r>
+        <w:br/>
+      </w:r>
+      <w:r>
+        <w:rPr>
+          <w:rStyle w:val="AttributeTok"/>
+        </w:rPr>
+        <w:t xml:space="preserve">    </w:t>
+      </w:r>
+      <w:r>
+        <w:rPr>
+          <w:rStyle w:val="FunctionTok"/>
+        </w:rPr>
+        <w:t xml:space="preserve">date_end_actual</w:t>
+      </w:r>
+      <w:r>
+        <w:rPr>
+          <w:rStyle w:val="KeywordTok"/>
+        </w:rPr>
+        <w:t xml:space="preserve">:</w:t>
+      </w:r>
+      <w:r>
+        <w:rPr>
+          <w:rStyle w:val="AttributeTok"/>
+        </w:rPr>
+        <w:t xml:space="preserve"> </w:t>
+      </w:r>
+      <w:r>
+        <w:rPr>
+          <w:rStyle w:val="StringTok"/>
+        </w:rPr>
+        <w:t xml:space="preserve">"2025-07-10"</w:t>
+      </w:r>
+      <w:r>
+        <w:br/>
+      </w:r>
+      <w:r>
+        <w:rPr>
+          <w:rStyle w:val="AttributeTok"/>
+        </w:rPr>
+        <w:t xml:space="preserve">    </w:t>
+      </w:r>
+      <w:r>
+        <w:rPr>
+          <w:rStyle w:val="FunctionTok"/>
+        </w:rPr>
+        <w:t xml:space="preserve">name</w:t>
+      </w:r>
+      <w:r>
+        <w:rPr>
+          <w:rStyle w:val="KeywordTok"/>
+        </w:rPr>
+        <w:t xml:space="preserve">:</w:t>
+      </w:r>
+      <w:r>
+        <w:rPr>
+          <w:rStyle w:val="AttributeTok"/>
+        </w:rPr>
+        <w:t xml:space="preserve"> </w:t>
+      </w:r>
+      <w:r>
+        <w:br/>
+      </w:r>
+      <w:r>
+        <w:rPr>
+          <w:rStyle w:val="AttributeTok"/>
+        </w:rPr>
+        <w:t xml:space="preserve">      </w:t>
+      </w:r>
+      <w:r>
+        <w:rPr>
+          <w:rStyle w:val="KeywordTok"/>
+        </w:rPr>
+        <w:t xml:space="preserve">-</w:t>
+      </w:r>
+      <w:r>
+        <w:rPr>
+          <w:rStyle w:val="AttributeTok"/>
+        </w:rPr>
+        <w:t xml:space="preserve"> </w:t>
+      </w:r>
+      <w:r>
+        <w:rPr>
+          <w:rStyle w:val="FunctionTok"/>
+        </w:rPr>
+        <w:t xml:space="preserve">value</w:t>
+      </w:r>
+      <w:r>
+        <w:rPr>
+          <w:rStyle w:val="KeywordTok"/>
+        </w:rPr>
+        <w:t xml:space="preserve">:</w:t>
+      </w:r>
+      <w:r>
+        <w:rPr>
+          <w:rStyle w:val="AttributeTok"/>
+        </w:rPr>
+        <w:t xml:space="preserve"> Sommersession 2025</w:t>
+      </w:r>
+      <w:r>
+        <w:br/>
+      </w:r>
+      <w:r>
+        <w:rPr>
+          <w:rStyle w:val="AttributeTok"/>
+        </w:rPr>
+        <w:t xml:space="preserve">        </w:t>
+      </w:r>
+      <w:r>
+        <w:rPr>
+          <w:rStyle w:val="FunctionTok"/>
+        </w:rPr>
+        <w:t xml:space="preserve">language</w:t>
+      </w:r>
+      <w:r>
+        <w:rPr>
+          <w:rStyle w:val="KeywordTok"/>
+        </w:rPr>
+        <w:t xml:space="preserve">:</w:t>
+      </w:r>
+      <w:r>
+        <w:rPr>
+          <w:rStyle w:val="AttributeTok"/>
+        </w:rPr>
+        <w:t xml:space="preserve"> de</w:t>
+      </w:r>
+      <w:r>
+        <w:br/>
+      </w:r>
+      <w:r>
+        <w:rPr>
+          <w:rStyle w:val="AttributeTok"/>
+        </w:rPr>
+        <w:t xml:space="preserve">      </w:t>
+      </w:r>
+      <w:r>
+        <w:rPr>
+          <w:rStyle w:val="KeywordTok"/>
+        </w:rPr>
+        <w:t xml:space="preserve">-</w:t>
+      </w:r>
+      <w:r>
+        <w:rPr>
+          <w:rStyle w:val="AttributeTok"/>
+        </w:rPr>
+        <w:t xml:space="preserve"> </w:t>
+      </w:r>
+      <w:r>
+        <w:rPr>
+          <w:rStyle w:val="FunctionTok"/>
+        </w:rPr>
+        <w:t xml:space="preserve">value</w:t>
+      </w:r>
+      <w:r>
+        <w:rPr>
+          <w:rStyle w:val="KeywordTok"/>
+        </w:rPr>
+        <w:t xml:space="preserve">:</w:t>
+      </w:r>
+      <w:r>
+        <w:rPr>
+          <w:rStyle w:val="AttributeTok"/>
+        </w:rPr>
+        <w:t xml:space="preserve"> Summer Session 2025</w:t>
+      </w:r>
+      <w:r>
+        <w:br/>
+      </w:r>
+      <w:r>
+        <w:rPr>
+          <w:rStyle w:val="AttributeTok"/>
+        </w:rPr>
+        <w:t xml:space="preserve">        </w:t>
+      </w:r>
+      <w:r>
+        <w:rPr>
+          <w:rStyle w:val="FunctionTok"/>
+        </w:rPr>
+        <w:t xml:space="preserve">language</w:t>
+      </w:r>
+      <w:r>
+        <w:rPr>
+          <w:rStyle w:val="KeywordTok"/>
+        </w:rPr>
+        <w:t xml:space="preserve">:</w:t>
+      </w:r>
+      <w:r>
+        <w:rPr>
+          <w:rStyle w:val="AttributeTok"/>
+        </w:rPr>
+        <w:t xml:space="preserve"> en</w:t>
+      </w:r>
+      <w:r>
+        <w:br/>
+      </w:r>
+      <w:r>
+        <w:rPr>
+          <w:rStyle w:val="AttributeTok"/>
+        </w:rPr>
+        <w:t xml:space="preserve">    </w:t>
+      </w:r>
+      <w:r>
+        <w:rPr>
+          <w:rStyle w:val="FunctionTok"/>
+        </w:rPr>
+        <w:t xml:space="preserve">agenda_items</w:t>
+      </w:r>
+      <w:r>
+        <w:rPr>
+          <w:rStyle w:val="KeywordTok"/>
+        </w:rPr>
+        <w:t xml:space="preserve">:</w:t>
+      </w:r>
+      <w:r>
+        <w:br/>
+      </w:r>
+      <w:r>
+        <w:rPr>
+          <w:rStyle w:val="AttributeTok"/>
+        </w:rPr>
+        <w:t xml:space="preserve">      </w:t>
+      </w:r>
+      <w:r>
+        <w:rPr>
+          <w:rStyle w:val="KeywordTok"/>
+        </w:rPr>
+        <w:t xml:space="preserve">-</w:t>
+      </w:r>
+      <w:r>
+        <w:rPr>
+          <w:rStyle w:val="AttributeTok"/>
+        </w:rPr>
+        <w:t xml:space="preserve"> </w:t>
+      </w:r>
+      <w:r>
+        <w:rPr>
+          <w:rStyle w:val="FunctionTok"/>
+        </w:rPr>
+        <w:t xml:space="preserve">id</w:t>
+      </w:r>
+      <w:r>
+        <w:rPr>
+          <w:rStyle w:val="KeywordTok"/>
+        </w:rPr>
+        <w:t xml:space="preserve">:</w:t>
+      </w:r>
+      <w:r>
+        <w:rPr>
+          <w:rStyle w:val="AttributeTok"/>
+        </w:rPr>
+        <w:t xml:space="preserve"> tutorial:s2025-2_t1</w:t>
+      </w:r>
+      <w:r>
+        <w:br/>
+      </w:r>
+      <w:r>
+        <w:rPr>
+          <w:rStyle w:val="AttributeTok"/>
+        </w:rPr>
+        <w:t xml:space="preserve">        </w:t>
+      </w:r>
+      <w:r>
+        <w:rPr>
+          <w:rStyle w:val="FunctionTok"/>
+        </w:rPr>
+        <w:t xml:space="preserve">name</w:t>
+      </w:r>
+      <w:r>
+        <w:rPr>
+          <w:rStyle w:val="KeywordTok"/>
+        </w:rPr>
+        <w:t xml:space="preserve">:</w:t>
+      </w:r>
+      <w:r>
+        <w:rPr>
+          <w:rStyle w:val="AttributeTok"/>
+        </w:rPr>
+        <w:t xml:space="preserve"> </w:t>
+      </w:r>
+      <w:r>
+        <w:br/>
+      </w:r>
+      <w:r>
+        <w:rPr>
+          <w:rStyle w:val="AttributeTok"/>
+        </w:rPr>
+        <w:t xml:space="preserve">          </w:t>
+      </w:r>
+      <w:r>
+        <w:rPr>
+          <w:rStyle w:val="KeywordTok"/>
+        </w:rPr>
+        <w:t xml:space="preserve">-</w:t>
+      </w:r>
+      <w:r>
+        <w:rPr>
+          <w:rStyle w:val="AttributeTok"/>
+        </w:rPr>
+        <w:t xml:space="preserve"> </w:t>
+      </w:r>
+      <w:r>
+        <w:rPr>
+          <w:rStyle w:val="FunctionTok"/>
+        </w:rPr>
+        <w:t xml:space="preserve">value</w:t>
+      </w:r>
+      <w:r>
+        <w:rPr>
+          <w:rStyle w:val="KeywordTok"/>
+        </w:rPr>
+        <w:t xml:space="preserve">:</w:t>
+      </w:r>
+      <w:r>
+        <w:rPr>
+          <w:rStyle w:val="AttributeTok"/>
+        </w:rPr>
+        <w:t xml:space="preserve"> Landeshymne</w:t>
+      </w:r>
+      <w:r>
+        <w:br/>
+      </w:r>
+      <w:r>
+        <w:rPr>
+          <w:rStyle w:val="AttributeTok"/>
+        </w:rPr>
+        <w:t xml:space="preserve">            </w:t>
+      </w:r>
+      <w:r>
+        <w:rPr>
+          <w:rStyle w:val="FunctionTok"/>
+        </w:rPr>
+        <w:t xml:space="preserve">language</w:t>
+      </w:r>
+      <w:r>
+        <w:rPr>
+          <w:rStyle w:val="KeywordTok"/>
+        </w:rPr>
+        <w:t xml:space="preserve">:</w:t>
+      </w:r>
+      <w:r>
+        <w:rPr>
+          <w:rStyle w:val="AttributeTok"/>
+        </w:rPr>
+        <w:t xml:space="preserve"> de</w:t>
+      </w:r>
+      <w:r>
+        <w:br/>
+      </w:r>
+      <w:r>
+        <w:rPr>
+          <w:rStyle w:val="AttributeTok"/>
+        </w:rPr>
+        <w:t xml:space="preserve">          </w:t>
+      </w:r>
+      <w:r>
+        <w:rPr>
+          <w:rStyle w:val="KeywordTok"/>
+        </w:rPr>
+        <w:t xml:space="preserve">-</w:t>
+      </w:r>
+      <w:r>
+        <w:rPr>
+          <w:rStyle w:val="AttributeTok"/>
+        </w:rPr>
+        <w:t xml:space="preserve"> </w:t>
+      </w:r>
+      <w:r>
+        <w:rPr>
+          <w:rStyle w:val="FunctionTok"/>
+        </w:rPr>
+        <w:t xml:space="preserve">value</w:t>
+      </w:r>
+      <w:r>
+        <w:rPr>
+          <w:rStyle w:val="KeywordTok"/>
+        </w:rPr>
+        <w:t xml:space="preserve">:</w:t>
+      </w:r>
+      <w:r>
+        <w:rPr>
+          <w:rStyle w:val="AttributeTok"/>
+        </w:rPr>
+        <w:t xml:space="preserve"> National Anthem</w:t>
+      </w:r>
+      <w:r>
+        <w:br/>
+      </w:r>
+      <w:r>
+        <w:rPr>
+          <w:rStyle w:val="AttributeTok"/>
+        </w:rPr>
+        <w:t xml:space="preserve">            </w:t>
+      </w:r>
+      <w:r>
+        <w:rPr>
+          <w:rStyle w:val="FunctionTok"/>
+        </w:rPr>
+        <w:t xml:space="preserve">language</w:t>
+      </w:r>
+      <w:r>
+        <w:rPr>
+          <w:rStyle w:val="KeywordTok"/>
+        </w:rPr>
+        <w:t xml:space="preserve">:</w:t>
+      </w:r>
+      <w:r>
+        <w:rPr>
+          <w:rStyle w:val="AttributeTok"/>
+        </w:rPr>
+        <w:t xml:space="preserve"> en</w:t>
+      </w:r>
+      <w:r>
+        <w:br/>
+      </w:r>
+      <w:r>
+        <w:rPr>
+          <w:rStyle w:val="AttributeTok"/>
+        </w:rPr>
+        <w:t xml:space="preserve">        </w:t>
+      </w:r>
+      <w:r>
+        <w:rPr>
+          <w:rStyle w:val="FunctionTok"/>
+        </w:rPr>
+        <w:t xml:space="preserve">votes</w:t>
+      </w:r>
+      <w:r>
+        <w:rPr>
+          <w:rStyle w:val="KeywordTok"/>
+        </w:rPr>
+        <w:t xml:space="preserve">:</w:t>
+      </w:r>
+      <w:r>
+        <w:br/>
+      </w:r>
+      <w:r>
+        <w:rPr>
+          <w:rStyle w:val="AttributeTok"/>
+        </w:rPr>
+        <w:t xml:space="preserve">          </w:t>
+      </w:r>
+      <w:r>
+        <w:rPr>
+          <w:rStyle w:val="KeywordTok"/>
+        </w:rPr>
+        <w:t xml:space="preserve">-</w:t>
+      </w:r>
+      <w:r>
+        <w:rPr>
+          <w:rStyle w:val="AttributeTok"/>
+        </w:rPr>
+        <w:t xml:space="preserve"> </w:t>
+      </w:r>
+      <w:r>
+        <w:rPr>
+          <w:rStyle w:val="FunctionTok"/>
+        </w:rPr>
+        <w:t xml:space="preserve">id</w:t>
+      </w:r>
+      <w:r>
+        <w:rPr>
+          <w:rStyle w:val="KeywordTok"/>
+        </w:rPr>
+        <w:t xml:space="preserve">:</w:t>
+      </w:r>
+      <w:r>
+        <w:rPr>
+          <w:rStyle w:val="AttributeTok"/>
+        </w:rPr>
+        <w:t xml:space="preserve"> tutorial:s2025-2_t1_a1</w:t>
+      </w:r>
+      <w:r>
+        <w:br/>
+      </w:r>
+      <w:r>
+        <w:rPr>
+          <w:rStyle w:val="AttributeTok"/>
+        </w:rPr>
+        <w:t xml:space="preserve">            </w:t>
+      </w:r>
+      <w:r>
+        <w:rPr>
+          <w:rStyle w:val="FunctionTok"/>
+        </w:rPr>
+        <w:t xml:space="preserve">question</w:t>
+      </w:r>
+      <w:r>
+        <w:rPr>
+          <w:rStyle w:val="KeywordTok"/>
+        </w:rPr>
+        <w:t xml:space="preserve">:</w:t>
+      </w:r>
+      <w:r>
+        <w:rPr>
+          <w:rStyle w:val="AttributeTok"/>
+        </w:rPr>
+        <w:t xml:space="preserve"> Soll die Hymne geändert werden?</w:t>
+      </w:r>
+      <w:r>
+        <w:br/>
+      </w:r>
+      <w:r>
+        <w:rPr>
+          <w:rStyle w:val="AttributeTok"/>
+        </w:rPr>
+        <w:t xml:space="preserve">            </w:t>
+      </w:r>
+      <w:r>
+        <w:rPr>
+          <w:rStyle w:val="FunctionTok"/>
+        </w:rPr>
+        <w:t xml:space="preserve">datetime_actual</w:t>
+      </w:r>
+      <w:r>
+        <w:rPr>
+          <w:rStyle w:val="KeywordTok"/>
+        </w:rPr>
+        <w:t xml:space="preserve">:</w:t>
+      </w:r>
+      <w:r>
+        <w:rPr>
+          <w:rStyle w:val="AttributeTok"/>
+        </w:rPr>
+        <w:t xml:space="preserve"> </w:t>
+      </w:r>
+      <w:r>
+        <w:rPr>
+          <w:rStyle w:val="StringTok"/>
+        </w:rPr>
+        <w:t xml:space="preserve">"2025-06-15T10:00:00+01:00"</w:t>
+      </w:r>
+      <w:r>
+        <w:br/>
+      </w:r>
+      <w:r>
+        <w:rPr>
+          <w:rStyle w:val="AttributeTok"/>
+        </w:rPr>
+        <w:t xml:space="preserve">            </w:t>
+      </w:r>
+      <w:r>
+        <w:rPr>
+          <w:rStyle w:val="FunctionTok"/>
+        </w:rPr>
+        <w:t xml:space="preserve">result</w:t>
+      </w:r>
+      <w:r>
+        <w:rPr>
+          <w:rStyle w:val="KeywordTok"/>
+        </w:rPr>
+        <w:t xml:space="preserve">:</w:t>
+      </w:r>
+      <w:r>
+        <w:rPr>
+          <w:rStyle w:val="AttributeTok"/>
+        </w:rPr>
+        <w:t xml:space="preserve"> </w:t>
+      </w:r>
+      <w:r>
+        <w:rPr>
+          <w:rStyle w:val="StringTok"/>
+        </w:rPr>
+        <w:t xml:space="preserve">"no"</w:t>
       </w:r>
     </w:p>
-    <w:bookmarkEnd w:id="39"/>
-    <w:bookmarkStart w:id="40" w:name="induced-1"/>
+    <w:bookmarkEnd w:id="43"/>
+    <w:bookmarkStart w:id="44" w:name="example-container-flat"/>
     <w:p>
       <w:pPr>
         <w:pStyle w:val="Heading3"/>
       </w:pPr>
       <w:r>
-        <w:t xml:space="preserve">Induced</w:t>
+        <w:t xml:space="preserve">Example: Container-flat</w:t>
       </w:r>
     </w:p>
     <w:p>
@@ -3499,6 +5350,147 @@
         <w:rPr>
           <w:rStyle w:val="FunctionTok"/>
         </w:rPr>
+        <w:t xml:space="preserve">id</w:t>
+      </w:r>
+      <w:r>
+        <w:rPr>
+          <w:rStyle w:val="KeywordTok"/>
+        </w:rPr>
+        <w:t xml:space="preserve">:</w:t>
+      </w:r>
+      <w:r>
+        <w:rPr>
+          <w:rStyle w:val="AttributeTok"/>
+        </w:rPr>
+        <w:t xml:space="preserve"> tutorial:s2025</w:t>
+      </w:r>
+      <w:r>
+        <w:br/>
+      </w:r>
+      <w:r>
+        <w:rPr>
+          <w:rStyle w:val="FunctionTok"/>
+        </w:rPr>
+        <w:t xml:space="preserve">sessions</w:t>
+      </w:r>
+      <w:r>
+        <w:rPr>
+          <w:rStyle w:val="KeywordTok"/>
+        </w:rPr>
+        <w:t xml:space="preserve">:</w:t>
+      </w:r>
+      <w:r>
+        <w:rPr>
+          <w:rStyle w:val="AttributeTok"/>
+        </w:rPr>
+        <w:t xml:space="preserve"> </w:t>
+      </w:r>
+      <w:r>
+        <w:br/>
+      </w:r>
+      <w:r>
+        <w:rPr>
+          <w:rStyle w:val="AttributeTok"/>
+        </w:rPr>
+        <w:t xml:space="preserve">  </w:t>
+      </w:r>
+      <w:r>
+        <w:rPr>
+          <w:rStyle w:val="KeywordTok"/>
+        </w:rPr>
+        <w:t xml:space="preserve">-</w:t>
+      </w:r>
+      <w:r>
+        <w:rPr>
+          <w:rStyle w:val="AttributeTok"/>
+        </w:rPr>
+        <w:t xml:space="preserve"> </w:t>
+      </w:r>
+      <w:r>
+        <w:rPr>
+          <w:rStyle w:val="FunctionTok"/>
+        </w:rPr>
+        <w:t xml:space="preserve">id</w:t>
+      </w:r>
+      <w:r>
+        <w:rPr>
+          <w:rStyle w:val="KeywordTok"/>
+        </w:rPr>
+        <w:t xml:space="preserve">:</w:t>
+      </w:r>
+      <w:r>
+        <w:rPr>
+          <w:rStyle w:val="AttributeTok"/>
+        </w:rPr>
+        <w:t xml:space="preserve"> tutorial:s2025-1</w:t>
+      </w:r>
+      <w:r>
+        <w:br/>
+      </w:r>
+      <w:r>
+        <w:rPr>
+          <w:rStyle w:val="AttributeTok"/>
+        </w:rPr>
+        <w:t xml:space="preserve">    </w:t>
+      </w:r>
+      <w:r>
+        <w:rPr>
+          <w:rStyle w:val="FunctionTok"/>
+        </w:rPr>
+        <w:t xml:space="preserve">date_begin_actual</w:t>
+      </w:r>
+      <w:r>
+        <w:rPr>
+          <w:rStyle w:val="KeywordTok"/>
+        </w:rPr>
+        <w:t xml:space="preserve">:</w:t>
+      </w:r>
+      <w:r>
+        <w:rPr>
+          <w:rStyle w:val="AttributeTok"/>
+        </w:rPr>
+        <w:t xml:space="preserve"> 2025-03-01</w:t>
+      </w:r>
+      <w:r>
+        <w:br/>
+      </w:r>
+      <w:r>
+        <w:rPr>
+          <w:rStyle w:val="AttributeTok"/>
+        </w:rPr>
+        <w:t xml:space="preserve">    </w:t>
+      </w:r>
+      <w:r>
+        <w:rPr>
+          <w:rStyle w:val="FunctionTok"/>
+        </w:rPr>
+        <w:t xml:space="preserve">date_end_actual</w:t>
+      </w:r>
+      <w:r>
+        <w:rPr>
+          <w:rStyle w:val="KeywordTok"/>
+        </w:rPr>
+        <w:t xml:space="preserve">:</w:t>
+      </w:r>
+      <w:r>
+        <w:rPr>
+          <w:rStyle w:val="AttributeTok"/>
+        </w:rPr>
+        <w:t xml:space="preserve"> 2025-04-10</w:t>
+      </w:r>
+      <w:r>
+        <w:br/>
+      </w:r>
+      <w:r>
+        <w:rPr>
+          <w:rStyle w:val="AttributeTok"/>
+        </w:rPr>
+        <w:t xml:space="preserve">    </w:t>
+      </w:r>
+      <w:r>
+        <w:rPr>
+          <w:rStyle w:val="FunctionTok"/>
+        </w:rPr>
         <w:t xml:space="preserve">name</w:t>
       </w:r>
       <w:r>
@@ -3511,6 +5503,1081 @@
         <w:rPr>
           <w:rStyle w:val="AttributeTok"/>
         </w:rPr>
+        <w:t xml:space="preserve"> </w:t>
+      </w:r>
+      <w:r>
+        <w:br/>
+      </w:r>
+      <w:r>
+        <w:rPr>
+          <w:rStyle w:val="AttributeTok"/>
+        </w:rPr>
+        <w:t xml:space="preserve">      </w:t>
+      </w:r>
+      <w:r>
+        <w:rPr>
+          <w:rStyle w:val="KeywordTok"/>
+        </w:rPr>
+        <w:t xml:space="preserve">-</w:t>
+      </w:r>
+      <w:r>
+        <w:rPr>
+          <w:rStyle w:val="AttributeTok"/>
+        </w:rPr>
+        <w:t xml:space="preserve"> </w:t>
+      </w:r>
+      <w:r>
+        <w:rPr>
+          <w:rStyle w:val="FunctionTok"/>
+        </w:rPr>
+        <w:t xml:space="preserve">value</w:t>
+      </w:r>
+      <w:r>
+        <w:rPr>
+          <w:rStyle w:val="KeywordTok"/>
+        </w:rPr>
+        <w:t xml:space="preserve">:</w:t>
+      </w:r>
+      <w:r>
+        <w:rPr>
+          <w:rStyle w:val="AttributeTok"/>
+        </w:rPr>
+        <w:t xml:space="preserve"> Frühlingssession 2025</w:t>
+      </w:r>
+      <w:r>
+        <w:br/>
+      </w:r>
+      <w:r>
+        <w:rPr>
+          <w:rStyle w:val="AttributeTok"/>
+        </w:rPr>
+        <w:t xml:space="preserve">        </w:t>
+      </w:r>
+      <w:r>
+        <w:rPr>
+          <w:rStyle w:val="FunctionTok"/>
+        </w:rPr>
+        <w:t xml:space="preserve">language</w:t>
+      </w:r>
+      <w:r>
+        <w:rPr>
+          <w:rStyle w:val="KeywordTok"/>
+        </w:rPr>
+        <w:t xml:space="preserve">:</w:t>
+      </w:r>
+      <w:r>
+        <w:rPr>
+          <w:rStyle w:val="AttributeTok"/>
+        </w:rPr>
+        <w:t xml:space="preserve"> de</w:t>
+      </w:r>
+      <w:r>
+        <w:br/>
+      </w:r>
+      <w:r>
+        <w:rPr>
+          <w:rStyle w:val="AttributeTok"/>
+        </w:rPr>
+        <w:t xml:space="preserve">      </w:t>
+      </w:r>
+      <w:r>
+        <w:rPr>
+          <w:rStyle w:val="KeywordTok"/>
+        </w:rPr>
+        <w:t xml:space="preserve">-</w:t>
+      </w:r>
+      <w:r>
+        <w:rPr>
+          <w:rStyle w:val="AttributeTok"/>
+        </w:rPr>
+        <w:t xml:space="preserve"> </w:t>
+      </w:r>
+      <w:r>
+        <w:rPr>
+          <w:rStyle w:val="FunctionTok"/>
+        </w:rPr>
+        <w:t xml:space="preserve">value</w:t>
+      </w:r>
+      <w:r>
+        <w:rPr>
+          <w:rStyle w:val="KeywordTok"/>
+        </w:rPr>
+        <w:t xml:space="preserve">:</w:t>
+      </w:r>
+      <w:r>
+        <w:rPr>
+          <w:rStyle w:val="AttributeTok"/>
+        </w:rPr>
+        <w:t xml:space="preserve"> Spring Session 2025</w:t>
+      </w:r>
+      <w:r>
+        <w:br/>
+      </w:r>
+      <w:r>
+        <w:rPr>
+          <w:rStyle w:val="AttributeTok"/>
+        </w:rPr>
+        <w:t xml:space="preserve">        </w:t>
+      </w:r>
+      <w:r>
+        <w:rPr>
+          <w:rStyle w:val="FunctionTok"/>
+        </w:rPr>
+        <w:t xml:space="preserve">language</w:t>
+      </w:r>
+      <w:r>
+        <w:rPr>
+          <w:rStyle w:val="KeywordTok"/>
+        </w:rPr>
+        <w:t xml:space="preserve">:</w:t>
+      </w:r>
+      <w:r>
+        <w:rPr>
+          <w:rStyle w:val="AttributeTok"/>
+        </w:rPr>
+        <w:t xml:space="preserve"> en</w:t>
+      </w:r>
+      <w:r>
+        <w:br/>
+      </w:r>
+      <w:r>
+        <w:rPr>
+          <w:rStyle w:val="AttributeTok"/>
+        </w:rPr>
+        <w:t xml:space="preserve">  </w:t>
+      </w:r>
+      <w:r>
+        <w:rPr>
+          <w:rStyle w:val="KeywordTok"/>
+        </w:rPr>
+        <w:t xml:space="preserve">-</w:t>
+      </w:r>
+      <w:r>
+        <w:rPr>
+          <w:rStyle w:val="AttributeTok"/>
+        </w:rPr>
+        <w:t xml:space="preserve"> </w:t>
+      </w:r>
+      <w:r>
+        <w:rPr>
+          <w:rStyle w:val="FunctionTok"/>
+        </w:rPr>
+        <w:t xml:space="preserve">id</w:t>
+      </w:r>
+      <w:r>
+        <w:rPr>
+          <w:rStyle w:val="KeywordTok"/>
+        </w:rPr>
+        <w:t xml:space="preserve">:</w:t>
+      </w:r>
+      <w:r>
+        <w:rPr>
+          <w:rStyle w:val="AttributeTok"/>
+        </w:rPr>
+        <w:t xml:space="preserve"> tutorial:s2025-2</w:t>
+      </w:r>
+      <w:r>
+        <w:br/>
+      </w:r>
+      <w:r>
+        <w:rPr>
+          <w:rStyle w:val="AttributeTok"/>
+        </w:rPr>
+        <w:t xml:space="preserve">    </w:t>
+      </w:r>
+      <w:r>
+        <w:rPr>
+          <w:rStyle w:val="FunctionTok"/>
+        </w:rPr>
+        <w:t xml:space="preserve">date_begin_actual</w:t>
+      </w:r>
+      <w:r>
+        <w:rPr>
+          <w:rStyle w:val="KeywordTok"/>
+        </w:rPr>
+        <w:t xml:space="preserve">:</w:t>
+      </w:r>
+      <w:r>
+        <w:rPr>
+          <w:rStyle w:val="AttributeTok"/>
+        </w:rPr>
+        <w:t xml:space="preserve"> 2025-06-01</w:t>
+      </w:r>
+      <w:r>
+        <w:br/>
+      </w:r>
+      <w:r>
+        <w:rPr>
+          <w:rStyle w:val="AttributeTok"/>
+        </w:rPr>
+        <w:t xml:space="preserve">    </w:t>
+      </w:r>
+      <w:r>
+        <w:rPr>
+          <w:rStyle w:val="FunctionTok"/>
+        </w:rPr>
+        <w:t xml:space="preserve">date_end_actual</w:t>
+      </w:r>
+      <w:r>
+        <w:rPr>
+          <w:rStyle w:val="KeywordTok"/>
+        </w:rPr>
+        <w:t xml:space="preserve">:</w:t>
+      </w:r>
+      <w:r>
+        <w:rPr>
+          <w:rStyle w:val="AttributeTok"/>
+        </w:rPr>
+        <w:t xml:space="preserve"> 2025-07-10</w:t>
+      </w:r>
+      <w:r>
+        <w:br/>
+      </w:r>
+      <w:r>
+        <w:rPr>
+          <w:rStyle w:val="AttributeTok"/>
+        </w:rPr>
+        <w:t xml:space="preserve">    </w:t>
+      </w:r>
+      <w:r>
+        <w:rPr>
+          <w:rStyle w:val="FunctionTok"/>
+        </w:rPr>
+        <w:t xml:space="preserve">name</w:t>
+      </w:r>
+      <w:r>
+        <w:rPr>
+          <w:rStyle w:val="KeywordTok"/>
+        </w:rPr>
+        <w:t xml:space="preserve">:</w:t>
+      </w:r>
+      <w:r>
+        <w:rPr>
+          <w:rStyle w:val="AttributeTok"/>
+        </w:rPr>
+        <w:t xml:space="preserve"> </w:t>
+      </w:r>
+      <w:r>
+        <w:br/>
+      </w:r>
+      <w:r>
+        <w:rPr>
+          <w:rStyle w:val="AttributeTok"/>
+        </w:rPr>
+        <w:t xml:space="preserve">      </w:t>
+      </w:r>
+      <w:r>
+        <w:rPr>
+          <w:rStyle w:val="KeywordTok"/>
+        </w:rPr>
+        <w:t xml:space="preserve">-</w:t>
+      </w:r>
+      <w:r>
+        <w:rPr>
+          <w:rStyle w:val="AttributeTok"/>
+        </w:rPr>
+        <w:t xml:space="preserve"> </w:t>
+      </w:r>
+      <w:r>
+        <w:rPr>
+          <w:rStyle w:val="FunctionTok"/>
+        </w:rPr>
+        <w:t xml:space="preserve">value</w:t>
+      </w:r>
+      <w:r>
+        <w:rPr>
+          <w:rStyle w:val="KeywordTok"/>
+        </w:rPr>
+        <w:t xml:space="preserve">:</w:t>
+      </w:r>
+      <w:r>
+        <w:rPr>
+          <w:rStyle w:val="AttributeTok"/>
+        </w:rPr>
+        <w:t xml:space="preserve"> Sommersession 2025</w:t>
+      </w:r>
+      <w:r>
+        <w:br/>
+      </w:r>
+      <w:r>
+        <w:rPr>
+          <w:rStyle w:val="AttributeTok"/>
+        </w:rPr>
+        <w:t xml:space="preserve">        </w:t>
+      </w:r>
+      <w:r>
+        <w:rPr>
+          <w:rStyle w:val="FunctionTok"/>
+        </w:rPr>
+        <w:t xml:space="preserve">language</w:t>
+      </w:r>
+      <w:r>
+        <w:rPr>
+          <w:rStyle w:val="KeywordTok"/>
+        </w:rPr>
+        <w:t xml:space="preserve">:</w:t>
+      </w:r>
+      <w:r>
+        <w:rPr>
+          <w:rStyle w:val="AttributeTok"/>
+        </w:rPr>
+        <w:t xml:space="preserve"> de</w:t>
+      </w:r>
+      <w:r>
+        <w:br/>
+      </w:r>
+      <w:r>
+        <w:rPr>
+          <w:rStyle w:val="AttributeTok"/>
+        </w:rPr>
+        <w:t xml:space="preserve">      </w:t>
+      </w:r>
+      <w:r>
+        <w:rPr>
+          <w:rStyle w:val="KeywordTok"/>
+        </w:rPr>
+        <w:t xml:space="preserve">-</w:t>
+      </w:r>
+      <w:r>
+        <w:rPr>
+          <w:rStyle w:val="AttributeTok"/>
+        </w:rPr>
+        <w:t xml:space="preserve"> </w:t>
+      </w:r>
+      <w:r>
+        <w:rPr>
+          <w:rStyle w:val="FunctionTok"/>
+        </w:rPr>
+        <w:t xml:space="preserve">value</w:t>
+      </w:r>
+      <w:r>
+        <w:rPr>
+          <w:rStyle w:val="KeywordTok"/>
+        </w:rPr>
+        <w:t xml:space="preserve">:</w:t>
+      </w:r>
+      <w:r>
+        <w:rPr>
+          <w:rStyle w:val="AttributeTok"/>
+        </w:rPr>
+        <w:t xml:space="preserve"> Summer Session 2025</w:t>
+      </w:r>
+      <w:r>
+        <w:br/>
+      </w:r>
+      <w:r>
+        <w:rPr>
+          <w:rStyle w:val="AttributeTok"/>
+        </w:rPr>
+        <w:t xml:space="preserve">        </w:t>
+      </w:r>
+      <w:r>
+        <w:rPr>
+          <w:rStyle w:val="FunctionTok"/>
+        </w:rPr>
+        <w:t xml:space="preserve">language</w:t>
+      </w:r>
+      <w:r>
+        <w:rPr>
+          <w:rStyle w:val="KeywordTok"/>
+        </w:rPr>
+        <w:t xml:space="preserve">:</w:t>
+      </w:r>
+      <w:r>
+        <w:rPr>
+          <w:rStyle w:val="AttributeTok"/>
+        </w:rPr>
+        <w:t xml:space="preserve"> en</w:t>
+      </w:r>
+      <w:r>
+        <w:br/>
+      </w:r>
+      <w:r>
+        <w:rPr>
+          <w:rStyle w:val="FunctionTok"/>
+        </w:rPr>
+        <w:t xml:space="preserve">agenda_items</w:t>
+      </w:r>
+      <w:r>
+        <w:rPr>
+          <w:rStyle w:val="KeywordTok"/>
+        </w:rPr>
+        <w:t xml:space="preserve">:</w:t>
+      </w:r>
+      <w:r>
+        <w:br/>
+      </w:r>
+      <w:r>
+        <w:rPr>
+          <w:rStyle w:val="AttributeTok"/>
+        </w:rPr>
+        <w:t xml:space="preserve">  </w:t>
+      </w:r>
+      <w:r>
+        <w:rPr>
+          <w:rStyle w:val="KeywordTok"/>
+        </w:rPr>
+        <w:t xml:space="preserve">-</w:t>
+      </w:r>
+      <w:r>
+        <w:rPr>
+          <w:rStyle w:val="AttributeTok"/>
+        </w:rPr>
+        <w:t xml:space="preserve"> </w:t>
+      </w:r>
+      <w:r>
+        <w:rPr>
+          <w:rStyle w:val="FunctionTok"/>
+        </w:rPr>
+        <w:t xml:space="preserve">id</w:t>
+      </w:r>
+      <w:r>
+        <w:rPr>
+          <w:rStyle w:val="KeywordTok"/>
+        </w:rPr>
+        <w:t xml:space="preserve">:</w:t>
+      </w:r>
+      <w:r>
+        <w:rPr>
+          <w:rStyle w:val="AttributeTok"/>
+        </w:rPr>
+        <w:t xml:space="preserve"> tutorial:s2025-1_t1</w:t>
+      </w:r>
+      <w:r>
+        <w:br/>
+      </w:r>
+      <w:r>
+        <w:rPr>
+          <w:rStyle w:val="AttributeTok"/>
+        </w:rPr>
+        <w:t xml:space="preserve">    </w:t>
+      </w:r>
+      <w:r>
+        <w:rPr>
+          <w:rStyle w:val="FunctionTok"/>
+        </w:rPr>
+        <w:t xml:space="preserve">name</w:t>
+      </w:r>
+      <w:r>
+        <w:rPr>
+          <w:rStyle w:val="KeywordTok"/>
+        </w:rPr>
+        <w:t xml:space="preserve">:</w:t>
+      </w:r>
+      <w:r>
+        <w:br/>
+      </w:r>
+      <w:r>
+        <w:rPr>
+          <w:rStyle w:val="AttributeTok"/>
+        </w:rPr>
+        <w:t xml:space="preserve">      </w:t>
+      </w:r>
+      <w:r>
+        <w:rPr>
+          <w:rStyle w:val="KeywordTok"/>
+        </w:rPr>
+        <w:t xml:space="preserve">-</w:t>
+      </w:r>
+      <w:r>
+        <w:rPr>
+          <w:rStyle w:val="AttributeTok"/>
+        </w:rPr>
+        <w:t xml:space="preserve"> </w:t>
+      </w:r>
+      <w:r>
+        <w:rPr>
+          <w:rStyle w:val="FunctionTok"/>
+        </w:rPr>
+        <w:t xml:space="preserve">value</w:t>
+      </w:r>
+      <w:r>
+        <w:rPr>
+          <w:rStyle w:val="KeywordTok"/>
+        </w:rPr>
+        <w:t xml:space="preserve">:</w:t>
+      </w:r>
+      <w:r>
+        <w:rPr>
+          <w:rStyle w:val="AttributeTok"/>
+        </w:rPr>
+        <w:t xml:space="preserve"> Fahnenfarbe</w:t>
+      </w:r>
+      <w:r>
+        <w:br/>
+      </w:r>
+      <w:r>
+        <w:rPr>
+          <w:rStyle w:val="AttributeTok"/>
+        </w:rPr>
+        <w:t xml:space="preserve">        </w:t>
+      </w:r>
+      <w:r>
+        <w:rPr>
+          <w:rStyle w:val="FunctionTok"/>
+        </w:rPr>
+        <w:t xml:space="preserve">language</w:t>
+      </w:r>
+      <w:r>
+        <w:rPr>
+          <w:rStyle w:val="KeywordTok"/>
+        </w:rPr>
+        <w:t xml:space="preserve">:</w:t>
+      </w:r>
+      <w:r>
+        <w:rPr>
+          <w:rStyle w:val="AttributeTok"/>
+        </w:rPr>
+        <w:t xml:space="preserve"> de</w:t>
+      </w:r>
+      <w:r>
+        <w:br/>
+      </w:r>
+      <w:r>
+        <w:rPr>
+          <w:rStyle w:val="AttributeTok"/>
+        </w:rPr>
+        <w:t xml:space="preserve">  </w:t>
+      </w:r>
+      <w:r>
+        <w:rPr>
+          <w:rStyle w:val="KeywordTok"/>
+        </w:rPr>
+        <w:t xml:space="preserve">-</w:t>
+      </w:r>
+      <w:r>
+        <w:rPr>
+          <w:rStyle w:val="AttributeTok"/>
+        </w:rPr>
+        <w:t xml:space="preserve"> </w:t>
+      </w:r>
+      <w:r>
+        <w:rPr>
+          <w:rStyle w:val="FunctionTok"/>
+        </w:rPr>
+        <w:t xml:space="preserve">id</w:t>
+      </w:r>
+      <w:r>
+        <w:rPr>
+          <w:rStyle w:val="KeywordTok"/>
+        </w:rPr>
+        <w:t xml:space="preserve">:</w:t>
+      </w:r>
+      <w:r>
+        <w:rPr>
+          <w:rStyle w:val="AttributeTok"/>
+        </w:rPr>
+        <w:t xml:space="preserve"> tutorial:s2025-2_t1</w:t>
+      </w:r>
+      <w:r>
+        <w:br/>
+      </w:r>
+      <w:r>
+        <w:rPr>
+          <w:rStyle w:val="AttributeTok"/>
+        </w:rPr>
+        <w:t xml:space="preserve">    </w:t>
+      </w:r>
+      <w:r>
+        <w:rPr>
+          <w:rStyle w:val="FunctionTok"/>
+        </w:rPr>
+        <w:t xml:space="preserve">name</w:t>
+      </w:r>
+      <w:r>
+        <w:rPr>
+          <w:rStyle w:val="KeywordTok"/>
+        </w:rPr>
+        <w:t xml:space="preserve">:</w:t>
+      </w:r>
+      <w:r>
+        <w:rPr>
+          <w:rStyle w:val="AttributeTok"/>
+        </w:rPr>
+        <w:t xml:space="preserve"> </w:t>
+      </w:r>
+      <w:r>
+        <w:br/>
+      </w:r>
+      <w:r>
+        <w:rPr>
+          <w:rStyle w:val="AttributeTok"/>
+        </w:rPr>
+        <w:t xml:space="preserve">      </w:t>
+      </w:r>
+      <w:r>
+        <w:rPr>
+          <w:rStyle w:val="KeywordTok"/>
+        </w:rPr>
+        <w:t xml:space="preserve">-</w:t>
+      </w:r>
+      <w:r>
+        <w:rPr>
+          <w:rStyle w:val="AttributeTok"/>
+        </w:rPr>
+        <w:t xml:space="preserve"> </w:t>
+      </w:r>
+      <w:r>
+        <w:rPr>
+          <w:rStyle w:val="FunctionTok"/>
+        </w:rPr>
+        <w:t xml:space="preserve">value</w:t>
+      </w:r>
+      <w:r>
+        <w:rPr>
+          <w:rStyle w:val="KeywordTok"/>
+        </w:rPr>
+        <w:t xml:space="preserve">:</w:t>
+      </w:r>
+      <w:r>
+        <w:rPr>
+          <w:rStyle w:val="AttributeTok"/>
+        </w:rPr>
+        <w:t xml:space="preserve"> Landeshymne</w:t>
+      </w:r>
+      <w:r>
+        <w:br/>
+      </w:r>
+      <w:r>
+        <w:rPr>
+          <w:rStyle w:val="AttributeTok"/>
+        </w:rPr>
+        <w:t xml:space="preserve">        </w:t>
+      </w:r>
+      <w:r>
+        <w:rPr>
+          <w:rStyle w:val="FunctionTok"/>
+        </w:rPr>
+        <w:t xml:space="preserve">language</w:t>
+      </w:r>
+      <w:r>
+        <w:rPr>
+          <w:rStyle w:val="KeywordTok"/>
+        </w:rPr>
+        <w:t xml:space="preserve">:</w:t>
+      </w:r>
+      <w:r>
+        <w:rPr>
+          <w:rStyle w:val="AttributeTok"/>
+        </w:rPr>
+        <w:t xml:space="preserve"> de</w:t>
+      </w:r>
+      <w:r>
+        <w:br/>
+      </w:r>
+      <w:r>
+        <w:rPr>
+          <w:rStyle w:val="FunctionTok"/>
+        </w:rPr>
+        <w:t xml:space="preserve">votes</w:t>
+      </w:r>
+      <w:r>
+        <w:rPr>
+          <w:rStyle w:val="KeywordTok"/>
+        </w:rPr>
+        <w:t xml:space="preserve">:</w:t>
+      </w:r>
+      <w:r>
+        <w:br/>
+      </w:r>
+      <w:r>
+        <w:rPr>
+          <w:rStyle w:val="AttributeTok"/>
+        </w:rPr>
+        <w:t xml:space="preserve">  </w:t>
+      </w:r>
+      <w:r>
+        <w:rPr>
+          <w:rStyle w:val="KeywordTok"/>
+        </w:rPr>
+        <w:t xml:space="preserve">-</w:t>
+      </w:r>
+      <w:r>
+        <w:rPr>
+          <w:rStyle w:val="AttributeTok"/>
+        </w:rPr>
+        <w:t xml:space="preserve"> </w:t>
+      </w:r>
+      <w:r>
+        <w:rPr>
+          <w:rStyle w:val="FunctionTok"/>
+        </w:rPr>
+        <w:t xml:space="preserve">id</w:t>
+      </w:r>
+      <w:r>
+        <w:rPr>
+          <w:rStyle w:val="KeywordTok"/>
+        </w:rPr>
+        <w:t xml:space="preserve">:</w:t>
+      </w:r>
+      <w:r>
+        <w:rPr>
+          <w:rStyle w:val="AttributeTok"/>
+        </w:rPr>
+        <w:t xml:space="preserve"> tutorial:s2025-1_t1_a1</w:t>
+      </w:r>
+      <w:r>
+        <w:br/>
+      </w:r>
+      <w:r>
+        <w:rPr>
+          <w:rStyle w:val="AttributeTok"/>
+        </w:rPr>
+        <w:t xml:space="preserve">    </w:t>
+      </w:r>
+      <w:r>
+        <w:rPr>
+          <w:rStyle w:val="FunctionTok"/>
+        </w:rPr>
+        <w:t xml:space="preserve">is_part_of_agenda_item</w:t>
+      </w:r>
+      <w:r>
+        <w:rPr>
+          <w:rStyle w:val="KeywordTok"/>
+        </w:rPr>
+        <w:t xml:space="preserve">:</w:t>
+      </w:r>
+      <w:r>
+        <w:rPr>
+          <w:rStyle w:val="AttributeTok"/>
+        </w:rPr>
+        <w:t xml:space="preserve"> tutorial:s2025-1_t1</w:t>
+      </w:r>
+      <w:r>
+        <w:br/>
+      </w:r>
+      <w:r>
+        <w:rPr>
+          <w:rStyle w:val="AttributeTok"/>
+        </w:rPr>
+        <w:t xml:space="preserve">    </w:t>
+      </w:r>
+      <w:r>
+        <w:rPr>
+          <w:rStyle w:val="FunctionTok"/>
+        </w:rPr>
+        <w:t xml:space="preserve">is_part_of</w:t>
+      </w:r>
+      <w:r>
+        <w:rPr>
+          <w:rStyle w:val="KeywordTok"/>
+        </w:rPr>
+        <w:t xml:space="preserve">:</w:t>
+      </w:r>
+      <w:r>
+        <w:rPr>
+          <w:rStyle w:val="AttributeTok"/>
+        </w:rPr>
+        <w:t xml:space="preserve"> tutorial:s2025-1_t1</w:t>
+      </w:r>
+      <w:r>
+        <w:br/>
+      </w:r>
+      <w:r>
+        <w:rPr>
+          <w:rStyle w:val="AttributeTok"/>
+        </w:rPr>
+        <w:t xml:space="preserve">    </w:t>
+      </w:r>
+      <w:r>
+        <w:rPr>
+          <w:rStyle w:val="FunctionTok"/>
+        </w:rPr>
+        <w:t xml:space="preserve">question</w:t>
+      </w:r>
+      <w:r>
+        <w:rPr>
+          <w:rStyle w:val="KeywordTok"/>
+        </w:rPr>
+        <w:t xml:space="preserve">:</w:t>
+      </w:r>
+      <w:r>
+        <w:rPr>
+          <w:rStyle w:val="AttributeTok"/>
+        </w:rPr>
+        <w:t xml:space="preserve"> Soll die Farbe geändert werden?</w:t>
+      </w:r>
+      <w:r>
+        <w:br/>
+      </w:r>
+      <w:r>
+        <w:rPr>
+          <w:rStyle w:val="AttributeTok"/>
+        </w:rPr>
+        <w:t xml:space="preserve">  </w:t>
+      </w:r>
+      <w:r>
+        <w:rPr>
+          <w:rStyle w:val="KeywordTok"/>
+        </w:rPr>
+        <w:t xml:space="preserve">-</w:t>
+      </w:r>
+      <w:r>
+        <w:rPr>
+          <w:rStyle w:val="AttributeTok"/>
+        </w:rPr>
+        <w:t xml:space="preserve"> </w:t>
+      </w:r>
+      <w:r>
+        <w:rPr>
+          <w:rStyle w:val="FunctionTok"/>
+        </w:rPr>
+        <w:t xml:space="preserve">id</w:t>
+      </w:r>
+      <w:r>
+        <w:rPr>
+          <w:rStyle w:val="KeywordTok"/>
+        </w:rPr>
+        <w:t xml:space="preserve">:</w:t>
+      </w:r>
+      <w:r>
+        <w:rPr>
+          <w:rStyle w:val="AttributeTok"/>
+        </w:rPr>
+        <w:t xml:space="preserve"> tutorial:s2025-1_t1_a2</w:t>
+      </w:r>
+      <w:r>
+        <w:br/>
+      </w:r>
+      <w:r>
+        <w:rPr>
+          <w:rStyle w:val="AttributeTok"/>
+        </w:rPr>
+        <w:t xml:space="preserve">    </w:t>
+      </w:r>
+      <w:r>
+        <w:rPr>
+          <w:rStyle w:val="FunctionTok"/>
+        </w:rPr>
+        <w:t xml:space="preserve">is_part_of_agenda_item</w:t>
+      </w:r>
+      <w:r>
+        <w:rPr>
+          <w:rStyle w:val="KeywordTok"/>
+        </w:rPr>
+        <w:t xml:space="preserve">:</w:t>
+      </w:r>
+      <w:r>
+        <w:rPr>
+          <w:rStyle w:val="AttributeTok"/>
+        </w:rPr>
+        <w:t xml:space="preserve"> tutorial:s2025-1_t1</w:t>
+      </w:r>
+      <w:r>
+        <w:br/>
+      </w:r>
+      <w:r>
+        <w:rPr>
+          <w:rStyle w:val="AttributeTok"/>
+        </w:rPr>
+        <w:t xml:space="preserve">    </w:t>
+      </w:r>
+      <w:r>
+        <w:rPr>
+          <w:rStyle w:val="FunctionTok"/>
+        </w:rPr>
+        <w:t xml:space="preserve">is_part_of</w:t>
+      </w:r>
+      <w:r>
+        <w:rPr>
+          <w:rStyle w:val="KeywordTok"/>
+        </w:rPr>
+        <w:t xml:space="preserve">:</w:t>
+      </w:r>
+      <w:r>
+        <w:rPr>
+          <w:rStyle w:val="AttributeTok"/>
+        </w:rPr>
+        <w:t xml:space="preserve"> tutorial:s2025-1_t1</w:t>
+      </w:r>
+      <w:r>
+        <w:br/>
+      </w:r>
+      <w:r>
+        <w:rPr>
+          <w:rStyle w:val="AttributeTok"/>
+        </w:rPr>
+        <w:t xml:space="preserve">    </w:t>
+      </w:r>
+      <w:r>
+        <w:rPr>
+          <w:rStyle w:val="FunctionTok"/>
+        </w:rPr>
+        <w:t xml:space="preserve">question</w:t>
+      </w:r>
+      <w:r>
+        <w:rPr>
+          <w:rStyle w:val="KeywordTok"/>
+        </w:rPr>
+        <w:t xml:space="preserve">:</w:t>
+      </w:r>
+      <w:r>
+        <w:rPr>
+          <w:rStyle w:val="AttributeTok"/>
+        </w:rPr>
+        <w:t xml:space="preserve"> Soll die Farbe Auberginen-Oliv werden?</w:t>
+      </w:r>
+      <w:r>
+        <w:br/>
+      </w:r>
+      <w:r>
+        <w:rPr>
+          <w:rStyle w:val="AttributeTok"/>
+        </w:rPr>
+        <w:t xml:space="preserve">  </w:t>
+      </w:r>
+      <w:r>
+        <w:rPr>
+          <w:rStyle w:val="KeywordTok"/>
+        </w:rPr>
+        <w:t xml:space="preserve">-</w:t>
+      </w:r>
+      <w:r>
+        <w:rPr>
+          <w:rStyle w:val="AttributeTok"/>
+        </w:rPr>
+        <w:t xml:space="preserve"> </w:t>
+      </w:r>
+      <w:r>
+        <w:rPr>
+          <w:rStyle w:val="FunctionTok"/>
+        </w:rPr>
+        <w:t xml:space="preserve">id</w:t>
+      </w:r>
+      <w:r>
+        <w:rPr>
+          <w:rStyle w:val="KeywordTok"/>
+        </w:rPr>
+        <w:t xml:space="preserve">:</w:t>
+      </w:r>
+      <w:r>
+        <w:rPr>
+          <w:rStyle w:val="AttributeTok"/>
+        </w:rPr>
+        <w:t xml:space="preserve"> tutorial:s2025-2_t1_a1</w:t>
+      </w:r>
+      <w:r>
+        <w:br/>
+      </w:r>
+      <w:r>
+        <w:rPr>
+          <w:rStyle w:val="AttributeTok"/>
+        </w:rPr>
+        <w:t xml:space="preserve">    </w:t>
+      </w:r>
+      <w:r>
+        <w:rPr>
+          <w:rStyle w:val="FunctionTok"/>
+        </w:rPr>
+        <w:t xml:space="preserve">is_part_of_agenda_item</w:t>
+      </w:r>
+      <w:r>
+        <w:rPr>
+          <w:rStyle w:val="KeywordTok"/>
+        </w:rPr>
+        <w:t xml:space="preserve">:</w:t>
+      </w:r>
+      <w:r>
+        <w:rPr>
+          <w:rStyle w:val="AttributeTok"/>
+        </w:rPr>
+        <w:t xml:space="preserve"> tutorial:s2025-2_t1</w:t>
+      </w:r>
+      <w:r>
+        <w:br/>
+      </w:r>
+      <w:r>
+        <w:rPr>
+          <w:rStyle w:val="AttributeTok"/>
+        </w:rPr>
+        <w:t xml:space="preserve">    </w:t>
+      </w:r>
+      <w:r>
+        <w:rPr>
+          <w:rStyle w:val="FunctionTok"/>
+        </w:rPr>
+        <w:t xml:space="preserve">is_part_of</w:t>
+      </w:r>
+      <w:r>
+        <w:rPr>
+          <w:rStyle w:val="KeywordTok"/>
+        </w:rPr>
+        <w:t xml:space="preserve">:</w:t>
+      </w:r>
+      <w:r>
+        <w:rPr>
+          <w:rStyle w:val="AttributeTok"/>
+        </w:rPr>
+        <w:t xml:space="preserve"> tutorial:s2025-2_t1</w:t>
+      </w:r>
+      <w:r>
+        <w:br/>
+      </w:r>
+      <w:r>
+        <w:rPr>
+          <w:rStyle w:val="AttributeTok"/>
+        </w:rPr>
+        <w:t xml:space="preserve">    </w:t>
+      </w:r>
+      <w:r>
+        <w:rPr>
+          <w:rStyle w:val="FunctionTok"/>
+        </w:rPr>
+        <w:t xml:space="preserve">question</w:t>
+      </w:r>
+      <w:r>
+        <w:rPr>
+          <w:rStyle w:val="KeywordTok"/>
+        </w:rPr>
+        <w:t xml:space="preserve">:</w:t>
+      </w:r>
+      <w:r>
+        <w:rPr>
+          <w:rStyle w:val="AttributeTok"/>
+        </w:rPr>
+        <w:t xml:space="preserve"> Soll die Hymne geändert werden?</w:t>
+      </w:r>
+    </w:p>
+    <w:bookmarkEnd w:id="44"/>
+    <w:bookmarkEnd w:id="45"/>
+    <w:bookmarkStart w:id="48" w:name="linkml-source-1"/>
+    <w:p>
+      <w:pPr>
+        <w:pStyle w:val="Heading2"/>
+      </w:pPr>
+      <w:r>
+        <w:t xml:space="preserve">LinkML Source</w:t>
+      </w:r>
+    </w:p>
+    <w:bookmarkStart w:id="46" w:name="direct-1"/>
+    <w:p>
+      <w:pPr>
+        <w:pStyle w:val="Heading3"/>
+      </w:pPr>
+      <w:r>
+        <w:t xml:space="preserve">Direct</w:t>
+      </w:r>
+    </w:p>
+    <w:p>
+      <w:pPr>
+        <w:pStyle w:val="SourceCode"/>
+      </w:pPr>
+      <w:r>
+        <w:rPr>
+          <w:rStyle w:val="FunctionTok"/>
+        </w:rPr>
+        <w:t xml:space="preserve">name</w:t>
+      </w:r>
+      <w:r>
+        <w:rPr>
+          <w:rStyle w:val="KeywordTok"/>
+        </w:rPr>
+        <w:t xml:space="preserve">:</w:t>
+      </w:r>
+      <w:r>
+        <w:rPr>
+          <w:rStyle w:val="AttributeTok"/>
+        </w:rPr>
         <w:t xml:space="preserve"> Container</w:t>
       </w:r>
       <w:r>
@@ -3541,6 +6608,162 @@
         <w:rPr>
           <w:rStyle w:val="FunctionTok"/>
         </w:rPr>
+        <w:t xml:space="preserve">slots</w:t>
+      </w:r>
+      <w:r>
+        <w:rPr>
+          <w:rStyle w:val="KeywordTok"/>
+        </w:rPr>
+        <w:t xml:space="preserve">:</w:t>
+      </w:r>
+      <w:r>
+        <w:br/>
+      </w:r>
+      <w:r>
+        <w:rPr>
+          <w:rStyle w:val="KeywordTok"/>
+        </w:rPr>
+        <w:t xml:space="preserve">-</w:t>
+      </w:r>
+      <w:r>
+        <w:rPr>
+          <w:rStyle w:val="AttributeTok"/>
+        </w:rPr>
+        <w:t xml:space="preserve"> id</w:t>
+      </w:r>
+      <w:r>
+        <w:br/>
+      </w:r>
+      <w:r>
+        <w:rPr>
+          <w:rStyle w:val="KeywordTok"/>
+        </w:rPr>
+        <w:t xml:space="preserve">-</w:t>
+      </w:r>
+      <w:r>
+        <w:rPr>
+          <w:rStyle w:val="AttributeTok"/>
+        </w:rPr>
+        <w:t xml:space="preserve"> sessions</w:t>
+      </w:r>
+      <w:r>
+        <w:br/>
+      </w:r>
+      <w:r>
+        <w:rPr>
+          <w:rStyle w:val="KeywordTok"/>
+        </w:rPr>
+        <w:t xml:space="preserve">-</w:t>
+      </w:r>
+      <w:r>
+        <w:rPr>
+          <w:rStyle w:val="AttributeTok"/>
+        </w:rPr>
+        <w:t xml:space="preserve"> agenda_items</w:t>
+      </w:r>
+      <w:r>
+        <w:br/>
+      </w:r>
+      <w:r>
+        <w:rPr>
+          <w:rStyle w:val="KeywordTok"/>
+        </w:rPr>
+        <w:t xml:space="preserve">-</w:t>
+      </w:r>
+      <w:r>
+        <w:rPr>
+          <w:rStyle w:val="AttributeTok"/>
+        </w:rPr>
+        <w:t xml:space="preserve"> votes</w:t>
+      </w:r>
+      <w:r>
+        <w:br/>
+      </w:r>
+      <w:r>
+        <w:rPr>
+          <w:rStyle w:val="FunctionTok"/>
+        </w:rPr>
+        <w:t xml:space="preserve">tree_root</w:t>
+      </w:r>
+      <w:r>
+        <w:rPr>
+          <w:rStyle w:val="KeywordTok"/>
+        </w:rPr>
+        <w:t xml:space="preserve">:</w:t>
+      </w:r>
+      <w:r>
+        <w:rPr>
+          <w:rStyle w:val="AttributeTok"/>
+        </w:rPr>
+        <w:t xml:space="preserve"> </w:t>
+      </w:r>
+      <w:r>
+        <w:rPr>
+          <w:rStyle w:val="CharTok"/>
+        </w:rPr>
+        <w:t xml:space="preserve">true</w:t>
+      </w:r>
+    </w:p>
+    <w:bookmarkEnd w:id="46"/>
+    <w:bookmarkStart w:id="47" w:name="induced-1"/>
+    <w:p>
+      <w:pPr>
+        <w:pStyle w:val="Heading3"/>
+      </w:pPr>
+      <w:r>
+        <w:t xml:space="preserve">Induced</w:t>
+      </w:r>
+    </w:p>
+    <w:p>
+      <w:pPr>
+        <w:pStyle w:val="SourceCode"/>
+      </w:pPr>
+      <w:r>
+        <w:rPr>
+          <w:rStyle w:val="FunctionTok"/>
+        </w:rPr>
+        <w:t xml:space="preserve">name</w:t>
+      </w:r>
+      <w:r>
+        <w:rPr>
+          <w:rStyle w:val="KeywordTok"/>
+        </w:rPr>
+        <w:t xml:space="preserve">:</w:t>
+      </w:r>
+      <w:r>
+        <w:rPr>
+          <w:rStyle w:val="AttributeTok"/>
+        </w:rPr>
+        <w:t xml:space="preserve"> Container</w:t>
+      </w:r>
+      <w:r>
+        <w:br/>
+      </w:r>
+      <w:r>
+        <w:rPr>
+          <w:rStyle w:val="FunctionTok"/>
+        </w:rPr>
+        <w:t xml:space="preserve">from_schema</w:t>
+      </w:r>
+      <w:r>
+        <w:rPr>
+          <w:rStyle w:val="KeywordTok"/>
+        </w:rPr>
+        <w:t xml:space="preserve">:</w:t>
+      </w:r>
+      <w:r>
+        <w:rPr>
+          <w:rStyle w:val="AttributeTok"/>
+        </w:rPr>
+        <w:t xml:space="preserve"> https://ch.paf.link/schema/tutorial</w:t>
+      </w:r>
+      <w:r>
+        <w:br/>
+      </w:r>
+      <w:r>
+        <w:rPr>
+          <w:rStyle w:val="FunctionTok"/>
+        </w:rPr>
         <w:t xml:space="preserve">attributes</w:t>
       </w:r>
       <w:r>
@@ -3610,6 +6833,144 @@
         <w:rPr>
           <w:rStyle w:val="FunctionTok"/>
         </w:rPr>
+        <w:t xml:space="preserve">examples</w:t>
+      </w:r>
+      <w:r>
+        <w:rPr>
+          <w:rStyle w:val="KeywordTok"/>
+        </w:rPr>
+        <w:t xml:space="preserve">:</w:t>
+      </w:r>
+      <w:r>
+        <w:br/>
+      </w:r>
+      <w:r>
+        <w:rPr>
+          <w:rStyle w:val="AttributeTok"/>
+        </w:rPr>
+        <w:t xml:space="preserve">    </w:t>
+      </w:r>
+      <w:r>
+        <w:rPr>
+          <w:rStyle w:val="KeywordTok"/>
+        </w:rPr>
+        <w:t xml:space="preserve">-</w:t>
+      </w:r>
+      <w:r>
+        <w:rPr>
+          <w:rStyle w:val="AttributeTok"/>
+        </w:rPr>
+        <w:t xml:space="preserve"> </w:t>
+      </w:r>
+      <w:r>
+        <w:rPr>
+          <w:rStyle w:val="FunctionTok"/>
+        </w:rPr>
+        <w:t xml:space="preserve">value</w:t>
+      </w:r>
+      <w:r>
+        <w:rPr>
+          <w:rStyle w:val="KeywordTok"/>
+        </w:rPr>
+        <w:t xml:space="preserve">:</w:t>
+      </w:r>
+      <w:r>
+        <w:rPr>
+          <w:rStyle w:val="AttributeTok"/>
+        </w:rPr>
+        <w:t xml:space="preserve"> tutorial:s2025</w:t>
+      </w:r>
+      <w:r>
+        <w:br/>
+      </w:r>
+      <w:r>
+        <w:rPr>
+          <w:rStyle w:val="AttributeTok"/>
+        </w:rPr>
+        <w:t xml:space="preserve">    </w:t>
+      </w:r>
+      <w:r>
+        <w:rPr>
+          <w:rStyle w:val="KeywordTok"/>
+        </w:rPr>
+        <w:t xml:space="preserve">-</w:t>
+      </w:r>
+      <w:r>
+        <w:rPr>
+          <w:rStyle w:val="AttributeTok"/>
+        </w:rPr>
+        <w:t xml:space="preserve"> </w:t>
+      </w:r>
+      <w:r>
+        <w:rPr>
+          <w:rStyle w:val="FunctionTok"/>
+        </w:rPr>
+        <w:t xml:space="preserve">value</w:t>
+      </w:r>
+      <w:r>
+        <w:rPr>
+          <w:rStyle w:val="KeywordTok"/>
+        </w:rPr>
+        <w:t xml:space="preserve">:</w:t>
+      </w:r>
+      <w:r>
+        <w:rPr>
+          <w:rStyle w:val="AttributeTok"/>
+        </w:rPr>
+        <w:t xml:space="preserve"> tutorial:s2025-1</w:t>
+      </w:r>
+      <w:r>
+        <w:br/>
+      </w:r>
+      <w:r>
+        <w:rPr>
+          <w:rStyle w:val="AttributeTok"/>
+        </w:rPr>
+        <w:t xml:space="preserve">    </w:t>
+      </w:r>
+      <w:r>
+        <w:rPr>
+          <w:rStyle w:val="KeywordTok"/>
+        </w:rPr>
+        <w:t xml:space="preserve">-</w:t>
+      </w:r>
+      <w:r>
+        <w:rPr>
+          <w:rStyle w:val="AttributeTok"/>
+        </w:rPr>
+        <w:t xml:space="preserve"> </w:t>
+      </w:r>
+      <w:r>
+        <w:rPr>
+          <w:rStyle w:val="FunctionTok"/>
+        </w:rPr>
+        <w:t xml:space="preserve">value</w:t>
+      </w:r>
+      <w:r>
+        <w:rPr>
+          <w:rStyle w:val="KeywordTok"/>
+        </w:rPr>
+        <w:t xml:space="preserve">:</w:t>
+      </w:r>
+      <w:r>
+        <w:rPr>
+          <w:rStyle w:val="AttributeTok"/>
+        </w:rPr>
+        <w:t xml:space="preserve"> tutorial:s2025-1_t1</w:t>
+      </w:r>
+      <w:r>
+        <w:br/>
+      </w:r>
+      <w:r>
+        <w:rPr>
+          <w:rStyle w:val="AttributeTok"/>
+        </w:rPr>
+        <w:t xml:space="preserve">    </w:t>
+      </w:r>
+      <w:r>
+        <w:rPr>
+          <w:rStyle w:val="FunctionTok"/>
+        </w:rPr>
         <w:t xml:space="preserve">from_schema</w:t>
       </w:r>
       <w:r>
@@ -3703,33 +7064,6 @@
         <w:rPr>
           <w:rStyle w:val="FunctionTok"/>
         </w:rPr>
-        <w:t xml:space="preserve">alias</w:t>
-      </w:r>
-      <w:r>
-        <w:rPr>
-          <w:rStyle w:val="KeywordTok"/>
-        </w:rPr>
-        <w:t xml:space="preserve">:</w:t>
-      </w:r>
-      <w:r>
-        <w:rPr>
-          <w:rStyle w:val="AttributeTok"/>
-        </w:rPr>
-        <w:t xml:space="preserve"> id</w:t>
-      </w:r>
-      <w:r>
-        <w:br/>
-      </w:r>
-      <w:r>
-        <w:rPr>
-          <w:rStyle w:val="AttributeTok"/>
-        </w:rPr>
-        <w:t xml:space="preserve">    </w:t>
-      </w:r>
-      <w:r>
-        <w:rPr>
-          <w:rStyle w:val="FunctionTok"/>
-        </w:rPr>
         <w:t xml:space="preserve">owner</w:t>
       </w:r>
       <w:r>
@@ -4057,33 +7391,6 @@
         <w:rPr>
           <w:rStyle w:val="FunctionTok"/>
         </w:rPr>
-        <w:t xml:space="preserve">alias</w:t>
-      </w:r>
-      <w:r>
-        <w:rPr>
-          <w:rStyle w:val="KeywordTok"/>
-        </w:rPr>
-        <w:t xml:space="preserve">:</w:t>
-      </w:r>
-      <w:r>
-        <w:rPr>
-          <w:rStyle w:val="AttributeTok"/>
-        </w:rPr>
-        <w:t xml:space="preserve"> sessions</w:t>
-      </w:r>
-      <w:r>
-        <w:br/>
-      </w:r>
-      <w:r>
-        <w:rPr>
-          <w:rStyle w:val="AttributeTok"/>
-        </w:rPr>
-        <w:t xml:space="preserve">    </w:t>
-      </w:r>
-      <w:r>
-        <w:rPr>
-          <w:rStyle w:val="FunctionTok"/>
-        </w:rPr>
         <w:t xml:space="preserve">owner</w:t>
       </w:r>
       <w:r>
@@ -4414,33 +7721,6 @@
         <w:rPr>
           <w:rStyle w:val="FunctionTok"/>
         </w:rPr>
-        <w:t xml:space="preserve">alias</w:t>
-      </w:r>
-      <w:r>
-        <w:rPr>
-          <w:rStyle w:val="KeywordTok"/>
-        </w:rPr>
-        <w:t xml:space="preserve">:</w:t>
-      </w:r>
-      <w:r>
-        <w:rPr>
-          <w:rStyle w:val="AttributeTok"/>
-        </w:rPr>
-        <w:t xml:space="preserve"> agenda_items</w:t>
-      </w:r>
-      <w:r>
-        <w:br/>
-      </w:r>
-      <w:r>
-        <w:rPr>
-          <w:rStyle w:val="AttributeTok"/>
-        </w:rPr>
-        <w:t xml:space="preserve">    </w:t>
-      </w:r>
-      <w:r>
-        <w:rPr>
-          <w:rStyle w:val="FunctionTok"/>
-        </w:rPr>
         <w:t xml:space="preserve">owner</w:t>
       </w:r>
       <w:r>
@@ -4792,33 +8072,6 @@
         <w:rPr>
           <w:rStyle w:val="FunctionTok"/>
         </w:rPr>
-        <w:t xml:space="preserve">alias</w:t>
-      </w:r>
-      <w:r>
-        <w:rPr>
-          <w:rStyle w:val="KeywordTok"/>
-        </w:rPr>
-        <w:t xml:space="preserve">:</w:t>
-      </w:r>
-      <w:r>
-        <w:rPr>
-          <w:rStyle w:val="AttributeTok"/>
-        </w:rPr>
-        <w:t xml:space="preserve"> votes</w:t>
-      </w:r>
-      <w:r>
-        <w:br/>
-      </w:r>
-      <w:r>
-        <w:rPr>
-          <w:rStyle w:val="AttributeTok"/>
-        </w:rPr>
-        <w:t xml:space="preserve">    </w:t>
-      </w:r>
-      <w:r>
-        <w:rPr>
-          <w:rStyle w:val="FunctionTok"/>
-        </w:rPr>
         <w:t xml:space="preserve">owner</w:t>
       </w:r>
       <w:r>
@@ -5050,10 +8303,10 @@
         <w:t xml:space="preserve">true</w:t>
       </w:r>
     </w:p>
-    <w:bookmarkEnd w:id="40"/>
-    <w:bookmarkEnd w:id="41"/>
-    <w:bookmarkEnd w:id="42"/>
-    <w:bookmarkStart w:id="52" w:name="class-session"/>
+    <w:bookmarkEnd w:id="47"/>
+    <w:bookmarkEnd w:id="48"/>
+    <w:bookmarkEnd w:id="49"/>
+    <w:bookmarkStart w:id="62" w:name="class-session"/>
     <w:p>
       <w:pPr>
         <w:pStyle w:val="Heading1"/>
@@ -5072,7 +8325,7 @@
       <w:r>
         <w:t xml:space="preserve"> </w:t>
       </w:r>
-      <w:hyperlink r:id="rId43">
+      <w:hyperlink r:id="rId50">
         <w:r>
           <w:rPr>
             <w:rStyle w:val="Hyperlink"/>
@@ -5317,7 +8570,7 @@
         <w:rPr>
           <w:rStyle w:val="VerbatimChar"/>
         </w:rPr>
-        <w:t xml:space="preserve">        Session --&gt; "*" MultilingualString : name</w:t>
+        <w:t xml:space="preserve">        Session --&gt; "*" MultilingualValue : name</w:t>
       </w:r>
       <w:r>
         <w:br/>
@@ -5326,7 +8579,7 @@
         <w:rPr>
           <w:rStyle w:val="VerbatimChar"/>
         </w:rPr>
-        <w:t xml:space="preserve">        click MultilingualString href "../MultilingualString/"</w:t>
+        <w:t xml:space="preserve">        click MultilingualValue href "../MultilingualValue/"</w:t>
       </w:r>
       <w:r>
         <w:br/>
@@ -5359,7 +8612,7 @@
         <w:t xml:space="preserve">      </w:t>
       </w:r>
     </w:p>
-    <w:bookmarkStart w:id="44" w:name="slots-2"/>
+    <w:bookmarkStart w:id="51" w:name="slots-2"/>
     <w:p>
       <w:pPr>
         <w:pStyle w:val="Heading2"/>
@@ -5548,7 +8801,11 @@
           <w:p>
             <w:pPr>
               <w:pStyle w:val="Compact"/>
+              <w:jc w:val="left"/>
             </w:pPr>
+            <w:r>
+              <w:t xml:space="preserve">The actual start date of an event or occurrence with time duration</w:t>
+            </w:r>
           </w:p>
         </w:tc>
         <w:tc>
@@ -5613,7 +8870,11 @@
           <w:p>
             <w:pPr>
               <w:pStyle w:val="Compact"/>
+              <w:jc w:val="left"/>
             </w:pPr>
+            <w:r>
+              <w:t xml:space="preserve">The actual end date of an event or occurrence with time duration</w:t>
+            </w:r>
           </w:p>
         </w:tc>
         <w:tc>
@@ -5663,12 +8924,12 @@
             <w:r>
               <w:t xml:space="preserve"> </w:t>
             </w:r>
-            <w:hyperlink w:anchor="MultilingualString">
+            <w:hyperlink w:anchor="MultilingualValue">
               <w:r>
                 <w:rPr>
                   <w:rStyle w:val="Hyperlink"/>
                 </w:rPr>
-                <w:t xml:space="preserve">MultilingualString</w:t>
+                <w:t xml:space="preserve">MultilingualValue</w:t>
               </w:r>
             </w:hyperlink>
           </w:p>
@@ -5760,8 +9021,8 @@
         </w:tc>
       </w:tr>
     </w:tbl>
-    <w:bookmarkEnd w:id="44"/>
-    <w:bookmarkStart w:id="45" w:name="usages-1"/>
+    <w:bookmarkEnd w:id="51"/>
+    <w:bookmarkStart w:id="52" w:name="usages-1"/>
     <w:p>
       <w:pPr>
         <w:pStyle w:val="Heading2"/>
@@ -5902,8 +9163,8 @@
         </w:tc>
       </w:tr>
     </w:tbl>
-    <w:bookmarkEnd w:id="45"/>
-    <w:bookmarkStart w:id="47" w:name="identifier-and-mapping-information-2"/>
+    <w:bookmarkEnd w:id="52"/>
+    <w:bookmarkStart w:id="54" w:name="identifier-and-mapping-information-2"/>
     <w:p>
       <w:pPr>
         <w:pStyle w:val="Heading2"/>
@@ -5912,7 +9173,7 @@
         <w:t xml:space="preserve">Identifier and Mapping Information</w:t>
       </w:r>
     </w:p>
-    <w:bookmarkStart w:id="46" w:name="schema-source-2"/>
+    <w:bookmarkStart w:id="53" w:name="schema-source-2"/>
     <w:p>
       <w:pPr>
         <w:pStyle w:val="Heading3"/>
@@ -5933,9 +9194,9 @@
         <w:t xml:space="preserve">from schema: https://ch.paf.link/schema/tutorial</w:t>
       </w:r>
     </w:p>
-    <w:bookmarkEnd w:id="46"/>
-    <w:bookmarkEnd w:id="47"/>
-    <w:bookmarkStart w:id="48" w:name="mappings-2"/>
+    <w:bookmarkEnd w:id="53"/>
+    <w:bookmarkEnd w:id="54"/>
+    <w:bookmarkStart w:id="55" w:name="mappings-2"/>
     <w:p>
       <w:pPr>
         <w:pStyle w:val="Heading2"/>
@@ -6037,23 +9298,23 @@
         </w:tc>
       </w:tr>
     </w:tbl>
-    <w:bookmarkEnd w:id="48"/>
-    <w:bookmarkStart w:id="51" w:name="linkml-source-2"/>
+    <w:bookmarkEnd w:id="55"/>
+    <w:bookmarkStart w:id="58" w:name="examples-2"/>
     <w:p>
       <w:pPr>
         <w:pStyle w:val="Heading2"/>
       </w:pPr>
       <w:r>
-        <w:t xml:space="preserve">LinkML Source</w:t>
+        <w:t xml:space="preserve">Examples</w:t>
       </w:r>
     </w:p>
-    <w:bookmarkStart w:id="49" w:name="direct-2"/>
+    <w:bookmarkStart w:id="56" w:name="example-session-hierarchical__en"/>
     <w:p>
       <w:pPr>
         <w:pStyle w:val="Heading3"/>
       </w:pPr>
       <w:r>
-        <w:t xml:space="preserve">Direct</w:t>
+        <w:t xml:space="preserve">Example: Session-hierarchical__en</w:t>
       </w:r>
     </w:p>
     <w:p>
@@ -6064,6 +9325,81 @@
         <w:rPr>
           <w:rStyle w:val="FunctionTok"/>
         </w:rPr>
+        <w:t xml:space="preserve">id</w:t>
+      </w:r>
+      <w:r>
+        <w:rPr>
+          <w:rStyle w:val="KeywordTok"/>
+        </w:rPr>
+        <w:t xml:space="preserve">:</w:t>
+      </w:r>
+      <w:r>
+        <w:rPr>
+          <w:rStyle w:val="AttributeTok"/>
+        </w:rPr>
+        <w:t xml:space="preserve"> tutorial:s2025-2</w:t>
+      </w:r>
+      <w:r>
+        <w:br/>
+      </w:r>
+      <w:r>
+        <w:rPr>
+          <w:rStyle w:val="FunctionTok"/>
+        </w:rPr>
+        <w:t xml:space="preserve">date_begin_actual</w:t>
+      </w:r>
+      <w:r>
+        <w:rPr>
+          <w:rStyle w:val="KeywordTok"/>
+        </w:rPr>
+        <w:t xml:space="preserve">:</w:t>
+      </w:r>
+      <w:r>
+        <w:rPr>
+          <w:rStyle w:val="AttributeTok"/>
+        </w:rPr>
+        <w:t xml:space="preserve"> </w:t>
+      </w:r>
+      <w:r>
+        <w:rPr>
+          <w:rStyle w:val="StringTok"/>
+        </w:rPr>
+        <w:t xml:space="preserve">'2025-06-01'</w:t>
+      </w:r>
+      <w:r>
+        <w:br/>
+      </w:r>
+      <w:r>
+        <w:rPr>
+          <w:rStyle w:val="FunctionTok"/>
+        </w:rPr>
+        <w:t xml:space="preserve">date_end_actual</w:t>
+      </w:r>
+      <w:r>
+        <w:rPr>
+          <w:rStyle w:val="KeywordTok"/>
+        </w:rPr>
+        <w:t xml:space="preserve">:</w:t>
+      </w:r>
+      <w:r>
+        <w:rPr>
+          <w:rStyle w:val="AttributeTok"/>
+        </w:rPr>
+        <w:t xml:space="preserve"> </w:t>
+      </w:r>
+      <w:r>
+        <w:rPr>
+          <w:rStyle w:val="StringTok"/>
+        </w:rPr>
+        <w:t xml:space="preserve">'2025-07-10'</w:t>
+      </w:r>
+      <w:r>
+        <w:br/>
+      </w:r>
+      <w:r>
+        <w:rPr>
+          <w:rStyle w:val="FunctionTok"/>
+        </w:rPr>
         <w:t xml:space="preserve">name</w:t>
       </w:r>
       <w:r>
@@ -6073,48 +9409,6 @@
         <w:t xml:space="preserve">:</w:t>
       </w:r>
       <w:r>
-        <w:rPr>
-          <w:rStyle w:val="AttributeTok"/>
-        </w:rPr>
-        <w:t xml:space="preserve"> Session</w:t>
-      </w:r>
-      <w:r>
-        <w:br/>
-      </w:r>
-      <w:r>
-        <w:rPr>
-          <w:rStyle w:val="FunctionTok"/>
-        </w:rPr>
-        <w:t xml:space="preserve">from_schema</w:t>
-      </w:r>
-      <w:r>
-        <w:rPr>
-          <w:rStyle w:val="KeywordTok"/>
-        </w:rPr>
-        <w:t xml:space="preserve">:</w:t>
-      </w:r>
-      <w:r>
-        <w:rPr>
-          <w:rStyle w:val="AttributeTok"/>
-        </w:rPr>
-        <w:t xml:space="preserve"> https://ch.paf.link/schema/tutorial</w:t>
-      </w:r>
-      <w:r>
-        <w:br/>
-      </w:r>
-      <w:r>
-        <w:rPr>
-          <w:rStyle w:val="FunctionTok"/>
-        </w:rPr>
-        <w:t xml:space="preserve">slots</w:t>
-      </w:r>
-      <w:r>
-        <w:rPr>
-          <w:rStyle w:val="KeywordTok"/>
-        </w:rPr>
-        <w:t xml:space="preserve">:</w:t>
-      </w:r>
-      <w:r>
         <w:br/>
       </w:r>
       <w:r>
@@ -6127,7 +9421,52 @@
         <w:rPr>
           <w:rStyle w:val="AttributeTok"/>
         </w:rPr>
-        <w:t xml:space="preserve"> id</w:t>
+        <w:t xml:space="preserve"> </w:t>
+      </w:r>
+      <w:r>
+        <w:rPr>
+          <w:rStyle w:val="FunctionTok"/>
+        </w:rPr>
+        <w:t xml:space="preserve">value</w:t>
+      </w:r>
+      <w:r>
+        <w:rPr>
+          <w:rStyle w:val="KeywordTok"/>
+        </w:rPr>
+        <w:t xml:space="preserve">:</w:t>
+      </w:r>
+      <w:r>
+        <w:rPr>
+          <w:rStyle w:val="AttributeTok"/>
+        </w:rPr>
+        <w:t xml:space="preserve"> Sommersession 2025</w:t>
+      </w:r>
+      <w:r>
+        <w:br/>
+      </w:r>
+      <w:r>
+        <w:rPr>
+          <w:rStyle w:val="AttributeTok"/>
+        </w:rPr>
+        <w:t xml:space="preserve">  </w:t>
+      </w:r>
+      <w:r>
+        <w:rPr>
+          <w:rStyle w:val="FunctionTok"/>
+        </w:rPr>
+        <w:t xml:space="preserve">language</w:t>
+      </w:r>
+      <w:r>
+        <w:rPr>
+          <w:rStyle w:val="KeywordTok"/>
+        </w:rPr>
+        <w:t xml:space="preserve">:</w:t>
+      </w:r>
+      <w:r>
+        <w:rPr>
+          <w:rStyle w:val="AttributeTok"/>
+        </w:rPr>
+        <w:t xml:space="preserve"> de</w:t>
       </w:r>
       <w:r>
         <w:br/>
@@ -6142,7 +9481,67 @@
         <w:rPr>
           <w:rStyle w:val="AttributeTok"/>
         </w:rPr>
-        <w:t xml:space="preserve"> date_begin_actual</w:t>
+        <w:t xml:space="preserve"> </w:t>
+      </w:r>
+      <w:r>
+        <w:rPr>
+          <w:rStyle w:val="FunctionTok"/>
+        </w:rPr>
+        <w:t xml:space="preserve">value</w:t>
+      </w:r>
+      <w:r>
+        <w:rPr>
+          <w:rStyle w:val="KeywordTok"/>
+        </w:rPr>
+        <w:t xml:space="preserve">:</w:t>
+      </w:r>
+      <w:r>
+        <w:rPr>
+          <w:rStyle w:val="AttributeTok"/>
+        </w:rPr>
+        <w:t xml:space="preserve"> Summer Session 2025</w:t>
+      </w:r>
+      <w:r>
+        <w:br/>
+      </w:r>
+      <w:r>
+        <w:rPr>
+          <w:rStyle w:val="AttributeTok"/>
+        </w:rPr>
+        <w:t xml:space="preserve">  </w:t>
+      </w:r>
+      <w:r>
+        <w:rPr>
+          <w:rStyle w:val="FunctionTok"/>
+        </w:rPr>
+        <w:t xml:space="preserve">language</w:t>
+      </w:r>
+      <w:r>
+        <w:rPr>
+          <w:rStyle w:val="KeywordTok"/>
+        </w:rPr>
+        <w:t xml:space="preserve">:</w:t>
+      </w:r>
+      <w:r>
+        <w:rPr>
+          <w:rStyle w:val="AttributeTok"/>
+        </w:rPr>
+        <w:t xml:space="preserve"> en</w:t>
+      </w:r>
+      <w:r>
+        <w:br/>
+      </w:r>
+      <w:r>
+        <w:rPr>
+          <w:rStyle w:val="FunctionTok"/>
+        </w:rPr>
+        <w:t xml:space="preserve">agenda_items</w:t>
+      </w:r>
+      <w:r>
+        <w:rPr>
+          <w:rStyle w:val="KeywordTok"/>
+        </w:rPr>
+        <w:t xml:space="preserve">:</w:t>
       </w:r>
       <w:r>
         <w:br/>
@@ -6157,10 +9556,55 @@
         <w:rPr>
           <w:rStyle w:val="AttributeTok"/>
         </w:rPr>
-        <w:t xml:space="preserve"> date_end_actual</w:t>
-      </w:r>
-      <w:r>
-        <w:br/>
+        <w:t xml:space="preserve"> </w:t>
+      </w:r>
+      <w:r>
+        <w:rPr>
+          <w:rStyle w:val="FunctionTok"/>
+        </w:rPr>
+        <w:t xml:space="preserve">id</w:t>
+      </w:r>
+      <w:r>
+        <w:rPr>
+          <w:rStyle w:val="KeywordTok"/>
+        </w:rPr>
+        <w:t xml:space="preserve">:</w:t>
+      </w:r>
+      <w:r>
+        <w:rPr>
+          <w:rStyle w:val="AttributeTok"/>
+        </w:rPr>
+        <w:t xml:space="preserve"> tutorial:s2025-2_t1</w:t>
+      </w:r>
+      <w:r>
+        <w:br/>
+      </w:r>
+      <w:r>
+        <w:rPr>
+          <w:rStyle w:val="AttributeTok"/>
+        </w:rPr>
+        <w:t xml:space="preserve">  </w:t>
+      </w:r>
+      <w:r>
+        <w:rPr>
+          <w:rStyle w:val="FunctionTok"/>
+        </w:rPr>
+        <w:t xml:space="preserve">name</w:t>
+      </w:r>
+      <w:r>
+        <w:rPr>
+          <w:rStyle w:val="KeywordTok"/>
+        </w:rPr>
+        <w:t xml:space="preserve">:</w:t>
+      </w:r>
+      <w:r>
+        <w:br/>
+      </w:r>
+      <w:r>
+        <w:rPr>
+          <w:rStyle w:val="AttributeTok"/>
+        </w:rPr>
+        <w:t xml:space="preserve">  </w:t>
       </w:r>
       <w:r>
         <w:rPr>
@@ -6172,10 +9616,61 @@
         <w:rPr>
           <w:rStyle w:val="AttributeTok"/>
         </w:rPr>
-        <w:t xml:space="preserve"> name</w:t>
-      </w:r>
-      <w:r>
-        <w:br/>
+        <w:t xml:space="preserve"> </w:t>
+      </w:r>
+      <w:r>
+        <w:rPr>
+          <w:rStyle w:val="FunctionTok"/>
+        </w:rPr>
+        <w:t xml:space="preserve">value</w:t>
+      </w:r>
+      <w:r>
+        <w:rPr>
+          <w:rStyle w:val="KeywordTok"/>
+        </w:rPr>
+        <w:t xml:space="preserve">:</w:t>
+      </w:r>
+      <w:r>
+        <w:rPr>
+          <w:rStyle w:val="AttributeTok"/>
+        </w:rPr>
+        <w:t xml:space="preserve"> Landeshymne</w:t>
+      </w:r>
+      <w:r>
+        <w:br/>
+      </w:r>
+      <w:r>
+        <w:rPr>
+          <w:rStyle w:val="AttributeTok"/>
+        </w:rPr>
+        <w:t xml:space="preserve">    </w:t>
+      </w:r>
+      <w:r>
+        <w:rPr>
+          <w:rStyle w:val="FunctionTok"/>
+        </w:rPr>
+        <w:t xml:space="preserve">language</w:t>
+      </w:r>
+      <w:r>
+        <w:rPr>
+          <w:rStyle w:val="KeywordTok"/>
+        </w:rPr>
+        <w:t xml:space="preserve">:</w:t>
+      </w:r>
+      <w:r>
+        <w:rPr>
+          <w:rStyle w:val="AttributeTok"/>
+        </w:rPr>
+        <w:t xml:space="preserve"> de</w:t>
+      </w:r>
+      <w:r>
+        <w:br/>
+      </w:r>
+      <w:r>
+        <w:rPr>
+          <w:rStyle w:val="AttributeTok"/>
+        </w:rPr>
+        <w:t xml:space="preserve">  </w:t>
       </w:r>
       <w:r>
         <w:rPr>
@@ -6187,17 +9682,215 @@
         <w:rPr>
           <w:rStyle w:val="AttributeTok"/>
         </w:rPr>
-        <w:t xml:space="preserve"> agenda_items</w:t>
+        <w:t xml:space="preserve"> </w:t>
+      </w:r>
+      <w:r>
+        <w:rPr>
+          <w:rStyle w:val="FunctionTok"/>
+        </w:rPr>
+        <w:t xml:space="preserve">value</w:t>
+      </w:r>
+      <w:r>
+        <w:rPr>
+          <w:rStyle w:val="KeywordTok"/>
+        </w:rPr>
+        <w:t xml:space="preserve">:</w:t>
+      </w:r>
+      <w:r>
+        <w:rPr>
+          <w:rStyle w:val="AttributeTok"/>
+        </w:rPr>
+        <w:t xml:space="preserve"> National Anthem</w:t>
+      </w:r>
+      <w:r>
+        <w:br/>
+      </w:r>
+      <w:r>
+        <w:rPr>
+          <w:rStyle w:val="AttributeTok"/>
+        </w:rPr>
+        <w:t xml:space="preserve">    </w:t>
+      </w:r>
+      <w:r>
+        <w:rPr>
+          <w:rStyle w:val="FunctionTok"/>
+        </w:rPr>
+        <w:t xml:space="preserve">language</w:t>
+      </w:r>
+      <w:r>
+        <w:rPr>
+          <w:rStyle w:val="KeywordTok"/>
+        </w:rPr>
+        <w:t xml:space="preserve">:</w:t>
+      </w:r>
+      <w:r>
+        <w:rPr>
+          <w:rStyle w:val="AttributeTok"/>
+        </w:rPr>
+        <w:t xml:space="preserve"> en</w:t>
+      </w:r>
+      <w:r>
+        <w:br/>
+      </w:r>
+      <w:r>
+        <w:rPr>
+          <w:rStyle w:val="AttributeTok"/>
+        </w:rPr>
+        <w:t xml:space="preserve">  </w:t>
+      </w:r>
+      <w:r>
+        <w:rPr>
+          <w:rStyle w:val="FunctionTok"/>
+        </w:rPr>
+        <w:t xml:space="preserve">votes</w:t>
+      </w:r>
+      <w:r>
+        <w:rPr>
+          <w:rStyle w:val="KeywordTok"/>
+        </w:rPr>
+        <w:t xml:space="preserve">:</w:t>
+      </w:r>
+      <w:r>
+        <w:br/>
+      </w:r>
+      <w:r>
+        <w:rPr>
+          <w:rStyle w:val="AttributeTok"/>
+        </w:rPr>
+        <w:t xml:space="preserve">  </w:t>
+      </w:r>
+      <w:r>
+        <w:rPr>
+          <w:rStyle w:val="KeywordTok"/>
+        </w:rPr>
+        <w:t xml:space="preserve">-</w:t>
+      </w:r>
+      <w:r>
+        <w:rPr>
+          <w:rStyle w:val="AttributeTok"/>
+        </w:rPr>
+        <w:t xml:space="preserve"> </w:t>
+      </w:r>
+      <w:r>
+        <w:rPr>
+          <w:rStyle w:val="FunctionTok"/>
+        </w:rPr>
+        <w:t xml:space="preserve">id</w:t>
+      </w:r>
+      <w:r>
+        <w:rPr>
+          <w:rStyle w:val="KeywordTok"/>
+        </w:rPr>
+        <w:t xml:space="preserve">:</w:t>
+      </w:r>
+      <w:r>
+        <w:rPr>
+          <w:rStyle w:val="AttributeTok"/>
+        </w:rPr>
+        <w:t xml:space="preserve"> tutorial:s2025-2_t1_a1</w:t>
+      </w:r>
+      <w:r>
+        <w:br/>
+      </w:r>
+      <w:r>
+        <w:rPr>
+          <w:rStyle w:val="AttributeTok"/>
+        </w:rPr>
+        <w:t xml:space="preserve">    </w:t>
+      </w:r>
+      <w:r>
+        <w:rPr>
+          <w:rStyle w:val="FunctionTok"/>
+        </w:rPr>
+        <w:t xml:space="preserve">question</w:t>
+      </w:r>
+      <w:r>
+        <w:rPr>
+          <w:rStyle w:val="KeywordTok"/>
+        </w:rPr>
+        <w:t xml:space="preserve">:</w:t>
+      </w:r>
+      <w:r>
+        <w:rPr>
+          <w:rStyle w:val="AttributeTok"/>
+        </w:rPr>
+        <w:t xml:space="preserve"> Soll die Hymne geändert werden?</w:t>
+      </w:r>
+      <w:r>
+        <w:br/>
+      </w:r>
+      <w:r>
+        <w:rPr>
+          <w:rStyle w:val="AttributeTok"/>
+        </w:rPr>
+        <w:t xml:space="preserve">    </w:t>
+      </w:r>
+      <w:r>
+        <w:rPr>
+          <w:rStyle w:val="FunctionTok"/>
+        </w:rPr>
+        <w:t xml:space="preserve">datetime_actual</w:t>
+      </w:r>
+      <w:r>
+        <w:rPr>
+          <w:rStyle w:val="KeywordTok"/>
+        </w:rPr>
+        <w:t xml:space="preserve">:</w:t>
+      </w:r>
+      <w:r>
+        <w:rPr>
+          <w:rStyle w:val="AttributeTok"/>
+        </w:rPr>
+        <w:t xml:space="preserve"> </w:t>
+      </w:r>
+      <w:r>
+        <w:rPr>
+          <w:rStyle w:val="StringTok"/>
+        </w:rPr>
+        <w:t xml:space="preserve">'2025-06-15T10:00:00+01:00'</w:t>
+      </w:r>
+      <w:r>
+        <w:br/>
+      </w:r>
+      <w:r>
+        <w:rPr>
+          <w:rStyle w:val="AttributeTok"/>
+        </w:rPr>
+        <w:t xml:space="preserve">    </w:t>
+      </w:r>
+      <w:r>
+        <w:rPr>
+          <w:rStyle w:val="FunctionTok"/>
+        </w:rPr>
+        <w:t xml:space="preserve">result</w:t>
+      </w:r>
+      <w:r>
+        <w:rPr>
+          <w:rStyle w:val="KeywordTok"/>
+        </w:rPr>
+        <w:t xml:space="preserve">:</w:t>
+      </w:r>
+      <w:r>
+        <w:rPr>
+          <w:rStyle w:val="AttributeTok"/>
+        </w:rPr>
+        <w:t xml:space="preserve"> </w:t>
+      </w:r>
+      <w:r>
+        <w:rPr>
+          <w:rStyle w:val="StringTok"/>
+        </w:rPr>
+        <w:t xml:space="preserve">'no'</w:t>
       </w:r>
     </w:p>
-    <w:bookmarkEnd w:id="49"/>
-    <w:bookmarkStart w:id="50" w:name="induced-2"/>
+    <w:bookmarkEnd w:id="56"/>
+    <w:bookmarkStart w:id="57" w:name="example-session-flat__en"/>
     <w:p>
       <w:pPr>
         <w:pStyle w:val="Heading3"/>
       </w:pPr>
       <w:r>
-        <w:t xml:space="preserve">Induced</w:t>
+        <w:t xml:space="preserve">Example: Session-flat__en</w:t>
       </w:r>
     </w:p>
     <w:p>
@@ -6208,6 +9901,69 @@
         <w:rPr>
           <w:rStyle w:val="FunctionTok"/>
         </w:rPr>
+        <w:t xml:space="preserve">id</w:t>
+      </w:r>
+      <w:r>
+        <w:rPr>
+          <w:rStyle w:val="KeywordTok"/>
+        </w:rPr>
+        <w:t xml:space="preserve">:</w:t>
+      </w:r>
+      <w:r>
+        <w:rPr>
+          <w:rStyle w:val="AttributeTok"/>
+        </w:rPr>
+        <w:t xml:space="preserve"> tutorial:s2025-2</w:t>
+      </w:r>
+      <w:r>
+        <w:br/>
+      </w:r>
+      <w:r>
+        <w:rPr>
+          <w:rStyle w:val="FunctionTok"/>
+        </w:rPr>
+        <w:t xml:space="preserve">date_begin_actual</w:t>
+      </w:r>
+      <w:r>
+        <w:rPr>
+          <w:rStyle w:val="KeywordTok"/>
+        </w:rPr>
+        <w:t xml:space="preserve">:</w:t>
+      </w:r>
+      <w:r>
+        <w:rPr>
+          <w:rStyle w:val="AttributeTok"/>
+        </w:rPr>
+        <w:t xml:space="preserve"> 2025-06-01</w:t>
+      </w:r>
+      <w:r>
+        <w:br/>
+      </w:r>
+      <w:r>
+        <w:rPr>
+          <w:rStyle w:val="FunctionTok"/>
+        </w:rPr>
+        <w:t xml:space="preserve">date_end_actual</w:t>
+      </w:r>
+      <w:r>
+        <w:rPr>
+          <w:rStyle w:val="KeywordTok"/>
+        </w:rPr>
+        <w:t xml:space="preserve">:</w:t>
+      </w:r>
+      <w:r>
+        <w:rPr>
+          <w:rStyle w:val="AttributeTok"/>
+        </w:rPr>
+        <w:t xml:space="preserve"> 2025-07-10</w:t>
+      </w:r>
+      <w:r>
+        <w:br/>
+      </w:r>
+      <w:r>
+        <w:rPr>
+          <w:rStyle w:val="FunctionTok"/>
+        </w:rPr>
         <w:t xml:space="preserve">name</w:t>
       </w:r>
       <w:r>
@@ -6217,6 +9973,163 @@
         <w:t xml:space="preserve">:</w:t>
       </w:r>
       <w:r>
+        <w:br/>
+      </w:r>
+      <w:r>
+        <w:rPr>
+          <w:rStyle w:val="KeywordTok"/>
+        </w:rPr>
+        <w:t xml:space="preserve">-</w:t>
+      </w:r>
+      <w:r>
+        <w:rPr>
+          <w:rStyle w:val="AttributeTok"/>
+        </w:rPr>
+        <w:t xml:space="preserve"> </w:t>
+      </w:r>
+      <w:r>
+        <w:rPr>
+          <w:rStyle w:val="FunctionTok"/>
+        </w:rPr>
+        <w:t xml:space="preserve">value</w:t>
+      </w:r>
+      <w:r>
+        <w:rPr>
+          <w:rStyle w:val="KeywordTok"/>
+        </w:rPr>
+        <w:t xml:space="preserve">:</w:t>
+      </w:r>
+      <w:r>
+        <w:rPr>
+          <w:rStyle w:val="AttributeTok"/>
+        </w:rPr>
+        <w:t xml:space="preserve"> Sommersession 2025</w:t>
+      </w:r>
+      <w:r>
+        <w:br/>
+      </w:r>
+      <w:r>
+        <w:rPr>
+          <w:rStyle w:val="AttributeTok"/>
+        </w:rPr>
+        <w:t xml:space="preserve">  </w:t>
+      </w:r>
+      <w:r>
+        <w:rPr>
+          <w:rStyle w:val="FunctionTok"/>
+        </w:rPr>
+        <w:t xml:space="preserve">language</w:t>
+      </w:r>
+      <w:r>
+        <w:rPr>
+          <w:rStyle w:val="KeywordTok"/>
+        </w:rPr>
+        <w:t xml:space="preserve">:</w:t>
+      </w:r>
+      <w:r>
+        <w:rPr>
+          <w:rStyle w:val="AttributeTok"/>
+        </w:rPr>
+        <w:t xml:space="preserve"> de</w:t>
+      </w:r>
+      <w:r>
+        <w:br/>
+      </w:r>
+      <w:r>
+        <w:rPr>
+          <w:rStyle w:val="KeywordTok"/>
+        </w:rPr>
+        <w:t xml:space="preserve">-</w:t>
+      </w:r>
+      <w:r>
+        <w:rPr>
+          <w:rStyle w:val="AttributeTok"/>
+        </w:rPr>
+        <w:t xml:space="preserve"> </w:t>
+      </w:r>
+      <w:r>
+        <w:rPr>
+          <w:rStyle w:val="FunctionTok"/>
+        </w:rPr>
+        <w:t xml:space="preserve">value</w:t>
+      </w:r>
+      <w:r>
+        <w:rPr>
+          <w:rStyle w:val="KeywordTok"/>
+        </w:rPr>
+        <w:t xml:space="preserve">:</w:t>
+      </w:r>
+      <w:r>
+        <w:rPr>
+          <w:rStyle w:val="AttributeTok"/>
+        </w:rPr>
+        <w:t xml:space="preserve"> Summer Session 2025</w:t>
+      </w:r>
+      <w:r>
+        <w:br/>
+      </w:r>
+      <w:r>
+        <w:rPr>
+          <w:rStyle w:val="AttributeTok"/>
+        </w:rPr>
+        <w:t xml:space="preserve">  </w:t>
+      </w:r>
+      <w:r>
+        <w:rPr>
+          <w:rStyle w:val="FunctionTok"/>
+        </w:rPr>
+        <w:t xml:space="preserve">language</w:t>
+      </w:r>
+      <w:r>
+        <w:rPr>
+          <w:rStyle w:val="KeywordTok"/>
+        </w:rPr>
+        <w:t xml:space="preserve">:</w:t>
+      </w:r>
+      <w:r>
+        <w:rPr>
+          <w:rStyle w:val="AttributeTok"/>
+        </w:rPr>
+        <w:t xml:space="preserve"> en</w:t>
+      </w:r>
+    </w:p>
+    <w:bookmarkEnd w:id="57"/>
+    <w:bookmarkEnd w:id="58"/>
+    <w:bookmarkStart w:id="61" w:name="linkml-source-2"/>
+    <w:p>
+      <w:pPr>
+        <w:pStyle w:val="Heading2"/>
+      </w:pPr>
+      <w:r>
+        <w:t xml:space="preserve">LinkML Source</w:t>
+      </w:r>
+    </w:p>
+    <w:bookmarkStart w:id="59" w:name="direct-2"/>
+    <w:p>
+      <w:pPr>
+        <w:pStyle w:val="Heading3"/>
+      </w:pPr>
+      <w:r>
+        <w:t xml:space="preserve">Direct</w:t>
+      </w:r>
+    </w:p>
+    <w:p>
+      <w:pPr>
+        <w:pStyle w:val="SourceCode"/>
+      </w:pPr>
+      <w:r>
+        <w:rPr>
+          <w:rStyle w:val="FunctionTok"/>
+        </w:rPr>
+        <w:t xml:space="preserve">name</w:t>
+      </w:r>
+      <w:r>
+        <w:rPr>
+          <w:rStyle w:val="KeywordTok"/>
+        </w:rPr>
+        <w:t xml:space="preserve">:</w:t>
+      </w:r>
+      <w:r>
         <w:rPr>
           <w:rStyle w:val="AttributeTok"/>
         </w:rPr>
@@ -6250,6 +10163,150 @@
         <w:rPr>
           <w:rStyle w:val="FunctionTok"/>
         </w:rPr>
+        <w:t xml:space="preserve">slots</w:t>
+      </w:r>
+      <w:r>
+        <w:rPr>
+          <w:rStyle w:val="KeywordTok"/>
+        </w:rPr>
+        <w:t xml:space="preserve">:</w:t>
+      </w:r>
+      <w:r>
+        <w:br/>
+      </w:r>
+      <w:r>
+        <w:rPr>
+          <w:rStyle w:val="KeywordTok"/>
+        </w:rPr>
+        <w:t xml:space="preserve">-</w:t>
+      </w:r>
+      <w:r>
+        <w:rPr>
+          <w:rStyle w:val="AttributeTok"/>
+        </w:rPr>
+        <w:t xml:space="preserve"> id</w:t>
+      </w:r>
+      <w:r>
+        <w:br/>
+      </w:r>
+      <w:r>
+        <w:rPr>
+          <w:rStyle w:val="KeywordTok"/>
+        </w:rPr>
+        <w:t xml:space="preserve">-</w:t>
+      </w:r>
+      <w:r>
+        <w:rPr>
+          <w:rStyle w:val="AttributeTok"/>
+        </w:rPr>
+        <w:t xml:space="preserve"> date_begin_actual</w:t>
+      </w:r>
+      <w:r>
+        <w:br/>
+      </w:r>
+      <w:r>
+        <w:rPr>
+          <w:rStyle w:val="KeywordTok"/>
+        </w:rPr>
+        <w:t xml:space="preserve">-</w:t>
+      </w:r>
+      <w:r>
+        <w:rPr>
+          <w:rStyle w:val="AttributeTok"/>
+        </w:rPr>
+        <w:t xml:space="preserve"> date_end_actual</w:t>
+      </w:r>
+      <w:r>
+        <w:br/>
+      </w:r>
+      <w:r>
+        <w:rPr>
+          <w:rStyle w:val="KeywordTok"/>
+        </w:rPr>
+        <w:t xml:space="preserve">-</w:t>
+      </w:r>
+      <w:r>
+        <w:rPr>
+          <w:rStyle w:val="AttributeTok"/>
+        </w:rPr>
+        <w:t xml:space="preserve"> name</w:t>
+      </w:r>
+      <w:r>
+        <w:br/>
+      </w:r>
+      <w:r>
+        <w:rPr>
+          <w:rStyle w:val="KeywordTok"/>
+        </w:rPr>
+        <w:t xml:space="preserve">-</w:t>
+      </w:r>
+      <w:r>
+        <w:rPr>
+          <w:rStyle w:val="AttributeTok"/>
+        </w:rPr>
+        <w:t xml:space="preserve"> agenda_items</w:t>
+      </w:r>
+    </w:p>
+    <w:bookmarkEnd w:id="59"/>
+    <w:bookmarkStart w:id="60" w:name="induced-2"/>
+    <w:p>
+      <w:pPr>
+        <w:pStyle w:val="Heading3"/>
+      </w:pPr>
+      <w:r>
+        <w:t xml:space="preserve">Induced</w:t>
+      </w:r>
+    </w:p>
+    <w:p>
+      <w:pPr>
+        <w:pStyle w:val="SourceCode"/>
+      </w:pPr>
+      <w:r>
+        <w:rPr>
+          <w:rStyle w:val="FunctionTok"/>
+        </w:rPr>
+        <w:t xml:space="preserve">name</w:t>
+      </w:r>
+      <w:r>
+        <w:rPr>
+          <w:rStyle w:val="KeywordTok"/>
+        </w:rPr>
+        <w:t xml:space="preserve">:</w:t>
+      </w:r>
+      <w:r>
+        <w:rPr>
+          <w:rStyle w:val="AttributeTok"/>
+        </w:rPr>
+        <w:t xml:space="preserve"> Session</w:t>
+      </w:r>
+      <w:r>
+        <w:br/>
+      </w:r>
+      <w:r>
+        <w:rPr>
+          <w:rStyle w:val="FunctionTok"/>
+        </w:rPr>
+        <w:t xml:space="preserve">from_schema</w:t>
+      </w:r>
+      <w:r>
+        <w:rPr>
+          <w:rStyle w:val="KeywordTok"/>
+        </w:rPr>
+        <w:t xml:space="preserve">:</w:t>
+      </w:r>
+      <w:r>
+        <w:rPr>
+          <w:rStyle w:val="AttributeTok"/>
+        </w:rPr>
+        <w:t xml:space="preserve"> https://ch.paf.link/schema/tutorial</w:t>
+      </w:r>
+      <w:r>
+        <w:br/>
+      </w:r>
+      <w:r>
+        <w:rPr>
+          <w:rStyle w:val="FunctionTok"/>
+        </w:rPr>
         <w:t xml:space="preserve">attributes</w:t>
       </w:r>
       <w:r>
@@ -6319,6 +10376,144 @@
         <w:rPr>
           <w:rStyle w:val="FunctionTok"/>
         </w:rPr>
+        <w:t xml:space="preserve">examples</w:t>
+      </w:r>
+      <w:r>
+        <w:rPr>
+          <w:rStyle w:val="KeywordTok"/>
+        </w:rPr>
+        <w:t xml:space="preserve">:</w:t>
+      </w:r>
+      <w:r>
+        <w:br/>
+      </w:r>
+      <w:r>
+        <w:rPr>
+          <w:rStyle w:val="AttributeTok"/>
+        </w:rPr>
+        <w:t xml:space="preserve">    </w:t>
+      </w:r>
+      <w:r>
+        <w:rPr>
+          <w:rStyle w:val="KeywordTok"/>
+        </w:rPr>
+        <w:t xml:space="preserve">-</w:t>
+      </w:r>
+      <w:r>
+        <w:rPr>
+          <w:rStyle w:val="AttributeTok"/>
+        </w:rPr>
+        <w:t xml:space="preserve"> </w:t>
+      </w:r>
+      <w:r>
+        <w:rPr>
+          <w:rStyle w:val="FunctionTok"/>
+        </w:rPr>
+        <w:t xml:space="preserve">value</w:t>
+      </w:r>
+      <w:r>
+        <w:rPr>
+          <w:rStyle w:val="KeywordTok"/>
+        </w:rPr>
+        <w:t xml:space="preserve">:</w:t>
+      </w:r>
+      <w:r>
+        <w:rPr>
+          <w:rStyle w:val="AttributeTok"/>
+        </w:rPr>
+        <w:t xml:space="preserve"> tutorial:s2025</w:t>
+      </w:r>
+      <w:r>
+        <w:br/>
+      </w:r>
+      <w:r>
+        <w:rPr>
+          <w:rStyle w:val="AttributeTok"/>
+        </w:rPr>
+        <w:t xml:space="preserve">    </w:t>
+      </w:r>
+      <w:r>
+        <w:rPr>
+          <w:rStyle w:val="KeywordTok"/>
+        </w:rPr>
+        <w:t xml:space="preserve">-</w:t>
+      </w:r>
+      <w:r>
+        <w:rPr>
+          <w:rStyle w:val="AttributeTok"/>
+        </w:rPr>
+        <w:t xml:space="preserve"> </w:t>
+      </w:r>
+      <w:r>
+        <w:rPr>
+          <w:rStyle w:val="FunctionTok"/>
+        </w:rPr>
+        <w:t xml:space="preserve">value</w:t>
+      </w:r>
+      <w:r>
+        <w:rPr>
+          <w:rStyle w:val="KeywordTok"/>
+        </w:rPr>
+        <w:t xml:space="preserve">:</w:t>
+      </w:r>
+      <w:r>
+        <w:rPr>
+          <w:rStyle w:val="AttributeTok"/>
+        </w:rPr>
+        <w:t xml:space="preserve"> tutorial:s2025-1</w:t>
+      </w:r>
+      <w:r>
+        <w:br/>
+      </w:r>
+      <w:r>
+        <w:rPr>
+          <w:rStyle w:val="AttributeTok"/>
+        </w:rPr>
+        <w:t xml:space="preserve">    </w:t>
+      </w:r>
+      <w:r>
+        <w:rPr>
+          <w:rStyle w:val="KeywordTok"/>
+        </w:rPr>
+        <w:t xml:space="preserve">-</w:t>
+      </w:r>
+      <w:r>
+        <w:rPr>
+          <w:rStyle w:val="AttributeTok"/>
+        </w:rPr>
+        <w:t xml:space="preserve"> </w:t>
+      </w:r>
+      <w:r>
+        <w:rPr>
+          <w:rStyle w:val="FunctionTok"/>
+        </w:rPr>
+        <w:t xml:space="preserve">value</w:t>
+      </w:r>
+      <w:r>
+        <w:rPr>
+          <w:rStyle w:val="KeywordTok"/>
+        </w:rPr>
+        <w:t xml:space="preserve">:</w:t>
+      </w:r>
+      <w:r>
+        <w:rPr>
+          <w:rStyle w:val="AttributeTok"/>
+        </w:rPr>
+        <w:t xml:space="preserve"> tutorial:s2025-1_t1</w:t>
+      </w:r>
+      <w:r>
+        <w:br/>
+      </w:r>
+      <w:r>
+        <w:rPr>
+          <w:rStyle w:val="AttributeTok"/>
+        </w:rPr>
+        <w:t xml:space="preserve">    </w:t>
+      </w:r>
+      <w:r>
+        <w:rPr>
+          <w:rStyle w:val="FunctionTok"/>
+        </w:rPr>
         <w:t xml:space="preserve">from_schema</w:t>
       </w:r>
       <w:r>
@@ -6412,33 +10607,6 @@
         <w:rPr>
           <w:rStyle w:val="FunctionTok"/>
         </w:rPr>
-        <w:t xml:space="preserve">alias</w:t>
-      </w:r>
-      <w:r>
-        <w:rPr>
-          <w:rStyle w:val="KeywordTok"/>
-        </w:rPr>
-        <w:t xml:space="preserve">:</w:t>
-      </w:r>
-      <w:r>
-        <w:rPr>
-          <w:rStyle w:val="AttributeTok"/>
-        </w:rPr>
-        <w:t xml:space="preserve"> id</w:t>
-      </w:r>
-      <w:r>
-        <w:br/>
-      </w:r>
-      <w:r>
-        <w:rPr>
-          <w:rStyle w:val="AttributeTok"/>
-        </w:rPr>
-        <w:t xml:space="preserve">    </w:t>
-      </w:r>
-      <w:r>
-        <w:rPr>
-          <w:rStyle w:val="FunctionTok"/>
-        </w:rPr>
         <w:t xml:space="preserve">owner</w:t>
       </w:r>
       <w:r>
@@ -6679,6 +10847,174 @@
         <w:rPr>
           <w:rStyle w:val="FunctionTok"/>
         </w:rPr>
+        <w:t xml:space="preserve">annotations</w:t>
+      </w:r>
+      <w:r>
+        <w:rPr>
+          <w:rStyle w:val="KeywordTok"/>
+        </w:rPr>
+        <w:t xml:space="preserve">:</w:t>
+      </w:r>
+      <w:r>
+        <w:br/>
+      </w:r>
+      <w:r>
+        <w:rPr>
+          <w:rStyle w:val="AttributeTok"/>
+        </w:rPr>
+        <w:t xml:space="preserve">      </w:t>
+      </w:r>
+      <w:r>
+        <w:rPr>
+          <w:rStyle w:val="FunctionTok"/>
+        </w:rPr>
+        <w:t xml:space="preserve">description_de</w:t>
+      </w:r>
+      <w:r>
+        <w:rPr>
+          <w:rStyle w:val="KeywordTok"/>
+        </w:rPr>
+        <w:t xml:space="preserve">:</w:t>
+      </w:r>
+      <w:r>
+        <w:br/>
+      </w:r>
+      <w:r>
+        <w:rPr>
+          <w:rStyle w:val="AttributeTok"/>
+        </w:rPr>
+        <w:t xml:space="preserve">        </w:t>
+      </w:r>
+      <w:r>
+        <w:rPr>
+          <w:rStyle w:val="FunctionTok"/>
+        </w:rPr>
+        <w:t xml:space="preserve">tag</w:t>
+      </w:r>
+      <w:r>
+        <w:rPr>
+          <w:rStyle w:val="KeywordTok"/>
+        </w:rPr>
+        <w:t xml:space="preserve">:</w:t>
+      </w:r>
+      <w:r>
+        <w:rPr>
+          <w:rStyle w:val="AttributeTok"/>
+        </w:rPr>
+        <w:t xml:space="preserve"> description_de</w:t>
+      </w:r>
+      <w:r>
+        <w:br/>
+      </w:r>
+      <w:r>
+        <w:rPr>
+          <w:rStyle w:val="AttributeTok"/>
+        </w:rPr>
+        <w:t xml:space="preserve">        </w:t>
+      </w:r>
+      <w:r>
+        <w:rPr>
+          <w:rStyle w:val="FunctionTok"/>
+        </w:rPr>
+        <w:t xml:space="preserve">value</w:t>
+      </w:r>
+      <w:r>
+        <w:rPr>
+          <w:rStyle w:val="KeywordTok"/>
+        </w:rPr>
+        <w:t xml:space="preserve">:</w:t>
+      </w:r>
+      <w:r>
+        <w:rPr>
+          <w:rStyle w:val="AttributeTok"/>
+        </w:rPr>
+        <w:t xml:space="preserve"> </w:t>
+      </w:r>
+      <w:r>
+        <w:rPr>
+          <w:rStyle w:val="StringTok"/>
+        </w:rPr>
+        <w:t xml:space="preserve">'Das tatsächliche Startdatum eines Ereignisses oder Vorkommnissen mit</w:t>
+      </w:r>
+      <w:r>
+        <w:br/>
+      </w:r>
+      <w:r>
+        <w:rPr>
+          <w:rStyle w:val="StringTok"/>
+        </w:rPr>
+        <w:t xml:space="preserve">          Zeitdauer.</w:t>
+      </w:r>
+      <w:r>
+        <w:br/>
+      </w:r>
+      <w:r>
+        <w:br/>
+      </w:r>
+      <w:r>
+        <w:rPr>
+          <w:rStyle w:val="StringTok"/>
+        </w:rPr>
+        <w:t xml:space="preserve">          '</w:t>
+      </w:r>
+      <w:r>
+        <w:br/>
+      </w:r>
+      <w:r>
+        <w:rPr>
+          <w:rStyle w:val="AttributeTok"/>
+        </w:rPr>
+        <w:t xml:space="preserve">    </w:t>
+      </w:r>
+      <w:r>
+        <w:rPr>
+          <w:rStyle w:val="FunctionTok"/>
+        </w:rPr>
+        <w:t xml:space="preserve">description</w:t>
+      </w:r>
+      <w:r>
+        <w:rPr>
+          <w:rStyle w:val="KeywordTok"/>
+        </w:rPr>
+        <w:t xml:space="preserve">:</w:t>
+      </w:r>
+      <w:r>
+        <w:rPr>
+          <w:rStyle w:val="AttributeTok"/>
+        </w:rPr>
+        <w:t xml:space="preserve"> </w:t>
+      </w:r>
+      <w:r>
+        <w:rPr>
+          <w:rStyle w:val="StringTok"/>
+        </w:rPr>
+        <w:t xml:space="preserve">'The actual start date of an event or occurrence with time duration.</w:t>
+      </w:r>
+      <w:r>
+        <w:br/>
+      </w:r>
+      <w:r>
+        <w:br/>
+      </w:r>
+      <w:r>
+        <w:rPr>
+          <w:rStyle w:val="StringTok"/>
+        </w:rPr>
+        <w:t xml:space="preserve">      '</w:t>
+      </w:r>
+      <w:r>
+        <w:br/>
+      </w:r>
+      <w:r>
+        <w:rPr>
+          <w:rStyle w:val="AttributeTok"/>
+        </w:rPr>
+        <w:t xml:space="preserve">    </w:t>
+      </w:r>
+      <w:r>
+        <w:rPr>
+          <w:rStyle w:val="FunctionTok"/>
+        </w:rPr>
         <w:t xml:space="preserve">from_schema</w:t>
       </w:r>
       <w:r>
@@ -6739,19 +11075,19 @@
         <w:rPr>
           <w:rStyle w:val="FunctionTok"/>
         </w:rPr>
-        <w:t xml:space="preserve">alias</w:t>
-      </w:r>
-      <w:r>
-        <w:rPr>
-          <w:rStyle w:val="KeywordTok"/>
-        </w:rPr>
-        <w:t xml:space="preserve">:</w:t>
-      </w:r>
-      <w:r>
-        <w:rPr>
-          <w:rStyle w:val="AttributeTok"/>
-        </w:rPr>
-        <w:t xml:space="preserve"> date_begin_actual</w:t>
+        <w:t xml:space="preserve">slot_uri</w:t>
+      </w:r>
+      <w:r>
+        <w:rPr>
+          <w:rStyle w:val="KeywordTok"/>
+        </w:rPr>
+        <w:t xml:space="preserve">:</w:t>
+      </w:r>
+      <w:r>
+        <w:rPr>
+          <w:rStyle w:val="AttributeTok"/>
+        </w:rPr>
+        <w:t xml:space="preserve"> mcm:dateBeginActual</w:t>
       </w:r>
       <w:r>
         <w:br/>
@@ -6833,6 +11169,27 @@
       </w:r>
       <w:r>
         <w:rPr>
+          <w:rStyle w:val="KeywordTok"/>
+        </w:rPr>
+        <w:t xml:space="preserve">-</w:t>
+      </w:r>
+      <w:r>
+        <w:rPr>
+          <w:rStyle w:val="AttributeTok"/>
+        </w:rPr>
+        <w:t xml:space="preserve"> IsEventWithDuration</w:t>
+      </w:r>
+      <w:r>
+        <w:br/>
+      </w:r>
+      <w:r>
+        <w:rPr>
+          <w:rStyle w:val="AttributeTok"/>
+        </w:rPr>
+        <w:t xml:space="preserve">    </w:t>
+      </w:r>
+      <w:r>
+        <w:rPr>
           <w:rStyle w:val="FunctionTok"/>
         </w:rPr>
         <w:t xml:space="preserve">range</w:t>
@@ -6910,6 +11267,174 @@
         <w:rPr>
           <w:rStyle w:val="FunctionTok"/>
         </w:rPr>
+        <w:t xml:space="preserve">annotations</w:t>
+      </w:r>
+      <w:r>
+        <w:rPr>
+          <w:rStyle w:val="KeywordTok"/>
+        </w:rPr>
+        <w:t xml:space="preserve">:</w:t>
+      </w:r>
+      <w:r>
+        <w:br/>
+      </w:r>
+      <w:r>
+        <w:rPr>
+          <w:rStyle w:val="AttributeTok"/>
+        </w:rPr>
+        <w:t xml:space="preserve">      </w:t>
+      </w:r>
+      <w:r>
+        <w:rPr>
+          <w:rStyle w:val="FunctionTok"/>
+        </w:rPr>
+        <w:t xml:space="preserve">description_de</w:t>
+      </w:r>
+      <w:r>
+        <w:rPr>
+          <w:rStyle w:val="KeywordTok"/>
+        </w:rPr>
+        <w:t xml:space="preserve">:</w:t>
+      </w:r>
+      <w:r>
+        <w:br/>
+      </w:r>
+      <w:r>
+        <w:rPr>
+          <w:rStyle w:val="AttributeTok"/>
+        </w:rPr>
+        <w:t xml:space="preserve">        </w:t>
+      </w:r>
+      <w:r>
+        <w:rPr>
+          <w:rStyle w:val="FunctionTok"/>
+        </w:rPr>
+        <w:t xml:space="preserve">tag</w:t>
+      </w:r>
+      <w:r>
+        <w:rPr>
+          <w:rStyle w:val="KeywordTok"/>
+        </w:rPr>
+        <w:t xml:space="preserve">:</w:t>
+      </w:r>
+      <w:r>
+        <w:rPr>
+          <w:rStyle w:val="AttributeTok"/>
+        </w:rPr>
+        <w:t xml:space="preserve"> description_de</w:t>
+      </w:r>
+      <w:r>
+        <w:br/>
+      </w:r>
+      <w:r>
+        <w:rPr>
+          <w:rStyle w:val="AttributeTok"/>
+        </w:rPr>
+        <w:t xml:space="preserve">        </w:t>
+      </w:r>
+      <w:r>
+        <w:rPr>
+          <w:rStyle w:val="FunctionTok"/>
+        </w:rPr>
+        <w:t xml:space="preserve">value</w:t>
+      </w:r>
+      <w:r>
+        <w:rPr>
+          <w:rStyle w:val="KeywordTok"/>
+        </w:rPr>
+        <w:t xml:space="preserve">:</w:t>
+      </w:r>
+      <w:r>
+        <w:rPr>
+          <w:rStyle w:val="AttributeTok"/>
+        </w:rPr>
+        <w:t xml:space="preserve"> </w:t>
+      </w:r>
+      <w:r>
+        <w:rPr>
+          <w:rStyle w:val="StringTok"/>
+        </w:rPr>
+        <w:t xml:space="preserve">'Das tatsächliche Enddatum eines Ereignisses oder Vorkommnissen mit</w:t>
+      </w:r>
+      <w:r>
+        <w:br/>
+      </w:r>
+      <w:r>
+        <w:rPr>
+          <w:rStyle w:val="StringTok"/>
+        </w:rPr>
+        <w:t xml:space="preserve">          Zeitdauer.</w:t>
+      </w:r>
+      <w:r>
+        <w:br/>
+      </w:r>
+      <w:r>
+        <w:br/>
+      </w:r>
+      <w:r>
+        <w:rPr>
+          <w:rStyle w:val="StringTok"/>
+        </w:rPr>
+        <w:t xml:space="preserve">          '</w:t>
+      </w:r>
+      <w:r>
+        <w:br/>
+      </w:r>
+      <w:r>
+        <w:rPr>
+          <w:rStyle w:val="AttributeTok"/>
+        </w:rPr>
+        <w:t xml:space="preserve">    </w:t>
+      </w:r>
+      <w:r>
+        <w:rPr>
+          <w:rStyle w:val="FunctionTok"/>
+        </w:rPr>
+        <w:t xml:space="preserve">description</w:t>
+      </w:r>
+      <w:r>
+        <w:rPr>
+          <w:rStyle w:val="KeywordTok"/>
+        </w:rPr>
+        <w:t xml:space="preserve">:</w:t>
+      </w:r>
+      <w:r>
+        <w:rPr>
+          <w:rStyle w:val="AttributeTok"/>
+        </w:rPr>
+        <w:t xml:space="preserve"> </w:t>
+      </w:r>
+      <w:r>
+        <w:rPr>
+          <w:rStyle w:val="StringTok"/>
+        </w:rPr>
+        <w:t xml:space="preserve">'The actual end date of an event or occurrence with time duration.</w:t>
+      </w:r>
+      <w:r>
+        <w:br/>
+      </w:r>
+      <w:r>
+        <w:br/>
+      </w:r>
+      <w:r>
+        <w:rPr>
+          <w:rStyle w:val="StringTok"/>
+        </w:rPr>
+        <w:t xml:space="preserve">      '</w:t>
+      </w:r>
+      <w:r>
+        <w:br/>
+      </w:r>
+      <w:r>
+        <w:rPr>
+          <w:rStyle w:val="AttributeTok"/>
+        </w:rPr>
+        <w:t xml:space="preserve">    </w:t>
+      </w:r>
+      <w:r>
+        <w:rPr>
+          <w:rStyle w:val="FunctionTok"/>
+        </w:rPr>
         <w:t xml:space="preserve">from_schema</w:t>
       </w:r>
       <w:r>
@@ -6970,19 +11495,19 @@
         <w:rPr>
           <w:rStyle w:val="FunctionTok"/>
         </w:rPr>
-        <w:t xml:space="preserve">alias</w:t>
-      </w:r>
-      <w:r>
-        <w:rPr>
-          <w:rStyle w:val="KeywordTok"/>
-        </w:rPr>
-        <w:t xml:space="preserve">:</w:t>
-      </w:r>
-      <w:r>
-        <w:rPr>
-          <w:rStyle w:val="AttributeTok"/>
-        </w:rPr>
-        <w:t xml:space="preserve"> date_end_actual</w:t>
+        <w:t xml:space="preserve">slot_uri</w:t>
+      </w:r>
+      <w:r>
+        <w:rPr>
+          <w:rStyle w:val="KeywordTok"/>
+        </w:rPr>
+        <w:t xml:space="preserve">:</w:t>
+      </w:r>
+      <w:r>
+        <w:rPr>
+          <w:rStyle w:val="AttributeTok"/>
+        </w:rPr>
+        <w:t xml:space="preserve"> mcm:dateEndActual</w:t>
       </w:r>
       <w:r>
         <w:br/>
@@ -7064,6 +11589,27 @@
       </w:r>
       <w:r>
         <w:rPr>
+          <w:rStyle w:val="KeywordTok"/>
+        </w:rPr>
+        <w:t xml:space="preserve">-</w:t>
+      </w:r>
+      <w:r>
+        <w:rPr>
+          <w:rStyle w:val="AttributeTok"/>
+        </w:rPr>
+        <w:t xml:space="preserve"> IsEventWithDuration</w:t>
+      </w:r>
+      <w:r>
+        <w:br/>
+      </w:r>
+      <w:r>
+        <w:rPr>
+          <w:rStyle w:val="AttributeTok"/>
+        </w:rPr>
+        <w:t xml:space="preserve">    </w:t>
+      </w:r>
+      <w:r>
+        <w:rPr>
           <w:rStyle w:val="FunctionTok"/>
         </w:rPr>
         <w:t xml:space="preserve">range</w:t>
@@ -7228,33 +11774,6 @@
         <w:rPr>
           <w:rStyle w:val="FunctionTok"/>
         </w:rPr>
-        <w:t xml:space="preserve">alias</w:t>
-      </w:r>
-      <w:r>
-        <w:rPr>
-          <w:rStyle w:val="KeywordTok"/>
-        </w:rPr>
-        <w:t xml:space="preserve">:</w:t>
-      </w:r>
-      <w:r>
-        <w:rPr>
-          <w:rStyle w:val="AttributeTok"/>
-        </w:rPr>
-        <w:t xml:space="preserve"> name</w:t>
-      </w:r>
-      <w:r>
-        <w:br/>
-      </w:r>
-      <w:r>
-        <w:rPr>
-          <w:rStyle w:val="AttributeTok"/>
-        </w:rPr>
-        <w:t xml:space="preserve">    </w:t>
-      </w:r>
-      <w:r>
-        <w:rPr>
-          <w:rStyle w:val="FunctionTok"/>
-        </w:rPr>
         <w:t xml:space="preserve">owner</w:t>
       </w:r>
       <w:r>
@@ -7357,7 +11876,7 @@
         <w:rPr>
           <w:rStyle w:val="AttributeTok"/>
         </w:rPr>
-        <w:t xml:space="preserve"> MultilingualString</w:t>
+        <w:t xml:space="preserve"> MultilingualValue</w:t>
       </w:r>
       <w:r>
         <w:br/>
@@ -7405,6 +11924,39 @@
         <w:rPr>
           <w:rStyle w:val="FunctionTok"/>
         </w:rPr>
+        <w:t xml:space="preserve">inlined</w:t>
+      </w:r>
+      <w:r>
+        <w:rPr>
+          <w:rStyle w:val="KeywordTok"/>
+        </w:rPr>
+        <w:t xml:space="preserve">:</w:t>
+      </w:r>
+      <w:r>
+        <w:rPr>
+          <w:rStyle w:val="AttributeTok"/>
+        </w:rPr>
+        <w:t xml:space="preserve"> </w:t>
+      </w:r>
+      <w:r>
+        <w:rPr>
+          <w:rStyle w:val="CharTok"/>
+        </w:rPr>
+        <w:t xml:space="preserve">true</w:t>
+      </w:r>
+      <w:r>
+        <w:br/>
+      </w:r>
+      <w:r>
+        <w:rPr>
+          <w:rStyle w:val="AttributeTok"/>
+        </w:rPr>
+        <w:t xml:space="preserve">    </w:t>
+      </w:r>
+      <w:r>
+        <w:rPr>
+          <w:rStyle w:val="FunctionTok"/>
+        </w:rPr>
         <w:t xml:space="preserve">inlined_as_list</w:t>
       </w:r>
       <w:r>
@@ -7573,33 +12125,6 @@
         <w:rPr>
           <w:rStyle w:val="FunctionTok"/>
         </w:rPr>
-        <w:t xml:space="preserve">alias</w:t>
-      </w:r>
-      <w:r>
-        <w:rPr>
-          <w:rStyle w:val="KeywordTok"/>
-        </w:rPr>
-        <w:t xml:space="preserve">:</w:t>
-      </w:r>
-      <w:r>
-        <w:rPr>
-          <w:rStyle w:val="AttributeTok"/>
-        </w:rPr>
-        <w:t xml:space="preserve"> agenda_items</w:t>
-      </w:r>
-      <w:r>
-        <w:br/>
-      </w:r>
-      <w:r>
-        <w:rPr>
-          <w:rStyle w:val="AttributeTok"/>
-        </w:rPr>
-        <w:t xml:space="preserve">    </w:t>
-      </w:r>
-      <w:r>
-        <w:rPr>
-          <w:rStyle w:val="FunctionTok"/>
-        </w:rPr>
         <w:t xml:space="preserve">owner</w:t>
       </w:r>
       <w:r>
@@ -7750,6 +12275,39 @@
         <w:rPr>
           <w:rStyle w:val="FunctionTok"/>
         </w:rPr>
+        <w:t xml:space="preserve">inlined</w:t>
+      </w:r>
+      <w:r>
+        <w:rPr>
+          <w:rStyle w:val="KeywordTok"/>
+        </w:rPr>
+        <w:t xml:space="preserve">:</w:t>
+      </w:r>
+      <w:r>
+        <w:rPr>
+          <w:rStyle w:val="AttributeTok"/>
+        </w:rPr>
+        <w:t xml:space="preserve"> </w:t>
+      </w:r>
+      <w:r>
+        <w:rPr>
+          <w:rStyle w:val="CharTok"/>
+        </w:rPr>
+        <w:t xml:space="preserve">true</w:t>
+      </w:r>
+      <w:r>
+        <w:br/>
+      </w:r>
+      <w:r>
+        <w:rPr>
+          <w:rStyle w:val="AttributeTok"/>
+        </w:rPr>
+        <w:t xml:space="preserve">    </w:t>
+      </w:r>
+      <w:r>
+        <w:rPr>
+          <w:rStyle w:val="FunctionTok"/>
+        </w:rPr>
         <w:t xml:space="preserve">inlined_as_list</w:t>
       </w:r>
       <w:r>
@@ -7771,10 +12329,10 @@
         <w:t xml:space="preserve">true</w:t>
       </w:r>
     </w:p>
-    <w:bookmarkEnd w:id="50"/>
-    <w:bookmarkEnd w:id="51"/>
-    <w:bookmarkEnd w:id="52"/>
-    <w:bookmarkStart w:id="62" w:name="class-vote"/>
+    <w:bookmarkEnd w:id="60"/>
+    <w:bookmarkEnd w:id="61"/>
+    <w:bookmarkEnd w:id="62"/>
+    <w:bookmarkStart w:id="72" w:name="class-vote"/>
     <w:p>
       <w:pPr>
         <w:pStyle w:val="Heading1"/>
@@ -7793,7 +12351,7 @@
       <w:r>
         <w:t xml:space="preserve"> </w:t>
       </w:r>
-      <w:hyperlink r:id="rId53">
+      <w:hyperlink r:id="rId63">
         <w:r>
           <w:rPr>
             <w:rStyle w:val="Hyperlink"/>
@@ -8098,7 +12656,7 @@
         <w:t xml:space="preserve">      </w:t>
       </w:r>
     </w:p>
-    <w:bookmarkStart w:id="54" w:name="slots-3"/>
+    <w:bookmarkStart w:id="64" w:name="slots-3"/>
     <w:p>
       <w:pPr>
         <w:pStyle w:val="Heading2"/>
@@ -8417,7 +12975,11 @@
           <w:p>
             <w:pPr>
               <w:pStyle w:val="Compact"/>
+              <w:jc w:val="left"/>
             </w:pPr>
+            <w:r>
+              <w:t xml:space="preserve">The actual date and time of an instantaneous event or occurrence (without tim…</w:t>
+            </w:r>
           </w:p>
         </w:tc>
         <w:tc>
@@ -8564,8 +13126,8 @@
         </w:tc>
       </w:tr>
     </w:tbl>
-    <w:bookmarkEnd w:id="54"/>
-    <w:bookmarkStart w:id="55" w:name="usages-2"/>
+    <w:bookmarkEnd w:id="64"/>
+    <w:bookmarkStart w:id="65" w:name="usages-2"/>
     <w:p>
       <w:pPr>
         <w:pStyle w:val="Heading2"/>
@@ -8771,8 +13333,8 @@
         </w:tc>
       </w:tr>
     </w:tbl>
-    <w:bookmarkEnd w:id="55"/>
-    <w:bookmarkStart w:id="57" w:name="identifier-and-mapping-information-3"/>
+    <w:bookmarkEnd w:id="65"/>
+    <w:bookmarkStart w:id="67" w:name="identifier-and-mapping-information-3"/>
     <w:p>
       <w:pPr>
         <w:pStyle w:val="Heading2"/>
@@ -8781,7 +13343,7 @@
         <w:t xml:space="preserve">Identifier and Mapping Information</w:t>
       </w:r>
     </w:p>
-    <w:bookmarkStart w:id="56" w:name="schema-source-3"/>
+    <w:bookmarkStart w:id="66" w:name="schema-source-3"/>
     <w:p>
       <w:pPr>
         <w:pStyle w:val="Heading3"/>
@@ -8802,9 +13364,9 @@
         <w:t xml:space="preserve">from schema: https://ch.paf.link/schema/tutorial</w:t>
       </w:r>
     </w:p>
-    <w:bookmarkEnd w:id="56"/>
-    <w:bookmarkEnd w:id="57"/>
-    <w:bookmarkStart w:id="58" w:name="mappings-3"/>
+    <w:bookmarkEnd w:id="66"/>
+    <w:bookmarkEnd w:id="67"/>
+    <w:bookmarkStart w:id="68" w:name="mappings-3"/>
     <w:p>
       <w:pPr>
         <w:pStyle w:val="Heading2"/>
@@ -8906,8 +13468,8 @@
         </w:tc>
       </w:tr>
     </w:tbl>
-    <w:bookmarkEnd w:id="58"/>
-    <w:bookmarkStart w:id="61" w:name="linkml-source-3"/>
+    <w:bookmarkEnd w:id="68"/>
+    <w:bookmarkStart w:id="71" w:name="linkml-source-3"/>
     <w:p>
       <w:pPr>
         <w:pStyle w:val="Heading2"/>
@@ -8916,7 +13478,7 @@
         <w:t xml:space="preserve">LinkML Source</w:t>
       </w:r>
     </w:p>
-    <w:bookmarkStart w:id="59" w:name="direct-3"/>
+    <w:bookmarkStart w:id="69" w:name="direct-3"/>
     <w:p>
       <w:pPr>
         <w:pStyle w:val="Heading3"/>
@@ -9251,8 +13813,8 @@
         <w:t xml:space="preserve"> AgendaItem</w:t>
       </w:r>
     </w:p>
-    <w:bookmarkEnd w:id="59"/>
-    <w:bookmarkStart w:id="60" w:name="induced-3"/>
+    <w:bookmarkEnd w:id="69"/>
+    <w:bookmarkStart w:id="70" w:name="induced-3"/>
     <w:p>
       <w:pPr>
         <w:pStyle w:val="Heading3"/>
@@ -9440,33 +14002,6 @@
         <w:rPr>
           <w:rStyle w:val="FunctionTok"/>
         </w:rPr>
-        <w:t xml:space="preserve">alias</w:t>
-      </w:r>
-      <w:r>
-        <w:rPr>
-          <w:rStyle w:val="KeywordTok"/>
-        </w:rPr>
-        <w:t xml:space="preserve">:</w:t>
-      </w:r>
-      <w:r>
-        <w:rPr>
-          <w:rStyle w:val="AttributeTok"/>
-        </w:rPr>
-        <w:t xml:space="preserve"> is_part_of_agenda_item</w:t>
-      </w:r>
-      <w:r>
-        <w:br/>
-      </w:r>
-      <w:r>
-        <w:rPr>
-          <w:rStyle w:val="AttributeTok"/>
-        </w:rPr>
-        <w:t xml:space="preserve">    </w:t>
-      </w:r>
-      <w:r>
-        <w:rPr>
-          <w:rStyle w:val="FunctionTok"/>
-        </w:rPr>
         <w:t xml:space="preserve">owner</w:t>
       </w:r>
       <w:r>
@@ -9611,6 +14146,144 @@
         <w:rPr>
           <w:rStyle w:val="FunctionTok"/>
         </w:rPr>
+        <w:t xml:space="preserve">examples</w:t>
+      </w:r>
+      <w:r>
+        <w:rPr>
+          <w:rStyle w:val="KeywordTok"/>
+        </w:rPr>
+        <w:t xml:space="preserve">:</w:t>
+      </w:r>
+      <w:r>
+        <w:br/>
+      </w:r>
+      <w:r>
+        <w:rPr>
+          <w:rStyle w:val="AttributeTok"/>
+        </w:rPr>
+        <w:t xml:space="preserve">    </w:t>
+      </w:r>
+      <w:r>
+        <w:rPr>
+          <w:rStyle w:val="KeywordTok"/>
+        </w:rPr>
+        <w:t xml:space="preserve">-</w:t>
+      </w:r>
+      <w:r>
+        <w:rPr>
+          <w:rStyle w:val="AttributeTok"/>
+        </w:rPr>
+        <w:t xml:space="preserve"> </w:t>
+      </w:r>
+      <w:r>
+        <w:rPr>
+          <w:rStyle w:val="FunctionTok"/>
+        </w:rPr>
+        <w:t xml:space="preserve">value</w:t>
+      </w:r>
+      <w:r>
+        <w:rPr>
+          <w:rStyle w:val="KeywordTok"/>
+        </w:rPr>
+        <w:t xml:space="preserve">:</w:t>
+      </w:r>
+      <w:r>
+        <w:rPr>
+          <w:rStyle w:val="AttributeTok"/>
+        </w:rPr>
+        <w:t xml:space="preserve"> tutorial:s2025</w:t>
+      </w:r>
+      <w:r>
+        <w:br/>
+      </w:r>
+      <w:r>
+        <w:rPr>
+          <w:rStyle w:val="AttributeTok"/>
+        </w:rPr>
+        <w:t xml:space="preserve">    </w:t>
+      </w:r>
+      <w:r>
+        <w:rPr>
+          <w:rStyle w:val="KeywordTok"/>
+        </w:rPr>
+        <w:t xml:space="preserve">-</w:t>
+      </w:r>
+      <w:r>
+        <w:rPr>
+          <w:rStyle w:val="AttributeTok"/>
+        </w:rPr>
+        <w:t xml:space="preserve"> </w:t>
+      </w:r>
+      <w:r>
+        <w:rPr>
+          <w:rStyle w:val="FunctionTok"/>
+        </w:rPr>
+        <w:t xml:space="preserve">value</w:t>
+      </w:r>
+      <w:r>
+        <w:rPr>
+          <w:rStyle w:val="KeywordTok"/>
+        </w:rPr>
+        <w:t xml:space="preserve">:</w:t>
+      </w:r>
+      <w:r>
+        <w:rPr>
+          <w:rStyle w:val="AttributeTok"/>
+        </w:rPr>
+        <w:t xml:space="preserve"> tutorial:s2025-1</w:t>
+      </w:r>
+      <w:r>
+        <w:br/>
+      </w:r>
+      <w:r>
+        <w:rPr>
+          <w:rStyle w:val="AttributeTok"/>
+        </w:rPr>
+        <w:t xml:space="preserve">    </w:t>
+      </w:r>
+      <w:r>
+        <w:rPr>
+          <w:rStyle w:val="KeywordTok"/>
+        </w:rPr>
+        <w:t xml:space="preserve">-</w:t>
+      </w:r>
+      <w:r>
+        <w:rPr>
+          <w:rStyle w:val="AttributeTok"/>
+        </w:rPr>
+        <w:t xml:space="preserve"> </w:t>
+      </w:r>
+      <w:r>
+        <w:rPr>
+          <w:rStyle w:val="FunctionTok"/>
+        </w:rPr>
+        <w:t xml:space="preserve">value</w:t>
+      </w:r>
+      <w:r>
+        <w:rPr>
+          <w:rStyle w:val="KeywordTok"/>
+        </w:rPr>
+        <w:t xml:space="preserve">:</w:t>
+      </w:r>
+      <w:r>
+        <w:rPr>
+          <w:rStyle w:val="AttributeTok"/>
+        </w:rPr>
+        <w:t xml:space="preserve"> tutorial:s2025-1_t1</w:t>
+      </w:r>
+      <w:r>
+        <w:br/>
+      </w:r>
+      <w:r>
+        <w:rPr>
+          <w:rStyle w:val="AttributeTok"/>
+        </w:rPr>
+        <w:t xml:space="preserve">    </w:t>
+      </w:r>
+      <w:r>
+        <w:rPr>
+          <w:rStyle w:val="FunctionTok"/>
+        </w:rPr>
         <w:t xml:space="preserve">from_schema</w:t>
       </w:r>
       <w:r>
@@ -9704,33 +14377,6 @@
         <w:rPr>
           <w:rStyle w:val="FunctionTok"/>
         </w:rPr>
-        <w:t xml:space="preserve">alias</w:t>
-      </w:r>
-      <w:r>
-        <w:rPr>
-          <w:rStyle w:val="KeywordTok"/>
-        </w:rPr>
-        <w:t xml:space="preserve">:</w:t>
-      </w:r>
-      <w:r>
-        <w:rPr>
-          <w:rStyle w:val="AttributeTok"/>
-        </w:rPr>
-        <w:t xml:space="preserve"> id</w:t>
-      </w:r>
-      <w:r>
-        <w:br/>
-      </w:r>
-      <w:r>
-        <w:rPr>
-          <w:rStyle w:val="AttributeTok"/>
-        </w:rPr>
-        <w:t xml:space="preserve">    </w:t>
-      </w:r>
-      <w:r>
-        <w:rPr>
-          <w:rStyle w:val="FunctionTok"/>
-        </w:rPr>
         <w:t xml:space="preserve">owner</w:t>
       </w:r>
       <w:r>
@@ -9971,6 +14617,105 @@
         <w:rPr>
           <w:rStyle w:val="FunctionTok"/>
         </w:rPr>
+        <w:t xml:space="preserve">examples</w:t>
+      </w:r>
+      <w:r>
+        <w:rPr>
+          <w:rStyle w:val="KeywordTok"/>
+        </w:rPr>
+        <w:t xml:space="preserve">:</w:t>
+      </w:r>
+      <w:r>
+        <w:br/>
+      </w:r>
+      <w:r>
+        <w:rPr>
+          <w:rStyle w:val="AttributeTok"/>
+        </w:rPr>
+        <w:t xml:space="preserve">    </w:t>
+      </w:r>
+      <w:r>
+        <w:rPr>
+          <w:rStyle w:val="KeywordTok"/>
+        </w:rPr>
+        <w:t xml:space="preserve">-</w:t>
+      </w:r>
+      <w:r>
+        <w:rPr>
+          <w:rStyle w:val="AttributeTok"/>
+        </w:rPr>
+        <w:t xml:space="preserve"> </w:t>
+      </w:r>
+      <w:r>
+        <w:rPr>
+          <w:rStyle w:val="FunctionTok"/>
+        </w:rPr>
+        <w:t xml:space="preserve">value</w:t>
+      </w:r>
+      <w:r>
+        <w:rPr>
+          <w:rStyle w:val="KeywordTok"/>
+        </w:rPr>
+        <w:t xml:space="preserve">:</w:t>
+      </w:r>
+      <w:r>
+        <w:rPr>
+          <w:rStyle w:val="AttributeTok"/>
+        </w:rPr>
+        <w:t xml:space="preserve"> tutorial:s2025-1_t1</w:t>
+      </w:r>
+      <w:r>
+        <w:br/>
+      </w:r>
+      <w:r>
+        <w:rPr>
+          <w:rStyle w:val="AttributeTok"/>
+        </w:rPr>
+        <w:t xml:space="preserve">    </w:t>
+      </w:r>
+      <w:r>
+        <w:rPr>
+          <w:rStyle w:val="KeywordTok"/>
+        </w:rPr>
+        <w:t xml:space="preserve">-</w:t>
+      </w:r>
+      <w:r>
+        <w:rPr>
+          <w:rStyle w:val="AttributeTok"/>
+        </w:rPr>
+        <w:t xml:space="preserve"> </w:t>
+      </w:r>
+      <w:r>
+        <w:rPr>
+          <w:rStyle w:val="FunctionTok"/>
+        </w:rPr>
+        <w:t xml:space="preserve">value</w:t>
+      </w:r>
+      <w:r>
+        <w:rPr>
+          <w:rStyle w:val="KeywordTok"/>
+        </w:rPr>
+        <w:t xml:space="preserve">:</w:t>
+      </w:r>
+      <w:r>
+        <w:rPr>
+          <w:rStyle w:val="AttributeTok"/>
+        </w:rPr>
+        <w:t xml:space="preserve"> tutorial:s2025-2_t1</w:t>
+      </w:r>
+      <w:r>
+        <w:br/>
+      </w:r>
+      <w:r>
+        <w:rPr>
+          <w:rStyle w:val="AttributeTok"/>
+        </w:rPr>
+        <w:t xml:space="preserve">    </w:t>
+      </w:r>
+      <w:r>
+        <w:rPr>
+          <w:rStyle w:val="FunctionTok"/>
+        </w:rPr>
         <w:t xml:space="preserve">from_schema</w:t>
       </w:r>
       <w:r>
@@ -10031,33 +14776,6 @@
         <w:rPr>
           <w:rStyle w:val="FunctionTok"/>
         </w:rPr>
-        <w:t xml:space="preserve">alias</w:t>
-      </w:r>
-      <w:r>
-        <w:rPr>
-          <w:rStyle w:val="KeywordTok"/>
-        </w:rPr>
-        <w:t xml:space="preserve">:</w:t>
-      </w:r>
-      <w:r>
-        <w:rPr>
-          <w:rStyle w:val="AttributeTok"/>
-        </w:rPr>
-        <w:t xml:space="preserve"> is_part_of</w:t>
-      </w:r>
-      <w:r>
-        <w:br/>
-      </w:r>
-      <w:r>
-        <w:rPr>
-          <w:rStyle w:val="AttributeTok"/>
-        </w:rPr>
-        <w:t xml:space="preserve">    </w:t>
-      </w:r>
-      <w:r>
-        <w:rPr>
-          <w:rStyle w:val="FunctionTok"/>
-        </w:rPr>
         <w:t xml:space="preserve">owner</w:t>
       </w:r>
       <w:r>
@@ -10202,6 +14920,144 @@
         <w:rPr>
           <w:rStyle w:val="FunctionTok"/>
         </w:rPr>
+        <w:t xml:space="preserve">examples</w:t>
+      </w:r>
+      <w:r>
+        <w:rPr>
+          <w:rStyle w:val="KeywordTok"/>
+        </w:rPr>
+        <w:t xml:space="preserve">:</w:t>
+      </w:r>
+      <w:r>
+        <w:br/>
+      </w:r>
+      <w:r>
+        <w:rPr>
+          <w:rStyle w:val="AttributeTok"/>
+        </w:rPr>
+        <w:t xml:space="preserve">    </w:t>
+      </w:r>
+      <w:r>
+        <w:rPr>
+          <w:rStyle w:val="KeywordTok"/>
+        </w:rPr>
+        <w:t xml:space="preserve">-</w:t>
+      </w:r>
+      <w:r>
+        <w:rPr>
+          <w:rStyle w:val="AttributeTok"/>
+        </w:rPr>
+        <w:t xml:space="preserve"> </w:t>
+      </w:r>
+      <w:r>
+        <w:rPr>
+          <w:rStyle w:val="FunctionTok"/>
+        </w:rPr>
+        <w:t xml:space="preserve">value</w:t>
+      </w:r>
+      <w:r>
+        <w:rPr>
+          <w:rStyle w:val="KeywordTok"/>
+        </w:rPr>
+        <w:t xml:space="preserve">:</w:t>
+      </w:r>
+      <w:r>
+        <w:rPr>
+          <w:rStyle w:val="AttributeTok"/>
+        </w:rPr>
+        <w:t xml:space="preserve"> Soll die Farbe Auberginen-Oliv werden?</w:t>
+      </w:r>
+      <w:r>
+        <w:br/>
+      </w:r>
+      <w:r>
+        <w:rPr>
+          <w:rStyle w:val="AttributeTok"/>
+        </w:rPr>
+        <w:t xml:space="preserve">    </w:t>
+      </w:r>
+      <w:r>
+        <w:rPr>
+          <w:rStyle w:val="KeywordTok"/>
+        </w:rPr>
+        <w:t xml:space="preserve">-</w:t>
+      </w:r>
+      <w:r>
+        <w:rPr>
+          <w:rStyle w:val="AttributeTok"/>
+        </w:rPr>
+        <w:t xml:space="preserve"> </w:t>
+      </w:r>
+      <w:r>
+        <w:rPr>
+          <w:rStyle w:val="FunctionTok"/>
+        </w:rPr>
+        <w:t xml:space="preserve">value</w:t>
+      </w:r>
+      <w:r>
+        <w:rPr>
+          <w:rStyle w:val="KeywordTok"/>
+        </w:rPr>
+        <w:t xml:space="preserve">:</w:t>
+      </w:r>
+      <w:r>
+        <w:rPr>
+          <w:rStyle w:val="AttributeTok"/>
+        </w:rPr>
+        <w:t xml:space="preserve"> Soll die Farbe geändert werden?</w:t>
+      </w:r>
+      <w:r>
+        <w:br/>
+      </w:r>
+      <w:r>
+        <w:rPr>
+          <w:rStyle w:val="AttributeTok"/>
+        </w:rPr>
+        <w:t xml:space="preserve">    </w:t>
+      </w:r>
+      <w:r>
+        <w:rPr>
+          <w:rStyle w:val="KeywordTok"/>
+        </w:rPr>
+        <w:t xml:space="preserve">-</w:t>
+      </w:r>
+      <w:r>
+        <w:rPr>
+          <w:rStyle w:val="AttributeTok"/>
+        </w:rPr>
+        <w:t xml:space="preserve"> </w:t>
+      </w:r>
+      <w:r>
+        <w:rPr>
+          <w:rStyle w:val="FunctionTok"/>
+        </w:rPr>
+        <w:t xml:space="preserve">value</w:t>
+      </w:r>
+      <w:r>
+        <w:rPr>
+          <w:rStyle w:val="KeywordTok"/>
+        </w:rPr>
+        <w:t xml:space="preserve">:</w:t>
+      </w:r>
+      <w:r>
+        <w:rPr>
+          <w:rStyle w:val="AttributeTok"/>
+        </w:rPr>
+        <w:t xml:space="preserve"> Soll die Hymne geändert werden?</w:t>
+      </w:r>
+      <w:r>
+        <w:br/>
+      </w:r>
+      <w:r>
+        <w:rPr>
+          <w:rStyle w:val="AttributeTok"/>
+        </w:rPr>
+        <w:t xml:space="preserve">    </w:t>
+      </w:r>
+      <w:r>
+        <w:rPr>
+          <w:rStyle w:val="FunctionTok"/>
+        </w:rPr>
         <w:t xml:space="preserve">from_schema</w:t>
       </w:r>
       <w:r>
@@ -10262,33 +15118,6 @@
         <w:rPr>
           <w:rStyle w:val="FunctionTok"/>
         </w:rPr>
-        <w:t xml:space="preserve">alias</w:t>
-      </w:r>
-      <w:r>
-        <w:rPr>
-          <w:rStyle w:val="KeywordTok"/>
-        </w:rPr>
-        <w:t xml:space="preserve">:</w:t>
-      </w:r>
-      <w:r>
-        <w:rPr>
-          <w:rStyle w:val="AttributeTok"/>
-        </w:rPr>
-        <w:t xml:space="preserve"> question</w:t>
-      </w:r>
-      <w:r>
-        <w:br/>
-      </w:r>
-      <w:r>
-        <w:rPr>
-          <w:rStyle w:val="AttributeTok"/>
-        </w:rPr>
-        <w:t xml:space="preserve">    </w:t>
-      </w:r>
-      <w:r>
-        <w:rPr>
-          <w:rStyle w:val="FunctionTok"/>
-        </w:rPr>
         <w:t xml:space="preserve">owner</w:t>
       </w:r>
       <w:r>
@@ -10466,6 +15295,183 @@
         <w:rPr>
           <w:rStyle w:val="FunctionTok"/>
         </w:rPr>
+        <w:t xml:space="preserve">annotations</w:t>
+      </w:r>
+      <w:r>
+        <w:rPr>
+          <w:rStyle w:val="KeywordTok"/>
+        </w:rPr>
+        <w:t xml:space="preserve">:</w:t>
+      </w:r>
+      <w:r>
+        <w:br/>
+      </w:r>
+      <w:r>
+        <w:rPr>
+          <w:rStyle w:val="AttributeTok"/>
+        </w:rPr>
+        <w:t xml:space="preserve">      </w:t>
+      </w:r>
+      <w:r>
+        <w:rPr>
+          <w:rStyle w:val="FunctionTok"/>
+        </w:rPr>
+        <w:t xml:space="preserve">description_de</w:t>
+      </w:r>
+      <w:r>
+        <w:rPr>
+          <w:rStyle w:val="KeywordTok"/>
+        </w:rPr>
+        <w:t xml:space="preserve">:</w:t>
+      </w:r>
+      <w:r>
+        <w:br/>
+      </w:r>
+      <w:r>
+        <w:rPr>
+          <w:rStyle w:val="AttributeTok"/>
+        </w:rPr>
+        <w:t xml:space="preserve">        </w:t>
+      </w:r>
+      <w:r>
+        <w:rPr>
+          <w:rStyle w:val="FunctionTok"/>
+        </w:rPr>
+        <w:t xml:space="preserve">tag</w:t>
+      </w:r>
+      <w:r>
+        <w:rPr>
+          <w:rStyle w:val="KeywordTok"/>
+        </w:rPr>
+        <w:t xml:space="preserve">:</w:t>
+      </w:r>
+      <w:r>
+        <w:rPr>
+          <w:rStyle w:val="AttributeTok"/>
+        </w:rPr>
+        <w:t xml:space="preserve"> description_de</w:t>
+      </w:r>
+      <w:r>
+        <w:br/>
+      </w:r>
+      <w:r>
+        <w:rPr>
+          <w:rStyle w:val="AttributeTok"/>
+        </w:rPr>
+        <w:t xml:space="preserve">        </w:t>
+      </w:r>
+      <w:r>
+        <w:rPr>
+          <w:rStyle w:val="FunctionTok"/>
+        </w:rPr>
+        <w:t xml:space="preserve">value</w:t>
+      </w:r>
+      <w:r>
+        <w:rPr>
+          <w:rStyle w:val="KeywordTok"/>
+        </w:rPr>
+        <w:t xml:space="preserve">:</w:t>
+      </w:r>
+      <w:r>
+        <w:rPr>
+          <w:rStyle w:val="AttributeTok"/>
+        </w:rPr>
+        <w:t xml:space="preserve"> </w:t>
+      </w:r>
+      <w:r>
+        <w:rPr>
+          <w:rStyle w:val="StringTok"/>
+        </w:rPr>
+        <w:t xml:space="preserve">'Das tatsächliche Datum und die Uhrzeit eines instantanen Ereignisses</w:t>
+      </w:r>
+      <w:r>
+        <w:br/>
+      </w:r>
+      <w:r>
+        <w:rPr>
+          <w:rStyle w:val="StringTok"/>
+        </w:rPr>
+        <w:t xml:space="preserve">          oder Vorkommnissen (ohne Zeitdauer).</w:t>
+      </w:r>
+      <w:r>
+        <w:br/>
+      </w:r>
+      <w:r>
+        <w:br/>
+      </w:r>
+      <w:r>
+        <w:rPr>
+          <w:rStyle w:val="StringTok"/>
+        </w:rPr>
+        <w:t xml:space="preserve">          '</w:t>
+      </w:r>
+      <w:r>
+        <w:br/>
+      </w:r>
+      <w:r>
+        <w:rPr>
+          <w:rStyle w:val="AttributeTok"/>
+        </w:rPr>
+        <w:t xml:space="preserve">    </w:t>
+      </w:r>
+      <w:r>
+        <w:rPr>
+          <w:rStyle w:val="FunctionTok"/>
+        </w:rPr>
+        <w:t xml:space="preserve">description</w:t>
+      </w:r>
+      <w:r>
+        <w:rPr>
+          <w:rStyle w:val="KeywordTok"/>
+        </w:rPr>
+        <w:t xml:space="preserve">:</w:t>
+      </w:r>
+      <w:r>
+        <w:rPr>
+          <w:rStyle w:val="AttributeTok"/>
+        </w:rPr>
+        <w:t xml:space="preserve"> </w:t>
+      </w:r>
+      <w:r>
+        <w:rPr>
+          <w:rStyle w:val="StringTok"/>
+        </w:rPr>
+        <w:t xml:space="preserve">'The actual date and time of an instantaneous event or occurrence</w:t>
+      </w:r>
+      <w:r>
+        <w:br/>
+      </w:r>
+      <w:r>
+        <w:rPr>
+          <w:rStyle w:val="StringTok"/>
+        </w:rPr>
+        <w:t xml:space="preserve">      (without time duration).</w:t>
+      </w:r>
+      <w:r>
+        <w:br/>
+      </w:r>
+      <w:r>
+        <w:br/>
+      </w:r>
+      <w:r>
+        <w:rPr>
+          <w:rStyle w:val="StringTok"/>
+        </w:rPr>
+        <w:t xml:space="preserve">      '</w:t>
+      </w:r>
+      <w:r>
+        <w:br/>
+      </w:r>
+      <w:r>
+        <w:rPr>
+          <w:rStyle w:val="AttributeTok"/>
+        </w:rPr>
+        <w:t xml:space="preserve">    </w:t>
+      </w:r>
+      <w:r>
+        <w:rPr>
+          <w:rStyle w:val="FunctionTok"/>
+        </w:rPr>
         <w:t xml:space="preserve">from_schema</w:t>
       </w:r>
       <w:r>
@@ -10526,19 +15532,19 @@
         <w:rPr>
           <w:rStyle w:val="FunctionTok"/>
         </w:rPr>
-        <w:t xml:space="preserve">alias</w:t>
-      </w:r>
-      <w:r>
-        <w:rPr>
-          <w:rStyle w:val="KeywordTok"/>
-        </w:rPr>
-        <w:t xml:space="preserve">:</w:t>
-      </w:r>
-      <w:r>
-        <w:rPr>
-          <w:rStyle w:val="AttributeTok"/>
-        </w:rPr>
-        <w:t xml:space="preserve"> datetime_actual</w:t>
+        <w:t xml:space="preserve">slot_uri</w:t>
+      </w:r>
+      <w:r>
+        <w:rPr>
+          <w:rStyle w:val="KeywordTok"/>
+        </w:rPr>
+        <w:t xml:space="preserve">:</w:t>
+      </w:r>
+      <w:r>
+        <w:rPr>
+          <w:rStyle w:val="AttributeTok"/>
+        </w:rPr>
+        <w:t xml:space="preserve"> mcm:datetimeActual</w:t>
       </w:r>
       <w:r>
         <w:br/>
@@ -10620,6 +15626,27 @@
       </w:r>
       <w:r>
         <w:rPr>
+          <w:rStyle w:val="KeywordTok"/>
+        </w:rPr>
+        <w:t xml:space="preserve">-</w:t>
+      </w:r>
+      <w:r>
+        <w:rPr>
+          <w:rStyle w:val="AttributeTok"/>
+        </w:rPr>
+        <w:t xml:space="preserve"> IsInstantaneousEvent</w:t>
+      </w:r>
+      <w:r>
+        <w:br/>
+      </w:r>
+      <w:r>
+        <w:rPr>
+          <w:rStyle w:val="AttributeTok"/>
+        </w:rPr>
+        <w:t xml:space="preserve">    </w:t>
+      </w:r>
+      <w:r>
+        <w:rPr>
           <w:rStyle w:val="FunctionTok"/>
         </w:rPr>
         <w:t xml:space="preserve">range</w:t>
@@ -10697,6 +15724,117 @@
         <w:rPr>
           <w:rStyle w:val="FunctionTok"/>
         </w:rPr>
+        <w:t xml:space="preserve">examples</w:t>
+      </w:r>
+      <w:r>
+        <w:rPr>
+          <w:rStyle w:val="KeywordTok"/>
+        </w:rPr>
+        <w:t xml:space="preserve">:</w:t>
+      </w:r>
+      <w:r>
+        <w:br/>
+      </w:r>
+      <w:r>
+        <w:rPr>
+          <w:rStyle w:val="AttributeTok"/>
+        </w:rPr>
+        <w:t xml:space="preserve">    </w:t>
+      </w:r>
+      <w:r>
+        <w:rPr>
+          <w:rStyle w:val="KeywordTok"/>
+        </w:rPr>
+        <w:t xml:space="preserve">-</w:t>
+      </w:r>
+      <w:r>
+        <w:rPr>
+          <w:rStyle w:val="AttributeTok"/>
+        </w:rPr>
+        <w:t xml:space="preserve"> </w:t>
+      </w:r>
+      <w:r>
+        <w:rPr>
+          <w:rStyle w:val="FunctionTok"/>
+        </w:rPr>
+        <w:t xml:space="preserve">value</w:t>
+      </w:r>
+      <w:r>
+        <w:rPr>
+          <w:rStyle w:val="KeywordTok"/>
+        </w:rPr>
+        <w:t xml:space="preserve">:</w:t>
+      </w:r>
+      <w:r>
+        <w:rPr>
+          <w:rStyle w:val="AttributeTok"/>
+        </w:rPr>
+        <w:t xml:space="preserve"> </w:t>
+      </w:r>
+      <w:r>
+        <w:rPr>
+          <w:rStyle w:val="StringTok"/>
+        </w:rPr>
+        <w:t xml:space="preserve">'no'</w:t>
+      </w:r>
+      <w:r>
+        <w:br/>
+      </w:r>
+      <w:r>
+        <w:rPr>
+          <w:rStyle w:val="AttributeTok"/>
+        </w:rPr>
+        <w:t xml:space="preserve">    </w:t>
+      </w:r>
+      <w:r>
+        <w:rPr>
+          <w:rStyle w:val="KeywordTok"/>
+        </w:rPr>
+        <w:t xml:space="preserve">-</w:t>
+      </w:r>
+      <w:r>
+        <w:rPr>
+          <w:rStyle w:val="AttributeTok"/>
+        </w:rPr>
+        <w:t xml:space="preserve"> </w:t>
+      </w:r>
+      <w:r>
+        <w:rPr>
+          <w:rStyle w:val="FunctionTok"/>
+        </w:rPr>
+        <w:t xml:space="preserve">value</w:t>
+      </w:r>
+      <w:r>
+        <w:rPr>
+          <w:rStyle w:val="KeywordTok"/>
+        </w:rPr>
+        <w:t xml:space="preserve">:</w:t>
+      </w:r>
+      <w:r>
+        <w:rPr>
+          <w:rStyle w:val="AttributeTok"/>
+        </w:rPr>
+        <w:t xml:space="preserve"> </w:t>
+      </w:r>
+      <w:r>
+        <w:rPr>
+          <w:rStyle w:val="StringTok"/>
+        </w:rPr>
+        <w:t xml:space="preserve">'yes'</w:t>
+      </w:r>
+      <w:r>
+        <w:br/>
+      </w:r>
+      <w:r>
+        <w:rPr>
+          <w:rStyle w:val="AttributeTok"/>
+        </w:rPr>
+        <w:t xml:space="preserve">    </w:t>
+      </w:r>
+      <w:r>
+        <w:rPr>
+          <w:rStyle w:val="FunctionTok"/>
+        </w:rPr>
         <w:t xml:space="preserve">from_schema</w:t>
       </w:r>
       <w:r>
@@ -10757,33 +15895,6 @@
         <w:rPr>
           <w:rStyle w:val="FunctionTok"/>
         </w:rPr>
-        <w:t xml:space="preserve">alias</w:t>
-      </w:r>
-      <w:r>
-        <w:rPr>
-          <w:rStyle w:val="KeywordTok"/>
-        </w:rPr>
-        <w:t xml:space="preserve">:</w:t>
-      </w:r>
-      <w:r>
-        <w:rPr>
-          <w:rStyle w:val="AttributeTok"/>
-        </w:rPr>
-        <w:t xml:space="preserve"> result</w:t>
-      </w:r>
-      <w:r>
-        <w:br/>
-      </w:r>
-      <w:r>
-        <w:rPr>
-          <w:rStyle w:val="AttributeTok"/>
-        </w:rPr>
-        <w:t xml:space="preserve">    </w:t>
-      </w:r>
-      <w:r>
-        <w:rPr>
-          <w:rStyle w:val="FunctionTok"/>
-        </w:rPr>
         <w:t xml:space="preserve">owner</w:t>
       </w:r>
       <w:r>
@@ -10868,9 +15979,9 @@
         <w:t xml:space="preserve"> result_enum</w:t>
       </w:r>
     </w:p>
-    <w:bookmarkEnd w:id="60"/>
-    <w:bookmarkEnd w:id="61"/>
-    <w:bookmarkEnd w:id="62"/>
+    <w:bookmarkEnd w:id="70"/>
+    <w:bookmarkEnd w:id="71"/>
+    <w:bookmarkEnd w:id="72"/>
     <w:sectPr>
       <w:footnotePr>
         <w:numRestart w:val="eachSect"/>
